--- a/docs/Devoir_02_Nadhem_BEL_HADJ.docx
+++ b/docs/Devoir_02_Nadhem_BEL_HADJ.docx
@@ -819,126 +819,6 @@
     <w:p>
       <w:pPr>
         <w:spacing w:after="160"/>
-      </w:pPr>
-      <w:r>
-        <w:t xml:space="preserve"/>
-      </w:r>
-    </w:p>
-    <w:tbl>
-      <w:tblPr>
-        <w:tblW w:type="pct" w:w="5000"/>
-        <w:tblBorders>
-          <w:top w:val="single" w:color="auto" w:sz="4"/>
-          <w:left w:val="single" w:color="auto" w:sz="4"/>
-          <w:bottom w:val="single" w:color="auto" w:sz="4"/>
-          <w:right w:val="single" w:color="auto" w:sz="4"/>
-          <w:insideH w:val="single" w:color="auto" w:sz="4"/>
-          <w:insideV w:val="single" w:color="auto" w:sz="4"/>
-        </w:tblBorders>
-      </w:tblPr>
-      <w:tblGrid>
-        <w:gridCol w:w="9354"/>
-      </w:tblGrid>
-      <w:tr>
-        <w:tc>
-          <w:tcPr>
-            <w:tcBorders>
-              <w:top w:val="dashed" w:color="9BB0C9" w:sz="6"/>
-              <w:left w:val="dashed" w:color="9BB0C9" w:sz="6"/>
-              <w:bottom w:val="dashed" w:color="9BB0C9" w:sz="6"/>
-              <w:right w:val="dashed" w:color="9BB0C9" w:sz="6"/>
-            </w:tcBorders>
-            <w:shd w:fill="F7F9FC" w:color="auto" w:val="clear"/>
-            <w:tcMar>
-              <w:top w:type="dxa" w:w="140"/>
-              <w:left w:type="dxa" w:w="160"/>
-              <w:bottom w:type="dxa" w:w="140"/>
-              <w:right w:type="dxa" w:w="160"/>
-            </w:tcMar>
-          </w:tcPr>
-          <w:p>
-            <w:pPr>
-              <w:spacing w:after="80"/>
-              <w:jc w:val="center"/>
-            </w:pPr>
-            <w:r>
-              <w:rPr>
-                <w:b/>
-                <w:bCs/>
-                <w:color w:val="7A8899"/>
-                <w:sz w:val="18"/>
-                <w:szCs w:val="18"/>
-              </w:rPr>
-              <w:t xml:space="preserve">▢  CAPTURE D’ÉCRAN À INSÉRER  ▢</w:t>
-            </w:r>
-          </w:p>
-          <w:p>
-            <w:pPr>
-              <w:spacing w:after="40"/>
-              <w:jc w:val="center"/>
-            </w:pPr>
-            <w:r>
-              <w:rPr>
-                <w:b/>
-                <w:bCs/>
-              </w:rPr>
-              <w:t xml:space="preserve">Figure 0.1</w:t>
-            </w:r>
-            <w:r>
-              <w:t xml:space="preserve"> — Arborescence du projet </w:t>
-            </w:r>
-            <w:r>
-              <w:rPr>
-                <w:rFonts w:ascii="Consolas" w:cs="Consolas" w:eastAsia="Consolas" w:hAnsi="Consolas"/>
-                <w:color w:val="A31515"/>
-                <w:sz w:val="19"/>
-                <w:szCs w:val="19"/>
-              </w:rPr>
-              <w:t xml:space="preserve">atelier-produits</w:t>
-            </w:r>
-            <w:r>
-              <w:t xml:space="preserve"> dans Visual Studio Code.</w:t>
-            </w:r>
-          </w:p>
-          <w:p>
-            <w:pPr>
-              <w:spacing w:after="0"/>
-              <w:jc w:val="both"/>
-            </w:pPr>
-            <w:r>
-              <w:t xml:space="preserve">Capturer l'arborescence </w:t>
-            </w:r>
-            <w:r>
-              <w:rPr>
-                <w:rFonts w:ascii="Consolas" w:cs="Consolas" w:eastAsia="Consolas" w:hAnsi="Consolas"/>
-                <w:color w:val="A31515"/>
-                <w:sz w:val="19"/>
-                <w:szCs w:val="19"/>
-              </w:rPr>
-              <w:t xml:space="preserve">src/app</w:t>
-            </w:r>
-            <w:r>
-              <w:t xml:space="preserve"> (models, services, components) et l'onglet </w:t>
-            </w:r>
-            <w:r>
-              <w:rPr>
-                <w:rFonts w:ascii="Consolas" w:cs="Consolas" w:eastAsia="Consolas" w:hAnsi="Consolas"/>
-                <w:color w:val="A31515"/>
-                <w:sz w:val="19"/>
-                <w:szCs w:val="19"/>
-              </w:rPr>
-              <w:t xml:space="preserve">TERMINAL</w:t>
-            </w:r>
-            <w:r>
-              <w:t xml:space="preserve">.</w:t>
-            </w:r>
-          </w:p>
-        </w:tc>
-      </w:tr>
-    </w:tbl>
-    <w:p>
-      <w:pPr>
-        <w:spacing w:after="200"/>
       </w:pPr>
       <w:r>
         <w:t xml:space="preserve"/>
@@ -1490,55 +1370,44 @@
     </w:p>
     <w:p>
       <w:pPr>
-        <w:spacing w:after="200"/>
-      </w:pPr>
-      <w:r>
-        <w:t xml:space="preserve"/>
-      </w:r>
-    </w:p>
-    <w:p>
-      <w:pPr>
-        <w:spacing w:after="120" w:line="300" w:lineRule="auto"/>
+        <w:spacing w:after="40"/>
+        <w:jc w:val="center"/>
       </w:pPr>
       <w:r>
         <w:rPr>
           <w:b/>
           <w:bCs/>
-          <w:sz w:val="20"/>
-          <w:szCs w:val="20"/>
-        </w:rPr>
-        <w:t xml:space="preserve">Figure 0.2</w:t>
-      </w:r>
-      <w:r>
-        <w:rPr>
-          <w:sz w:val="20"/>
-          <w:szCs w:val="20"/>
-        </w:rPr>
+        </w:rPr>
+        <w:t xml:space="preserve">Figure 0.1</w:t>
+      </w:r>
+      <w:r>
         <w:t xml:space="preserve"> — Page d'accueil de l'application (liste des produits) au lancement.</w:t>
       </w:r>
     </w:p>
     <w:p>
       <w:pPr>
-        <w:spacing w:after="120" w:line="300" w:lineRule="auto"/>
-      </w:pPr>
-      <w:r>
-        <w:rPr>
-          <w:sz w:val="20"/>
-          <w:szCs w:val="20"/>
-        </w:rPr>
-        <w:t xml:space="preserve">La barre de navigation, le tableau des produits et le bouton « + Ajouter un produit » doivent</w:t>
-      </w:r>
-    </w:p>
-    <w:p>
-      <w:pPr>
-        <w:spacing w:after="120" w:line="300" w:lineRule="auto"/>
-      </w:pPr>
-      <w:r>
-        <w:rPr>
-          <w:sz w:val="20"/>
-          <w:szCs w:val="20"/>
-        </w:rPr>
-        <w:t xml:space="preserve">être visibles.</w:t>
+        <w:spacing w:after="0"/>
+        <w:jc w:val="both"/>
+      </w:pPr>
+      <w:r>
+        <w:t xml:space="preserve">La barre de navigation, le tableau des produits et le bouton « + Ajouter un produit » sont</w:t>
+      </w:r>
+    </w:p>
+    <w:p>
+      <w:pPr>
+        <w:spacing w:after="0"/>
+        <w:jc w:val="both"/>
+      </w:pPr>
+      <w:r>
+        <w:t xml:space="preserve">visibles.</w:t>
+      </w:r>
+    </w:p>
+    <w:p>
+      <w:pPr>
+        <w:spacing w:after="200"/>
+      </w:pPr>
+      <w:r>
+        <w:t xml:space="preserve"/>
       </w:r>
     </w:p>
     <w:p>
@@ -1913,6 +1782,127 @@
           <w:szCs w:val="20"/>
         </w:rPr>
         <w:t xml:space="preserve">maintenir.</w:t>
+      </w:r>
+    </w:p>
+    <w:p>
+      <w:pPr>
+        <w:pStyle w:val="Heading1"/>
+        <w:spacing w:after="140" w:before="200"/>
+      </w:pPr>
+      <w:r>
+        <w:rPr>
+          <w:b/>
+          <w:bCs/>
+        </w:rPr>
+        <w:t xml:space="preserve">9.2 Création de la classe Modèle Produit</w:t>
+      </w:r>
+    </w:p>
+    <w:p>
+      <w:pPr>
+        <w:spacing w:after="120" w:line="300" w:lineRule="auto"/>
+      </w:pPr>
+      <w:r>
+        <w:rPr>
+          <w:sz w:val="20"/>
+          <w:szCs w:val="20"/>
+        </w:rPr>
+        <w:t xml:space="preserve">*(Vidéo à 03:02)*</w:t>
+      </w:r>
+    </w:p>
+    <w:p>
+      <w:pPr>
+        <w:spacing w:after="120" w:line="300" w:lineRule="auto"/>
+      </w:pPr>
+      <w:r>
+        <w:rPr>
+          <w:sz w:val="20"/>
+          <w:szCs w:val="20"/>
+        </w:rPr>
+        <w:t xml:space="preserve">On commence par définir la structure d'un produit. En TypeScript, cette structure s'écrit avec</w:t>
+      </w:r>
+    </w:p>
+    <w:p>
+      <w:pPr>
+        <w:spacing w:after="120" w:line="300" w:lineRule="auto"/>
+      </w:pPr>
+      <w:r>
+        <w:rPr>
+          <w:sz w:val="20"/>
+          <w:szCs w:val="20"/>
+        </w:rPr>
+        <w:t xml:space="preserve">une </w:t>
+      </w:r>
+      <w:r>
+        <w:rPr>
+          <w:b/>
+          <w:bCs/>
+          <w:sz w:val="20"/>
+          <w:szCs w:val="20"/>
+        </w:rPr>
+        <w:t xml:space="preserve">interface</w:t>
+      </w:r>
+      <w:r>
+        <w:rPr>
+          <w:sz w:val="20"/>
+          <w:szCs w:val="20"/>
+        </w:rPr>
+        <w:t xml:space="preserve">. Le mot </w:t>
+      </w:r>
+      <w:r>
+        <w:rPr>
+          <w:rFonts w:ascii="Consolas" w:cs="Consolas" w:eastAsia="Consolas" w:hAnsi="Consolas"/>
+          <w:color w:val="A31515"/>
+          <w:sz w:val="20"/>
+          <w:szCs w:val="20"/>
+        </w:rPr>
+        <w:t xml:space="preserve">interface</w:t>
+      </w:r>
+      <w:r>
+        <w:rPr>
+          <w:sz w:val="20"/>
+          <w:szCs w:val="20"/>
+        </w:rPr>
+        <w:t xml:space="preserve"> décrit un contrat : il dit quelles propriétés doivent</w:t>
+      </w:r>
+    </w:p>
+    <w:p>
+      <w:pPr>
+        <w:spacing w:after="120" w:line="300" w:lineRule="auto"/>
+      </w:pPr>
+      <w:r>
+        <w:rPr>
+          <w:sz w:val="20"/>
+          <w:szCs w:val="20"/>
+        </w:rPr>
+        <w:t xml:space="preserve">exister et de quel type elles sont, sans contenir lui-même de logique ni de valeur.</w:t>
+      </w:r>
+    </w:p>
+    <w:p>
+      <w:pPr>
+        <w:spacing w:after="120" w:line="300" w:lineRule="auto"/>
+      </w:pPr>
+      <w:r>
+        <w:rPr>
+          <w:sz w:val="20"/>
+          <w:szCs w:val="20"/>
+        </w:rPr>
+        <w:t xml:space="preserve">Le fichier de modèle est </w:t>
+      </w:r>
+      <w:r>
+        <w:rPr>
+          <w:rFonts w:ascii="Consolas" w:cs="Consolas" w:eastAsia="Consolas" w:hAnsi="Consolas"/>
+          <w:color w:val="A31515"/>
+          <w:sz w:val="20"/>
+          <w:szCs w:val="20"/>
+        </w:rPr>
+        <w:t xml:space="preserve">src/app/models/produit.ts</w:t>
+      </w:r>
+      <w:r>
+        <w:rPr>
+          <w:sz w:val="20"/>
+          <w:szCs w:val="20"/>
+        </w:rPr>
+        <w:t xml:space="preserve">.</w:t>
       </w:r>
     </w:p>
     <w:tbl>
@@ -1934,58 +1924,242 @@
         <w:tc>
           <w:tcPr>
             <w:tcBorders>
-              <w:top w:val="dashed" w:color="9BB0C9" w:sz="6"/>
-              <w:left w:val="dashed" w:color="9BB0C9" w:sz="6"/>
-              <w:bottom w:val="dashed" w:color="9BB0C9" w:sz="6"/>
-              <w:right w:val="dashed" w:color="9BB0C9" w:sz="6"/>
-            </w:tcBorders>
-            <w:shd w:fill="F7F9FC" w:color="auto" w:val="clear"/>
-            <w:tcMar>
-              <w:top w:type="dxa" w:w="140"/>
-              <w:left w:type="dxa" w:w="160"/>
-              <w:bottom w:type="dxa" w:w="140"/>
-              <w:right w:type="dxa" w:w="160"/>
-            </w:tcMar>
-          </w:tcPr>
-          <w:p>
-            <w:pPr>
-              <w:spacing w:after="80"/>
-              <w:jc w:val="center"/>
+              <w:top w:val="single" w:color="C6CEDB" w:sz="4"/>
+              <w:left w:val="single" w:color="C6CEDB" w:sz="4"/>
+              <w:bottom w:val="single" w:color="C6CEDB" w:sz="4"/>
+              <w:right w:val="single" w:color="C6CEDB" w:sz="4"/>
+            </w:tcBorders>
+            <w:shd w:fill="F4F6F9" w:color="auto" w:val="clear"/>
+            <w:tcMar>
+              <w:top w:type="dxa" w:w="60"/>
+              <w:left w:type="dxa" w:w="120"/>
+              <w:bottom w:type="dxa" w:w="60"/>
+              <w:right w:type="dxa" w:w="120"/>
+            </w:tcMar>
+          </w:tcPr>
+          <w:p>
+            <w:pPr>
+              <w:pBdr>
+                <w:top w:val="single" w:color="C6CEDB" w:sz="4"/>
+                <w:left w:val="single" w:color="C6CEDB" w:sz="4"/>
+                <w:right w:val="single" w:color="C6CEDB" w:sz="4"/>
+              </w:pBdr>
+              <w:shd w:fill="E7EDF6" w:color="auto" w:val="clear"/>
+              <w:spacing w:after="40" w:before="80"/>
             </w:pPr>
             <w:r>
               <w:rPr>
                 <w:b/>
                 <w:bCs/>
-                <w:color w:val="7A8899"/>
-                <w:sz w:val="18"/>
-                <w:szCs w:val="18"/>
-              </w:rPr>
-              <w:t xml:space="preserve">▢  CAPTURE D’ÉCRAN À INSÉRER  ▢</w:t>
-            </w:r>
-          </w:p>
-          <w:p>
-            <w:pPr>
-              <w:spacing w:after="40"/>
-              <w:jc w:val="center"/>
-            </w:pPr>
-            <w:r>
-              <w:rPr>
-                <w:b/>
-                <w:bCs/>
-              </w:rPr>
-              <w:t xml:space="preserve">Figure 9.1</w:t>
-            </w:r>
-            <w:r>
-              <w:t xml:space="preserve"> — Schéma de l'atelier : Modèle ↔ Service ↔ Composants.</w:t>
-            </w:r>
-          </w:p>
-          <w:p>
-            <w:pPr>
-              <w:spacing w:after="0"/>
-              <w:jc w:val="both"/>
-            </w:pPr>
-            <w:r>
-              <w:t xml:space="preserve">Un schéma simple en trois blocs suffit.</w:t>
+                <w:color w:val="0D47A1"/>
+                <w:sz w:val="15"/>
+                <w:szCs w:val="15"/>
+              </w:rPr>
+              <w:t xml:space="preserve">TS</w:t>
+            </w:r>
+          </w:p>
+          <w:p>
+            <w:pPr>
+              <w:pBdr>
+                <w:left w:val="single" w:color="C6CEDB" w:sz="4"/>
+              </w:pBdr>
+              <w:shd w:fill="F4F6F9" w:color="auto" w:val="clear"/>
+              <w:spacing w:after="0" w:before="0" w:line="240" w:lineRule="auto"/>
+            </w:pPr>
+            <w:r>
+              <w:rPr>
+                <w:rFonts w:ascii="Consolas" w:cs="Consolas" w:eastAsia="Consolas" w:hAnsi="Consolas"/>
+                <w:sz w:val="17"/>
+                <w:szCs w:val="17"/>
+              </w:rPr>
+              <w:t xml:space="preserve">// SECTION 9 — « Création de la classe Modèle Produit »</w:t>
+            </w:r>
+          </w:p>
+          <w:p>
+            <w:pPr>
+              <w:pBdr>
+                <w:left w:val="single" w:color="C6CEDB" w:sz="4"/>
+              </w:pBdr>
+              <w:shd w:fill="F4F6F9" w:color="auto" w:val="clear"/>
+              <w:spacing w:after="0" w:before="0" w:line="240" w:lineRule="auto"/>
+            </w:pPr>
+            <w:r>
+              <w:rPr>
+                <w:rFonts w:ascii="Consolas" w:cs="Consolas" w:eastAsia="Consolas" w:hAnsi="Consolas"/>
+                <w:sz w:val="17"/>
+                <w:szCs w:val="17"/>
+              </w:rPr>
+              <w:t xml:space="preserve">export interface Produit {</w:t>
+            </w:r>
+          </w:p>
+          <w:p>
+            <w:pPr>
+              <w:pBdr>
+                <w:left w:val="single" w:color="C6CEDB" w:sz="4"/>
+              </w:pBdr>
+              <w:shd w:fill="F4F6F9" w:color="auto" w:val="clear"/>
+              <w:spacing w:after="0" w:before="0" w:line="240" w:lineRule="auto"/>
+            </w:pPr>
+            <w:r>
+              <w:rPr>
+                <w:rFonts w:ascii="Consolas" w:cs="Consolas" w:eastAsia="Consolas" w:hAnsi="Consolas"/>
+                <w:sz w:val="17"/>
+                <w:szCs w:val="17"/>
+              </w:rPr>
+              <w:t xml:space="preserve">  id: number;</w:t>
+            </w:r>
+          </w:p>
+          <w:p>
+            <w:pPr>
+              <w:pBdr>
+                <w:left w:val="single" w:color="C6CEDB" w:sz="4"/>
+              </w:pBdr>
+              <w:shd w:fill="F4F6F9" w:color="auto" w:val="clear"/>
+              <w:spacing w:after="0" w:before="0" w:line="240" w:lineRule="auto"/>
+            </w:pPr>
+            <w:r>
+              <w:rPr>
+                <w:rFonts w:ascii="Consolas" w:cs="Consolas" w:eastAsia="Consolas" w:hAnsi="Consolas"/>
+                <w:sz w:val="17"/>
+                <w:szCs w:val="17"/>
+              </w:rPr>
+              <w:t xml:space="preserve">  nom: string;</w:t>
+            </w:r>
+          </w:p>
+          <w:p>
+            <w:pPr>
+              <w:pBdr>
+                <w:left w:val="single" w:color="C6CEDB" w:sz="4"/>
+              </w:pBdr>
+              <w:shd w:fill="F4F6F9" w:color="auto" w:val="clear"/>
+              <w:spacing w:after="0" w:before="0" w:line="240" w:lineRule="auto"/>
+            </w:pPr>
+            <w:r>
+              <w:rPr>
+                <w:rFonts w:ascii="Consolas" w:cs="Consolas" w:eastAsia="Consolas" w:hAnsi="Consolas"/>
+                <w:sz w:val="17"/>
+                <w:szCs w:val="17"/>
+              </w:rPr>
+              <w:t xml:space="preserve">  description: string;</w:t>
+            </w:r>
+          </w:p>
+          <w:p>
+            <w:pPr>
+              <w:pBdr>
+                <w:left w:val="single" w:color="C6CEDB" w:sz="4"/>
+              </w:pBdr>
+              <w:shd w:fill="F4F6F9" w:color="auto" w:val="clear"/>
+              <w:spacing w:after="0" w:before="0" w:line="240" w:lineRule="auto"/>
+            </w:pPr>
+            <w:r>
+              <w:rPr>
+                <w:rFonts w:ascii="Consolas" w:cs="Consolas" w:eastAsia="Consolas" w:hAnsi="Consolas"/>
+                <w:sz w:val="17"/>
+                <w:szCs w:val="17"/>
+              </w:rPr>
+              <w:t xml:space="preserve">  prix: number;</w:t>
+            </w:r>
+          </w:p>
+          <w:p>
+            <w:pPr>
+              <w:pBdr>
+                <w:left w:val="single" w:color="C6CEDB" w:sz="4"/>
+              </w:pBdr>
+              <w:shd w:fill="F4F6F9" w:color="auto" w:val="clear"/>
+              <w:spacing w:after="0" w:before="0" w:line="240" w:lineRule="auto"/>
+            </w:pPr>
+            <w:r>
+              <w:rPr>
+                <w:rFonts w:ascii="Consolas" w:cs="Consolas" w:eastAsia="Consolas" w:hAnsi="Consolas"/>
+                <w:sz w:val="17"/>
+                <w:szCs w:val="17"/>
+              </w:rPr>
+              <w:t xml:space="preserve">  quantite: number;</w:t>
+            </w:r>
+          </w:p>
+          <w:p>
+            <w:pPr>
+              <w:pBdr>
+                <w:left w:val="single" w:color="C6CEDB" w:sz="4"/>
+              </w:pBdr>
+              <w:shd w:fill="F4F6F9" w:color="auto" w:val="clear"/>
+              <w:spacing w:after="0" w:before="0" w:line="240" w:lineRule="auto"/>
+            </w:pPr>
+            <w:r>
+              <w:rPr>
+                <w:rFonts w:ascii="Consolas" w:cs="Consolas" w:eastAsia="Consolas" w:hAnsi="Consolas"/>
+                <w:sz w:val="17"/>
+                <w:szCs w:val="17"/>
+              </w:rPr>
+              <w:t xml:space="preserve">  categorie: string;</w:t>
+            </w:r>
+          </w:p>
+          <w:p>
+            <w:pPr>
+              <w:pBdr>
+                <w:left w:val="single" w:color="C6CEDB" w:sz="4"/>
+              </w:pBdr>
+              <w:shd w:fill="F4F6F9" w:color="auto" w:val="clear"/>
+              <w:spacing w:after="0" w:before="0" w:line="240" w:lineRule="auto"/>
+            </w:pPr>
+            <w:r>
+              <w:rPr>
+                <w:rFonts w:ascii="Consolas" w:cs="Consolas" w:eastAsia="Consolas" w:hAnsi="Consolas"/>
+                <w:sz w:val="17"/>
+                <w:szCs w:val="17"/>
+              </w:rPr>
+              <w:t xml:space="preserve">}</w:t>
+            </w:r>
+          </w:p>
+          <w:p>
+            <w:pPr>
+              <w:pBdr>
+                <w:left w:val="single" w:color="C6CEDB" w:sz="4"/>
+              </w:pBdr>
+              <w:shd w:fill="F4F6F9" w:color="auto" w:val="clear"/>
+              <w:spacing w:after="0" w:before="0" w:line="240" w:lineRule="auto"/>
+            </w:pPr>
+            <w:r>
+              <w:rPr>
+                <w:rFonts w:ascii="Consolas" w:cs="Consolas" w:eastAsia="Consolas" w:hAnsi="Consolas"/>
+                <w:sz w:val="17"/>
+                <w:szCs w:val="17"/>
+              </w:rPr>
+              <w:t xml:space="preserve"> </w:t>
+            </w:r>
+          </w:p>
+          <w:p>
+            <w:pPr>
+              <w:pBdr>
+                <w:left w:val="single" w:color="C6CEDB" w:sz="4"/>
+              </w:pBdr>
+              <w:shd w:fill="F4F6F9" w:color="auto" w:val="clear"/>
+              <w:spacing w:after="0" w:before="0" w:line="240" w:lineRule="auto"/>
+            </w:pPr>
+            <w:r>
+              <w:rPr>
+                <w:rFonts w:ascii="Consolas" w:cs="Consolas" w:eastAsia="Consolas" w:hAnsi="Consolas"/>
+                <w:sz w:val="17"/>
+                <w:szCs w:val="17"/>
+              </w:rPr>
+              <w:t xml:space="preserve">// Un produit « nouveau » = un produit sans identifiant : c'est le service qui l'attribue.</w:t>
+            </w:r>
+          </w:p>
+          <w:p>
+            <w:pPr>
+              <w:pBdr>
+                <w:left w:val="single" w:color="C6CEDB" w:sz="4"/>
+              </w:pBdr>
+              <w:shd w:fill="F4F6F9" w:color="auto" w:val="clear"/>
+              <w:spacing w:after="0" w:before="0" w:line="240" w:lineRule="auto"/>
+            </w:pPr>
+            <w:r>
+              <w:rPr>
+                <w:rFonts w:ascii="Consolas" w:cs="Consolas" w:eastAsia="Consolas" w:hAnsi="Consolas"/>
+                <w:sz w:val="17"/>
+                <w:szCs w:val="17"/>
+              </w:rPr>
+              <w:t xml:space="preserve">export type ProduitSaisi = Omit&lt;Produit, 'id'&gt;;</w:t>
             </w:r>
           </w:p>
         </w:tc>
@@ -1993,7 +2167,7 @@
     </w:tbl>
     <w:p>
       <w:pPr>
-        <w:spacing w:after="200"/>
+        <w:spacing w:after="160"/>
       </w:pPr>
       <w:r>
         <w:t xml:space="preserve"/>
@@ -2001,7 +2175,7 @@
     </w:p>
     <w:p>
       <w:pPr>
-        <w:pStyle w:val="Heading1"/>
+        <w:pStyle w:val="Heading2"/>
         <w:spacing w:after="140" w:before="200"/>
       </w:pPr>
       <w:r>
@@ -2009,7 +2183,90 @@
           <w:b/>
           <w:bCs/>
         </w:rPr>
-        <w:t xml:space="preserve">9.2 Création de la classe Modèle Produit</w:t>
+        <w:t xml:space="preserve">Lecture du modèle</w:t>
+      </w:r>
+    </w:p>
+    <w:p>
+      <w:pPr>
+        <w:pStyle w:val="ListParagraph"/>
+        <w:numPr>
+          <w:ilvl w:val="0"/>
+          <w:numId w:val="5"/>
+        </w:numPr>
+        <w:spacing w:after="60" w:line="300" w:lineRule="auto"/>
+      </w:pPr>
+      <w:r>
+        <w:t xml:space="preserve">Chaque propriété est déclarée </w:t>
+      </w:r>
+      <w:r>
+        <w:rPr>
+          <w:rFonts w:ascii="Consolas" w:cs="Consolas" w:eastAsia="Consolas" w:hAnsi="Consolas"/>
+          <w:color w:val="A31515"/>
+          <w:sz w:val="19"/>
+          <w:szCs w:val="19"/>
+        </w:rPr>
+        <w:t xml:space="preserve">nom: type;</w:t>
+      </w:r>
+      <w:r>
+        <w:t xml:space="preserve">. Le </w:t>
+      </w:r>
+      <w:r>
+        <w:rPr>
+          <w:rFonts w:ascii="Consolas" w:cs="Consolas" w:eastAsia="Consolas" w:hAnsi="Consolas"/>
+          <w:color w:val="A31515"/>
+          <w:sz w:val="19"/>
+          <w:szCs w:val="19"/>
+        </w:rPr>
+        <w:t xml:space="preserve">;</w:t>
+      </w:r>
+      <w:r>
+        <w:t xml:space="preserve"> final est obligatoire en TypeScript.</w:t>
+      </w:r>
+    </w:p>
+    <w:p>
+      <w:pPr>
+        <w:pStyle w:val="ListParagraph"/>
+        <w:numPr>
+          <w:ilvl w:val="0"/>
+          <w:numId w:val="5"/>
+        </w:numPr>
+        <w:spacing w:after="60" w:line="300" w:lineRule="auto"/>
+      </w:pPr>
+      <w:r>
+        <w:rPr>
+          <w:rFonts w:ascii="Consolas" w:cs="Consolas" w:eastAsia="Consolas" w:hAnsi="Consolas"/>
+          <w:color w:val="A31515"/>
+          <w:sz w:val="19"/>
+          <w:szCs w:val="19"/>
+        </w:rPr>
+        <w:t xml:space="preserve">id</w:t>
+      </w:r>
+      <w:r>
+        <w:t xml:space="preserve"> est un </w:t>
+      </w:r>
+      <w:r>
+        <w:rPr>
+          <w:rFonts w:ascii="Consolas" w:cs="Consolas" w:eastAsia="Consolas" w:hAnsi="Consolas"/>
+          <w:color w:val="A31515"/>
+          <w:sz w:val="19"/>
+          <w:szCs w:val="19"/>
+        </w:rPr>
+        <w:t xml:space="preserve">number</w:t>
+      </w:r>
+      <w:r>
+        <w:t xml:space="preserve"> et non un </w:t>
+      </w:r>
+      <w:r>
+        <w:rPr>
+          <w:rFonts w:ascii="Consolas" w:cs="Consolas" w:eastAsia="Consolas" w:hAnsi="Consolas"/>
+          <w:color w:val="A31515"/>
+          <w:sz w:val="19"/>
+          <w:szCs w:val="19"/>
+        </w:rPr>
+        <w:t xml:space="preserve">string</w:t>
+      </w:r>
+      <w:r>
+        <w:t xml:space="preserve"> : on pourra calculer, trier et comparer des</w:t>
       </w:r>
     </w:p>
     <w:p>
@@ -2021,7 +2278,41 @@
           <w:sz w:val="20"/>
           <w:szCs w:val="20"/>
         </w:rPr>
-        <w:t xml:space="preserve">*(Vidéo à 03:02)*</w:t>
+        <w:t xml:space="preserve">identifiants.</w:t>
+      </w:r>
+    </w:p>
+    <w:p>
+      <w:pPr>
+        <w:pStyle w:val="ListParagraph"/>
+        <w:numPr>
+          <w:ilvl w:val="0"/>
+          <w:numId w:val="5"/>
+        </w:numPr>
+        <w:spacing w:after="60" w:line="300" w:lineRule="auto"/>
+      </w:pPr>
+      <w:r>
+        <w:rPr>
+          <w:rFonts w:ascii="Consolas" w:cs="Consolas" w:eastAsia="Consolas" w:hAnsi="Consolas"/>
+          <w:color w:val="A31515"/>
+          <w:sz w:val="19"/>
+          <w:szCs w:val="19"/>
+        </w:rPr>
+        <w:t xml:space="preserve">ProduitSaisi</w:t>
+      </w:r>
+      <w:r>
+        <w:t xml:space="preserve"> utilise l'utilitaire de type </w:t>
+      </w:r>
+      <w:r>
+        <w:rPr>
+          <w:rFonts w:ascii="Consolas" w:cs="Consolas" w:eastAsia="Consolas" w:hAnsi="Consolas"/>
+          <w:color w:val="A31515"/>
+          <w:sz w:val="19"/>
+          <w:szCs w:val="19"/>
+        </w:rPr>
+        <w:t xml:space="preserve">Omit&lt;Produit, 'id'&gt;</w:t>
+      </w:r>
+      <w:r>
+        <w:t xml:space="preserve">. Il crée un nouveau type qui</w:t>
       </w:r>
     </w:p>
     <w:p>
@@ -2033,19 +2324,23 @@
           <w:sz w:val="20"/>
           <w:szCs w:val="20"/>
         </w:rPr>
-        <w:t xml:space="preserve">On commence par définir la structure d'un produit. En TypeScript, cette structure s'écrit avec</w:t>
-      </w:r>
-    </w:p>
-    <w:p>
-      <w:pPr>
-        <w:spacing w:after="120" w:line="300" w:lineRule="auto"/>
-      </w:pPr>
-      <w:r>
-        <w:rPr>
-          <w:sz w:val="20"/>
-          <w:szCs w:val="20"/>
-        </w:rPr>
-        <w:t xml:space="preserve">une </w:t>
+        <w:t xml:space="preserve">reprend toutes les propriétés de </w:t>
+      </w:r>
+      <w:r>
+        <w:rPr>
+          <w:rFonts w:ascii="Consolas" w:cs="Consolas" w:eastAsia="Consolas" w:hAnsi="Consolas"/>
+          <w:color w:val="A31515"/>
+          <w:sz w:val="20"/>
+          <w:szCs w:val="20"/>
+        </w:rPr>
+        <w:t xml:space="preserve">Produit</w:t>
+      </w:r>
+      <w:r>
+        <w:rPr>
+          <w:sz w:val="20"/>
+          <w:szCs w:val="20"/>
+        </w:rPr>
+        <w:t xml:space="preserve"> </w:t>
       </w:r>
       <w:r>
         <w:rPr>
@@ -2054,14 +2349,14 @@
           <w:sz w:val="20"/>
           <w:szCs w:val="20"/>
         </w:rPr>
-        <w:t xml:space="preserve">interface</w:t>
-      </w:r>
-      <w:r>
-        <w:rPr>
-          <w:sz w:val="20"/>
-          <w:szCs w:val="20"/>
-        </w:rPr>
-        <w:t xml:space="preserve">. Le mot </w:t>
+        <w:t xml:space="preserve">sauf</w:t>
+      </w:r>
+      <w:r>
+        <w:rPr>
+          <w:sz w:val="20"/>
+          <w:szCs w:val="20"/>
+        </w:rPr>
+        <w:t xml:space="preserve"> </w:t>
       </w:r>
       <w:r>
         <w:rPr>
@@ -2070,14 +2365,14 @@
           <w:sz w:val="20"/>
           <w:szCs w:val="20"/>
         </w:rPr>
-        <w:t xml:space="preserve">interface</w:t>
-      </w:r>
-      <w:r>
-        <w:rPr>
-          <w:sz w:val="20"/>
-          <w:szCs w:val="20"/>
-        </w:rPr>
-        <w:t xml:space="preserve"> décrit un contrat : il dit quelles propriétés doivent</w:t>
+        <w:t xml:space="preserve">id</w:t>
+      </w:r>
+      <w:r>
+        <w:rPr>
+          <w:sz w:val="20"/>
+          <w:szCs w:val="20"/>
+        </w:rPr>
+        <w:t xml:space="preserve">. C'est exactement la forme que</w:t>
       </w:r>
     </w:p>
     <w:p>
@@ -2089,7 +2384,7 @@
           <w:sz w:val="20"/>
           <w:szCs w:val="20"/>
         </w:rPr>
-        <w:t xml:space="preserve">exister et de quel type elles sont, sans contenir lui-même de logique ni de valeur.</w:t>
+        <w:t xml:space="preserve">renvoie le formulaire d'ajout : l'utilisateur ne saisit pas l'identifiant, le service</w:t>
       </w:r>
     </w:p>
     <w:p>
@@ -2101,7 +2396,44 @@
           <w:sz w:val="20"/>
           <w:szCs w:val="20"/>
         </w:rPr>
-        <w:t xml:space="preserve">Le fichier de modèle est </w:t>
+        <w:t xml:space="preserve">l'attribue.</w:t>
+      </w:r>
+    </w:p>
+    <w:p>
+      <w:pPr>
+        <w:pStyle w:val="Heading2"/>
+        <w:spacing w:after="140" w:before="200"/>
+      </w:pPr>
+      <w:r>
+        <w:rPr>
+          <w:b/>
+          <w:bCs/>
+        </w:rPr>
+        <w:t xml:space="preserve">Les catégories et les données initiales</w:t>
+      </w:r>
+    </w:p>
+    <w:p>
+      <w:pPr>
+        <w:spacing w:after="120" w:line="300" w:lineRule="auto"/>
+      </w:pPr>
+      <w:r>
+        <w:rPr>
+          <w:sz w:val="20"/>
+          <w:szCs w:val="20"/>
+        </w:rPr>
+        <w:t xml:space="preserve">Le même fichier déclare la liste fermée des catégories et un jeu de produits de démonstration,</w:t>
+      </w:r>
+    </w:p>
+    <w:p>
+      <w:pPr>
+        <w:spacing w:after="120" w:line="300" w:lineRule="auto"/>
+      </w:pPr>
+      <w:r>
+        <w:rPr>
+          <w:sz w:val="20"/>
+          <w:szCs w:val="20"/>
+        </w:rPr>
+        <w:t xml:space="preserve">qui sert de contenu tant que la persistance </w:t>
       </w:r>
       <w:r>
         <w:rPr>
@@ -2110,14 +2442,14 @@
           <w:sz w:val="20"/>
           <w:szCs w:val="20"/>
         </w:rPr>
-        <w:t xml:space="preserve">src/app/models/produit.ts</w:t>
-      </w:r>
-      <w:r>
-        <w:rPr>
-          <w:sz w:val="20"/>
-          <w:szCs w:val="20"/>
-        </w:rPr>
-        <w:t xml:space="preserve">.</w:t>
+        <w:t xml:space="preserve">localStorage</w:t>
+      </w:r>
+      <w:r>
+        <w:rPr>
+          <w:sz w:val="20"/>
+          <w:szCs w:val="20"/>
+        </w:rPr>
+        <w:t xml:space="preserve"> est vide.</w:t>
       </w:r>
     </w:p>
     <w:tbl>
@@ -2187,143 +2519,109 @@
                 <w:sz w:val="17"/>
                 <w:szCs w:val="17"/>
               </w:rPr>
-              <w:t xml:space="preserve">// SECTION 9 — « Création de la classe Modèle Produit »</w:t>
-            </w:r>
-          </w:p>
-          <w:p>
-            <w:pPr>
-              <w:pBdr>
-                <w:left w:val="single" w:color="C6CEDB" w:sz="4"/>
-              </w:pBdr>
-              <w:shd w:fill="F4F6F9" w:color="auto" w:val="clear"/>
-              <w:spacing w:after="0" w:before="0" w:line="240" w:lineRule="auto"/>
-            </w:pPr>
-            <w:r>
-              <w:rPr>
-                <w:rFonts w:ascii="Consolas" w:cs="Consolas" w:eastAsia="Consolas" w:hAnsi="Consolas"/>
-                <w:sz w:val="17"/>
-                <w:szCs w:val="17"/>
-              </w:rPr>
-              <w:t xml:space="preserve">export interface Produit {</w:t>
-            </w:r>
-          </w:p>
-          <w:p>
-            <w:pPr>
-              <w:pBdr>
-                <w:left w:val="single" w:color="C6CEDB" w:sz="4"/>
-              </w:pBdr>
-              <w:shd w:fill="F4F6F9" w:color="auto" w:val="clear"/>
-              <w:spacing w:after="0" w:before="0" w:line="240" w:lineRule="auto"/>
-            </w:pPr>
-            <w:r>
-              <w:rPr>
-                <w:rFonts w:ascii="Consolas" w:cs="Consolas" w:eastAsia="Consolas" w:hAnsi="Consolas"/>
-                <w:sz w:val="17"/>
-                <w:szCs w:val="17"/>
-              </w:rPr>
-              <w:t xml:space="preserve">  id: number;</w:t>
-            </w:r>
-          </w:p>
-          <w:p>
-            <w:pPr>
-              <w:pBdr>
-                <w:left w:val="single" w:color="C6CEDB" w:sz="4"/>
-              </w:pBdr>
-              <w:shd w:fill="F4F6F9" w:color="auto" w:val="clear"/>
-              <w:spacing w:after="0" w:before="0" w:line="240" w:lineRule="auto"/>
-            </w:pPr>
-            <w:r>
-              <w:rPr>
-                <w:rFonts w:ascii="Consolas" w:cs="Consolas" w:eastAsia="Consolas" w:hAnsi="Consolas"/>
-                <w:sz w:val="17"/>
-                <w:szCs w:val="17"/>
-              </w:rPr>
-              <w:t xml:space="preserve">  nom: string;</w:t>
-            </w:r>
-          </w:p>
-          <w:p>
-            <w:pPr>
-              <w:pBdr>
-                <w:left w:val="single" w:color="C6CEDB" w:sz="4"/>
-              </w:pBdr>
-              <w:shd w:fill="F4F6F9" w:color="auto" w:val="clear"/>
-              <w:spacing w:after="0" w:before="0" w:line="240" w:lineRule="auto"/>
-            </w:pPr>
-            <w:r>
-              <w:rPr>
-                <w:rFonts w:ascii="Consolas" w:cs="Consolas" w:eastAsia="Consolas" w:hAnsi="Consolas"/>
-                <w:sz w:val="17"/>
-                <w:szCs w:val="17"/>
-              </w:rPr>
-              <w:t xml:space="preserve">  description: string;</w:t>
-            </w:r>
-          </w:p>
-          <w:p>
-            <w:pPr>
-              <w:pBdr>
-                <w:left w:val="single" w:color="C6CEDB" w:sz="4"/>
-              </w:pBdr>
-              <w:shd w:fill="F4F6F9" w:color="auto" w:val="clear"/>
-              <w:spacing w:after="0" w:before="0" w:line="240" w:lineRule="auto"/>
-            </w:pPr>
-            <w:r>
-              <w:rPr>
-                <w:rFonts w:ascii="Consolas" w:cs="Consolas" w:eastAsia="Consolas" w:hAnsi="Consolas"/>
-                <w:sz w:val="17"/>
-                <w:szCs w:val="17"/>
-              </w:rPr>
-              <w:t xml:space="preserve">  prix: number;</w:t>
-            </w:r>
-          </w:p>
-          <w:p>
-            <w:pPr>
-              <w:pBdr>
-                <w:left w:val="single" w:color="C6CEDB" w:sz="4"/>
-              </w:pBdr>
-              <w:shd w:fill="F4F6F9" w:color="auto" w:val="clear"/>
-              <w:spacing w:after="0" w:before="0" w:line="240" w:lineRule="auto"/>
-            </w:pPr>
-            <w:r>
-              <w:rPr>
-                <w:rFonts w:ascii="Consolas" w:cs="Consolas" w:eastAsia="Consolas" w:hAnsi="Consolas"/>
-                <w:sz w:val="17"/>
-                <w:szCs w:val="17"/>
-              </w:rPr>
-              <w:t xml:space="preserve">  quantite: number;</w:t>
-            </w:r>
-          </w:p>
-          <w:p>
-            <w:pPr>
-              <w:pBdr>
-                <w:left w:val="single" w:color="C6CEDB" w:sz="4"/>
-              </w:pBdr>
-              <w:shd w:fill="F4F6F9" w:color="auto" w:val="clear"/>
-              <w:spacing w:after="0" w:before="0" w:line="240" w:lineRule="auto"/>
-            </w:pPr>
-            <w:r>
-              <w:rPr>
-                <w:rFonts w:ascii="Consolas" w:cs="Consolas" w:eastAsia="Consolas" w:hAnsi="Consolas"/>
-                <w:sz w:val="17"/>
-                <w:szCs w:val="17"/>
-              </w:rPr>
-              <w:t xml:space="preserve">  categorie: string;</w:t>
-            </w:r>
-          </w:p>
-          <w:p>
-            <w:pPr>
-              <w:pBdr>
-                <w:left w:val="single" w:color="C6CEDB" w:sz="4"/>
-              </w:pBdr>
-              <w:shd w:fill="F4F6F9" w:color="auto" w:val="clear"/>
-              <w:spacing w:after="0" w:before="0" w:line="240" w:lineRule="auto"/>
-            </w:pPr>
-            <w:r>
-              <w:rPr>
-                <w:rFonts w:ascii="Consolas" w:cs="Consolas" w:eastAsia="Consolas" w:hAnsi="Consolas"/>
-                <w:sz w:val="17"/>
-                <w:szCs w:val="17"/>
-              </w:rPr>
-              <w:t xml:space="preserve">}</w:t>
+              <w:t xml:space="preserve">export const CATEGORIES_PRODUIT: readonly string[] = [</w:t>
+            </w:r>
+          </w:p>
+          <w:p>
+            <w:pPr>
+              <w:pBdr>
+                <w:left w:val="single" w:color="C6CEDB" w:sz="4"/>
+              </w:pBdr>
+              <w:shd w:fill="F4F6F9" w:color="auto" w:val="clear"/>
+              <w:spacing w:after="0" w:before="0" w:line="240" w:lineRule="auto"/>
+            </w:pPr>
+            <w:r>
+              <w:rPr>
+                <w:rFonts w:ascii="Consolas" w:cs="Consolas" w:eastAsia="Consolas" w:hAnsi="Consolas"/>
+                <w:sz w:val="17"/>
+                <w:szCs w:val="17"/>
+              </w:rPr>
+              <w:t xml:space="preserve">  'Alimentaire',</w:t>
+            </w:r>
+          </w:p>
+          <w:p>
+            <w:pPr>
+              <w:pBdr>
+                <w:left w:val="single" w:color="C6CEDB" w:sz="4"/>
+              </w:pBdr>
+              <w:shd w:fill="F4F6F9" w:color="auto" w:val="clear"/>
+              <w:spacing w:after="0" w:before="0" w:line="240" w:lineRule="auto"/>
+            </w:pPr>
+            <w:r>
+              <w:rPr>
+                <w:rFonts w:ascii="Consolas" w:cs="Consolas" w:eastAsia="Consolas" w:hAnsi="Consolas"/>
+                <w:sz w:val="17"/>
+                <w:szCs w:val="17"/>
+              </w:rPr>
+              <w:t xml:space="preserve">  'Boissons',</w:t>
+            </w:r>
+          </w:p>
+          <w:p>
+            <w:pPr>
+              <w:pBdr>
+                <w:left w:val="single" w:color="C6CEDB" w:sz="4"/>
+              </w:pBdr>
+              <w:shd w:fill="F4F6F9" w:color="auto" w:val="clear"/>
+              <w:spacing w:after="0" w:before="0" w:line="240" w:lineRule="auto"/>
+            </w:pPr>
+            <w:r>
+              <w:rPr>
+                <w:rFonts w:ascii="Consolas" w:cs="Consolas" w:eastAsia="Consolas" w:hAnsi="Consolas"/>
+                <w:sz w:val="17"/>
+                <w:szCs w:val="17"/>
+              </w:rPr>
+              <w:t xml:space="preserve">  'Hygiène',</w:t>
+            </w:r>
+          </w:p>
+          <w:p>
+            <w:pPr>
+              <w:pBdr>
+                <w:left w:val="single" w:color="C6CEDB" w:sz="4"/>
+              </w:pBdr>
+              <w:shd w:fill="F4F6F9" w:color="auto" w:val="clear"/>
+              <w:spacing w:after="0" w:before="0" w:line="240" w:lineRule="auto"/>
+            </w:pPr>
+            <w:r>
+              <w:rPr>
+                <w:rFonts w:ascii="Consolas" w:cs="Consolas" w:eastAsia="Consolas" w:hAnsi="Consolas"/>
+                <w:sz w:val="17"/>
+                <w:szCs w:val="17"/>
+              </w:rPr>
+              <w:t xml:space="preserve">  'Électronique',</w:t>
+            </w:r>
+          </w:p>
+          <w:p>
+            <w:pPr>
+              <w:pBdr>
+                <w:left w:val="single" w:color="C6CEDB" w:sz="4"/>
+              </w:pBdr>
+              <w:shd w:fill="F4F6F9" w:color="auto" w:val="clear"/>
+              <w:spacing w:after="0" w:before="0" w:line="240" w:lineRule="auto"/>
+            </w:pPr>
+            <w:r>
+              <w:rPr>
+                <w:rFonts w:ascii="Consolas" w:cs="Consolas" w:eastAsia="Consolas" w:hAnsi="Consolas"/>
+                <w:sz w:val="17"/>
+                <w:szCs w:val="17"/>
+              </w:rPr>
+              <w:t xml:space="preserve">  'Vêtements',</w:t>
+            </w:r>
+          </w:p>
+          <w:p>
+            <w:pPr>
+              <w:pBdr>
+                <w:left w:val="single" w:color="C6CEDB" w:sz="4"/>
+              </w:pBdr>
+              <w:shd w:fill="F4F6F9" w:color="auto" w:val="clear"/>
+              <w:spacing w:after="0" w:before="0" w:line="240" w:lineRule="auto"/>
+            </w:pPr>
+            <w:r>
+              <w:rPr>
+                <w:rFonts w:ascii="Consolas" w:cs="Consolas" w:eastAsia="Consolas" w:hAnsi="Consolas"/>
+                <w:sz w:val="17"/>
+                <w:szCs w:val="17"/>
+              </w:rPr>
+              <w:t xml:space="preserve">];</w:t>
             </w:r>
           </w:p>
           <w:p>
@@ -2357,24 +2655,160 @@
                 <w:sz w:val="17"/>
                 <w:szCs w:val="17"/>
               </w:rPr>
-              <w:t xml:space="preserve">// Un produit « nouveau » = un produit sans identifiant : c'est le service qui l'attribue.</w:t>
-            </w:r>
-          </w:p>
-          <w:p>
-            <w:pPr>
-              <w:pBdr>
-                <w:left w:val="single" w:color="C6CEDB" w:sz="4"/>
-              </w:pBdr>
-              <w:shd w:fill="F4F6F9" w:color="auto" w:val="clear"/>
-              <w:spacing w:after="0" w:before="0" w:line="240" w:lineRule="auto"/>
-            </w:pPr>
-            <w:r>
-              <w:rPr>
-                <w:rFonts w:ascii="Consolas" w:cs="Consolas" w:eastAsia="Consolas" w:hAnsi="Consolas"/>
-                <w:sz w:val="17"/>
-                <w:szCs w:val="17"/>
-              </w:rPr>
-              <w:t xml:space="preserve">export type ProduitSaisi = Omit&lt;Produit, 'id'&gt;;</w:t>
+              <w:t xml:space="preserve">export const PRODUITS_INITIAUX: readonly Produit[] = [</w:t>
+            </w:r>
+          </w:p>
+          <w:p>
+            <w:pPr>
+              <w:pBdr>
+                <w:left w:val="single" w:color="C6CEDB" w:sz="4"/>
+              </w:pBdr>
+              <w:shd w:fill="F4F6F9" w:color="auto" w:val="clear"/>
+              <w:spacing w:after="0" w:before="0" w:line="240" w:lineRule="auto"/>
+            </w:pPr>
+            <w:r>
+              <w:rPr>
+                <w:rFonts w:ascii="Consolas" w:cs="Consolas" w:eastAsia="Consolas" w:hAnsi="Consolas"/>
+                <w:sz w:val="17"/>
+                <w:szCs w:val="17"/>
+              </w:rPr>
+              <w:t xml:space="preserve">  { id: 1, nom: 'Huile d’olive', description: 'Huile extra vierge, bouteille de 1 L.',</w:t>
+            </w:r>
+          </w:p>
+          <w:p>
+            <w:pPr>
+              <w:pBdr>
+                <w:left w:val="single" w:color="C6CEDB" w:sz="4"/>
+              </w:pBdr>
+              <w:shd w:fill="F4F6F9" w:color="auto" w:val="clear"/>
+              <w:spacing w:after="0" w:before="0" w:line="240" w:lineRule="auto"/>
+            </w:pPr>
+            <w:r>
+              <w:rPr>
+                <w:rFonts w:ascii="Consolas" w:cs="Consolas" w:eastAsia="Consolas" w:hAnsi="Consolas"/>
+                <w:sz w:val="17"/>
+                <w:szCs w:val="17"/>
+              </w:rPr>
+              <w:t xml:space="preserve">    prix: 45.5, quantite: 120, categorie: 'Alimentaire' },</w:t>
+            </w:r>
+          </w:p>
+          <w:p>
+            <w:pPr>
+              <w:pBdr>
+                <w:left w:val="single" w:color="C6CEDB" w:sz="4"/>
+              </w:pBdr>
+              <w:shd w:fill="F4F6F9" w:color="auto" w:val="clear"/>
+              <w:spacing w:after="0" w:before="0" w:line="240" w:lineRule="auto"/>
+            </w:pPr>
+            <w:r>
+              <w:rPr>
+                <w:rFonts w:ascii="Consolas" w:cs="Consolas" w:eastAsia="Consolas" w:hAnsi="Consolas"/>
+                <w:sz w:val="17"/>
+                <w:szCs w:val="17"/>
+              </w:rPr>
+              <w:t xml:space="preserve">  { id: 2, nom: 'Café moulu', description: 'Café arabica 250 g, torréfaction moyenne.',</w:t>
+            </w:r>
+          </w:p>
+          <w:p>
+            <w:pPr>
+              <w:pBdr>
+                <w:left w:val="single" w:color="C6CEDB" w:sz="4"/>
+              </w:pBdr>
+              <w:shd w:fill="F4F6F9" w:color="auto" w:val="clear"/>
+              <w:spacing w:after="0" w:before="0" w:line="240" w:lineRule="auto"/>
+            </w:pPr>
+            <w:r>
+              <w:rPr>
+                <w:rFonts w:ascii="Consolas" w:cs="Consolas" w:eastAsia="Consolas" w:hAnsi="Consolas"/>
+                <w:sz w:val="17"/>
+                <w:szCs w:val="17"/>
+              </w:rPr>
+              <w:t xml:space="preserve">    prix: 18.9, quantite: 80, categorie: 'Alimentaire' },</w:t>
+            </w:r>
+          </w:p>
+          <w:p>
+            <w:pPr>
+              <w:pBdr>
+                <w:left w:val="single" w:color="C6CEDB" w:sz="4"/>
+              </w:pBdr>
+              <w:shd w:fill="F4F6F9" w:color="auto" w:val="clear"/>
+              <w:spacing w:after="0" w:before="0" w:line="240" w:lineRule="auto"/>
+            </w:pPr>
+            <w:r>
+              <w:rPr>
+                <w:rFonts w:ascii="Consolas" w:cs="Consolas" w:eastAsia="Consolas" w:hAnsi="Consolas"/>
+                <w:sz w:val="17"/>
+                <w:szCs w:val="17"/>
+              </w:rPr>
+              <w:t xml:space="preserve">  { id: 3, nom: 'Eau minérale', description: 'Pack de 6 bouteilles de 1,5 L.',</w:t>
+            </w:r>
+          </w:p>
+          <w:p>
+            <w:pPr>
+              <w:pBdr>
+                <w:left w:val="single" w:color="C6CEDB" w:sz="4"/>
+              </w:pBdr>
+              <w:shd w:fill="F4F6F9" w:color="auto" w:val="clear"/>
+              <w:spacing w:after="0" w:before="0" w:line="240" w:lineRule="auto"/>
+            </w:pPr>
+            <w:r>
+              <w:rPr>
+                <w:rFonts w:ascii="Consolas" w:cs="Consolas" w:eastAsia="Consolas" w:hAnsi="Consolas"/>
+                <w:sz w:val="17"/>
+                <w:szCs w:val="17"/>
+              </w:rPr>
+              <w:t xml:space="preserve">    prix: 6.75, quantite: 300, categorie: 'Boissons' },</w:t>
+            </w:r>
+          </w:p>
+          <w:p>
+            <w:pPr>
+              <w:pBdr>
+                <w:left w:val="single" w:color="C6CEDB" w:sz="4"/>
+              </w:pBdr>
+              <w:shd w:fill="F4F6F9" w:color="auto" w:val="clear"/>
+              <w:spacing w:after="0" w:before="0" w:line="240" w:lineRule="auto"/>
+            </w:pPr>
+            <w:r>
+              <w:rPr>
+                <w:rFonts w:ascii="Consolas" w:cs="Consolas" w:eastAsia="Consolas" w:hAnsi="Consolas"/>
+                <w:sz w:val="17"/>
+                <w:szCs w:val="17"/>
+              </w:rPr>
+              <w:t xml:space="preserve">  { id: 4, nom: 'Savon de Marseille', description: 'Savon 300 g à l’huile d’olive.',</w:t>
+            </w:r>
+          </w:p>
+          <w:p>
+            <w:pPr>
+              <w:pBdr>
+                <w:left w:val="single" w:color="C6CEDB" w:sz="4"/>
+              </w:pBdr>
+              <w:shd w:fill="F4F6F9" w:color="auto" w:val="clear"/>
+              <w:spacing w:after="0" w:before="0" w:line="240" w:lineRule="auto"/>
+            </w:pPr>
+            <w:r>
+              <w:rPr>
+                <w:rFonts w:ascii="Consolas" w:cs="Consolas" w:eastAsia="Consolas" w:hAnsi="Consolas"/>
+                <w:sz w:val="17"/>
+                <w:szCs w:val="17"/>
+              </w:rPr>
+              <w:t xml:space="preserve">    prix: 4.2, quantite: 210, categorie: 'Hygiène' },</w:t>
+            </w:r>
+          </w:p>
+          <w:p>
+            <w:pPr>
+              <w:pBdr>
+                <w:left w:val="single" w:color="C6CEDB" w:sz="4"/>
+              </w:pBdr>
+              <w:shd w:fill="F4F6F9" w:color="auto" w:val="clear"/>
+              <w:spacing w:after="0" w:before="0" w:line="240" w:lineRule="auto"/>
+            </w:pPr>
+            <w:r>
+              <w:rPr>
+                <w:rFonts w:ascii="Consolas" w:cs="Consolas" w:eastAsia="Consolas" w:hAnsi="Consolas"/>
+                <w:sz w:val="17"/>
+                <w:szCs w:val="17"/>
+              </w:rPr>
+              <w:t xml:space="preserve">];</w:t>
             </w:r>
           </w:p>
         </w:tc>
@@ -2390,98 +2824,58 @@
     </w:p>
     <w:p>
       <w:pPr>
-        <w:pStyle w:val="Heading2"/>
-        <w:spacing w:after="140" w:before="200"/>
-      </w:pPr>
-      <w:r>
-        <w:rPr>
-          <w:b/>
-          <w:bCs/>
-        </w:rPr>
-        <w:t xml:space="preserve">Lecture du modèle</w:t>
-      </w:r>
-    </w:p>
-    <w:p>
-      <w:pPr>
-        <w:pStyle w:val="ListParagraph"/>
-        <w:numPr>
-          <w:ilvl w:val="0"/>
-          <w:numId w:val="5"/>
-        </w:numPr>
-        <w:spacing w:after="60" w:line="300" w:lineRule="auto"/>
-      </w:pPr>
-      <w:r>
-        <w:t xml:space="preserve">Chaque propriété est déclarée </w:t>
+        <w:spacing w:after="120" w:line="300" w:lineRule="auto"/>
+      </w:pPr>
+      <w:r>
+        <w:rPr>
+          <w:sz w:val="20"/>
+          <w:szCs w:val="20"/>
+        </w:rPr>
+        <w:t xml:space="preserve">Le mot-clé </w:t>
       </w:r>
       <w:r>
         <w:rPr>
           <w:rFonts w:ascii="Consolas" w:cs="Consolas" w:eastAsia="Consolas" w:hAnsi="Consolas"/>
           <w:color w:val="A31515"/>
-          <w:sz w:val="19"/>
-          <w:szCs w:val="19"/>
-        </w:rPr>
-        <w:t xml:space="preserve">nom: type;</w:t>
-      </w:r>
-      <w:r>
-        <w:t xml:space="preserve">. Le </w:t>
+          <w:sz w:val="20"/>
+          <w:szCs w:val="20"/>
+        </w:rPr>
+        <w:t xml:space="preserve">readonly</w:t>
+      </w:r>
+      <w:r>
+        <w:rPr>
+          <w:sz w:val="20"/>
+          <w:szCs w:val="20"/>
+        </w:rPr>
+        <w:t xml:space="preserve"> sur un tableau empêche d'ajouter ou de retirer un élément directement.</w:t>
+      </w:r>
+    </w:p>
+    <w:p>
+      <w:pPr>
+        <w:spacing w:after="120" w:line="300" w:lineRule="auto"/>
+      </w:pPr>
+      <w:r>
+        <w:rPr>
+          <w:sz w:val="20"/>
+          <w:szCs w:val="20"/>
+        </w:rPr>
+        <w:t xml:space="preserve">Pour obtenir une copie modifiable, on utilise </w:t>
       </w:r>
       <w:r>
         <w:rPr>
           <w:rFonts w:ascii="Consolas" w:cs="Consolas" w:eastAsia="Consolas" w:hAnsi="Consolas"/>
           <w:color w:val="A31515"/>
-          <w:sz w:val="19"/>
-          <w:szCs w:val="19"/>
-        </w:rPr>
-        <w:t xml:space="preserve">;</w:t>
-      </w:r>
-      <w:r>
-        <w:t xml:space="preserve"> final est obligatoire en TypeScript.</w:t>
-      </w:r>
-    </w:p>
-    <w:p>
-      <w:pPr>
-        <w:pStyle w:val="ListParagraph"/>
-        <w:numPr>
-          <w:ilvl w:val="0"/>
-          <w:numId w:val="5"/>
-        </w:numPr>
-        <w:spacing w:after="60" w:line="300" w:lineRule="auto"/>
-      </w:pPr>
-      <w:r>
-        <w:rPr>
-          <w:rFonts w:ascii="Consolas" w:cs="Consolas" w:eastAsia="Consolas" w:hAnsi="Consolas"/>
-          <w:color w:val="A31515"/>
-          <w:sz w:val="19"/>
-          <w:szCs w:val="19"/>
-        </w:rPr>
-        <w:t xml:space="preserve">id</w:t>
-      </w:r>
-      <w:r>
-        <w:t xml:space="preserve"> est un </w:t>
-      </w:r>
-      <w:r>
-        <w:rPr>
-          <w:rFonts w:ascii="Consolas" w:cs="Consolas" w:eastAsia="Consolas" w:hAnsi="Consolas"/>
-          <w:color w:val="A31515"/>
-          <w:sz w:val="19"/>
-          <w:szCs w:val="19"/>
-        </w:rPr>
-        <w:t xml:space="preserve">number</w:t>
-      </w:r>
-      <w:r>
-        <w:t xml:space="preserve"> et non un </w:t>
-      </w:r>
-      <w:r>
-        <w:rPr>
-          <w:rFonts w:ascii="Consolas" w:cs="Consolas" w:eastAsia="Consolas" w:hAnsi="Consolas"/>
-          <w:color w:val="A31515"/>
-          <w:sz w:val="19"/>
-          <w:szCs w:val="19"/>
-        </w:rPr>
-        <w:t xml:space="preserve">string</w:t>
-      </w:r>
-      <w:r>
-        <w:t xml:space="preserve"> : on pourra calculer, trier et comparer des</w:t>
+          <w:sz w:val="20"/>
+          <w:szCs w:val="20"/>
+        </w:rPr>
+        <w:t xml:space="preserve">[...PRODUITS_INITIAUX]</w:t>
+      </w:r>
+      <w:r>
+        <w:rPr>
+          <w:sz w:val="20"/>
+          <w:szCs w:val="20"/>
+        </w:rPr>
+        <w:t xml:space="preserve">. Cette précaution évite</w:t>
       </w:r>
     </w:p>
     <w:p>
@@ -2493,736 +2887,7 @@
           <w:sz w:val="20"/>
           <w:szCs w:val="20"/>
         </w:rPr>
-        <w:t xml:space="preserve">identifiants.</w:t>
-      </w:r>
-    </w:p>
-    <w:p>
-      <w:pPr>
-        <w:pStyle w:val="ListParagraph"/>
-        <w:numPr>
-          <w:ilvl w:val="0"/>
-          <w:numId w:val="5"/>
-        </w:numPr>
-        <w:spacing w:after="60" w:line="300" w:lineRule="auto"/>
-      </w:pPr>
-      <w:r>
-        <w:rPr>
-          <w:rFonts w:ascii="Consolas" w:cs="Consolas" w:eastAsia="Consolas" w:hAnsi="Consolas"/>
-          <w:color w:val="A31515"/>
-          <w:sz w:val="19"/>
-          <w:szCs w:val="19"/>
-        </w:rPr>
-        <w:t xml:space="preserve">ProduitSaisi</w:t>
-      </w:r>
-      <w:r>
-        <w:t xml:space="preserve"> utilise l'utilitaire de type </w:t>
-      </w:r>
-      <w:r>
-        <w:rPr>
-          <w:rFonts w:ascii="Consolas" w:cs="Consolas" w:eastAsia="Consolas" w:hAnsi="Consolas"/>
-          <w:color w:val="A31515"/>
-          <w:sz w:val="19"/>
-          <w:szCs w:val="19"/>
-        </w:rPr>
-        <w:t xml:space="preserve">Omit&lt;Produit, 'id'&gt;</w:t>
-      </w:r>
-      <w:r>
-        <w:t xml:space="preserve">. Il crée un nouveau type qui</w:t>
-      </w:r>
-    </w:p>
-    <w:p>
-      <w:pPr>
-        <w:spacing w:after="120" w:line="300" w:lineRule="auto"/>
-      </w:pPr>
-      <w:r>
-        <w:rPr>
-          <w:sz w:val="20"/>
-          <w:szCs w:val="20"/>
-        </w:rPr>
-        <w:t xml:space="preserve">reprend toutes les propriétés de </w:t>
-      </w:r>
-      <w:r>
-        <w:rPr>
-          <w:rFonts w:ascii="Consolas" w:cs="Consolas" w:eastAsia="Consolas" w:hAnsi="Consolas"/>
-          <w:color w:val="A31515"/>
-          <w:sz w:val="20"/>
-          <w:szCs w:val="20"/>
-        </w:rPr>
-        <w:t xml:space="preserve">Produit</w:t>
-      </w:r>
-      <w:r>
-        <w:rPr>
-          <w:sz w:val="20"/>
-          <w:szCs w:val="20"/>
-        </w:rPr>
-        <w:t xml:space="preserve"> </w:t>
-      </w:r>
-      <w:r>
-        <w:rPr>
-          <w:b/>
-          <w:bCs/>
-          <w:sz w:val="20"/>
-          <w:szCs w:val="20"/>
-        </w:rPr>
-        <w:t xml:space="preserve">sauf</w:t>
-      </w:r>
-      <w:r>
-        <w:rPr>
-          <w:sz w:val="20"/>
-          <w:szCs w:val="20"/>
-        </w:rPr>
-        <w:t xml:space="preserve"> </w:t>
-      </w:r>
-      <w:r>
-        <w:rPr>
-          <w:rFonts w:ascii="Consolas" w:cs="Consolas" w:eastAsia="Consolas" w:hAnsi="Consolas"/>
-          <w:color w:val="A31515"/>
-          <w:sz w:val="20"/>
-          <w:szCs w:val="20"/>
-        </w:rPr>
-        <w:t xml:space="preserve">id</w:t>
-      </w:r>
-      <w:r>
-        <w:rPr>
-          <w:sz w:val="20"/>
-          <w:szCs w:val="20"/>
-        </w:rPr>
-        <w:t xml:space="preserve">. C'est exactement la forme que</w:t>
-      </w:r>
-    </w:p>
-    <w:p>
-      <w:pPr>
-        <w:spacing w:after="120" w:line="300" w:lineRule="auto"/>
-      </w:pPr>
-      <w:r>
-        <w:rPr>
-          <w:sz w:val="20"/>
-          <w:szCs w:val="20"/>
-        </w:rPr>
-        <w:t xml:space="preserve">renvoie le formulaire d'ajout : l'utilisateur ne saisit pas l'identifiant, le service</w:t>
-      </w:r>
-    </w:p>
-    <w:p>
-      <w:pPr>
-        <w:spacing w:after="120" w:line="300" w:lineRule="auto"/>
-      </w:pPr>
-      <w:r>
-        <w:rPr>
-          <w:sz w:val="20"/>
-          <w:szCs w:val="20"/>
-        </w:rPr>
-        <w:t xml:space="preserve">l'attribue.</w:t>
-      </w:r>
-    </w:p>
-    <w:p>
-      <w:pPr>
-        <w:pStyle w:val="Heading2"/>
-        <w:spacing w:after="140" w:before="200"/>
-      </w:pPr>
-      <w:r>
-        <w:rPr>
-          <w:b/>
-          <w:bCs/>
-        </w:rPr>
-        <w:t xml:space="preserve">Les catégories et les données initiales</w:t>
-      </w:r>
-    </w:p>
-    <w:p>
-      <w:pPr>
-        <w:spacing w:after="120" w:line="300" w:lineRule="auto"/>
-      </w:pPr>
-      <w:r>
-        <w:rPr>
-          <w:sz w:val="20"/>
-          <w:szCs w:val="20"/>
-        </w:rPr>
-        <w:t xml:space="preserve">Le même fichier déclare la liste fermée des catégories et un jeu de produits de démonstration,</w:t>
-      </w:r>
-    </w:p>
-    <w:p>
-      <w:pPr>
-        <w:spacing w:after="120" w:line="300" w:lineRule="auto"/>
-      </w:pPr>
-      <w:r>
-        <w:rPr>
-          <w:sz w:val="20"/>
-          <w:szCs w:val="20"/>
-        </w:rPr>
-        <w:t xml:space="preserve">qui sert de contenu tant que la persistance </w:t>
-      </w:r>
-      <w:r>
-        <w:rPr>
-          <w:rFonts w:ascii="Consolas" w:cs="Consolas" w:eastAsia="Consolas" w:hAnsi="Consolas"/>
-          <w:color w:val="A31515"/>
-          <w:sz w:val="20"/>
-          <w:szCs w:val="20"/>
-        </w:rPr>
-        <w:t xml:space="preserve">localStorage</w:t>
-      </w:r>
-      <w:r>
-        <w:rPr>
-          <w:sz w:val="20"/>
-          <w:szCs w:val="20"/>
-        </w:rPr>
-        <w:t xml:space="preserve"> est vide.</w:t>
-      </w:r>
-    </w:p>
-    <w:tbl>
-      <w:tblPr>
-        <w:tblW w:type="pct" w:w="5000"/>
-        <w:tblBorders>
-          <w:top w:val="single" w:color="auto" w:sz="4"/>
-          <w:left w:val="single" w:color="auto" w:sz="4"/>
-          <w:bottom w:val="single" w:color="auto" w:sz="4"/>
-          <w:right w:val="single" w:color="auto" w:sz="4"/>
-          <w:insideH w:val="single" w:color="auto" w:sz="4"/>
-          <w:insideV w:val="single" w:color="auto" w:sz="4"/>
-        </w:tblBorders>
-      </w:tblPr>
-      <w:tblGrid>
-        <w:gridCol w:w="9354"/>
-      </w:tblGrid>
-      <w:tr>
-        <w:tc>
-          <w:tcPr>
-            <w:tcBorders>
-              <w:top w:val="single" w:color="C6CEDB" w:sz="4"/>
-              <w:left w:val="single" w:color="C6CEDB" w:sz="4"/>
-              <w:bottom w:val="single" w:color="C6CEDB" w:sz="4"/>
-              <w:right w:val="single" w:color="C6CEDB" w:sz="4"/>
-            </w:tcBorders>
-            <w:shd w:fill="F4F6F9" w:color="auto" w:val="clear"/>
-            <w:tcMar>
-              <w:top w:type="dxa" w:w="60"/>
-              <w:left w:type="dxa" w:w="120"/>
-              <w:bottom w:type="dxa" w:w="60"/>
-              <w:right w:type="dxa" w:w="120"/>
-            </w:tcMar>
-          </w:tcPr>
-          <w:p>
-            <w:pPr>
-              <w:pBdr>
-                <w:top w:val="single" w:color="C6CEDB" w:sz="4"/>
-                <w:left w:val="single" w:color="C6CEDB" w:sz="4"/>
-                <w:right w:val="single" w:color="C6CEDB" w:sz="4"/>
-              </w:pBdr>
-              <w:shd w:fill="E7EDF6" w:color="auto" w:val="clear"/>
-              <w:spacing w:after="40" w:before="80"/>
-            </w:pPr>
-            <w:r>
-              <w:rPr>
-                <w:b/>
-                <w:bCs/>
-                <w:color w:val="0D47A1"/>
-                <w:sz w:val="15"/>
-                <w:szCs w:val="15"/>
-              </w:rPr>
-              <w:t xml:space="preserve">TS</w:t>
-            </w:r>
-          </w:p>
-          <w:p>
-            <w:pPr>
-              <w:pBdr>
-                <w:left w:val="single" w:color="C6CEDB" w:sz="4"/>
-              </w:pBdr>
-              <w:shd w:fill="F4F6F9" w:color="auto" w:val="clear"/>
-              <w:spacing w:after="0" w:before="0" w:line="240" w:lineRule="auto"/>
-            </w:pPr>
-            <w:r>
-              <w:rPr>
-                <w:rFonts w:ascii="Consolas" w:cs="Consolas" w:eastAsia="Consolas" w:hAnsi="Consolas"/>
-                <w:sz w:val="17"/>
-                <w:szCs w:val="17"/>
-              </w:rPr>
-              <w:t xml:space="preserve">export const CATEGORIES_PRODUIT: readonly string[] = [</w:t>
-            </w:r>
-          </w:p>
-          <w:p>
-            <w:pPr>
-              <w:pBdr>
-                <w:left w:val="single" w:color="C6CEDB" w:sz="4"/>
-              </w:pBdr>
-              <w:shd w:fill="F4F6F9" w:color="auto" w:val="clear"/>
-              <w:spacing w:after="0" w:before="0" w:line="240" w:lineRule="auto"/>
-            </w:pPr>
-            <w:r>
-              <w:rPr>
-                <w:rFonts w:ascii="Consolas" w:cs="Consolas" w:eastAsia="Consolas" w:hAnsi="Consolas"/>
-                <w:sz w:val="17"/>
-                <w:szCs w:val="17"/>
-              </w:rPr>
-              <w:t xml:space="preserve">  'Alimentaire',</w:t>
-            </w:r>
-          </w:p>
-          <w:p>
-            <w:pPr>
-              <w:pBdr>
-                <w:left w:val="single" w:color="C6CEDB" w:sz="4"/>
-              </w:pBdr>
-              <w:shd w:fill="F4F6F9" w:color="auto" w:val="clear"/>
-              <w:spacing w:after="0" w:before="0" w:line="240" w:lineRule="auto"/>
-            </w:pPr>
-            <w:r>
-              <w:rPr>
-                <w:rFonts w:ascii="Consolas" w:cs="Consolas" w:eastAsia="Consolas" w:hAnsi="Consolas"/>
-                <w:sz w:val="17"/>
-                <w:szCs w:val="17"/>
-              </w:rPr>
-              <w:t xml:space="preserve">  'Boissons',</w:t>
-            </w:r>
-          </w:p>
-          <w:p>
-            <w:pPr>
-              <w:pBdr>
-                <w:left w:val="single" w:color="C6CEDB" w:sz="4"/>
-              </w:pBdr>
-              <w:shd w:fill="F4F6F9" w:color="auto" w:val="clear"/>
-              <w:spacing w:after="0" w:before="0" w:line="240" w:lineRule="auto"/>
-            </w:pPr>
-            <w:r>
-              <w:rPr>
-                <w:rFonts w:ascii="Consolas" w:cs="Consolas" w:eastAsia="Consolas" w:hAnsi="Consolas"/>
-                <w:sz w:val="17"/>
-                <w:szCs w:val="17"/>
-              </w:rPr>
-              <w:t xml:space="preserve">  'Hygiène',</w:t>
-            </w:r>
-          </w:p>
-          <w:p>
-            <w:pPr>
-              <w:pBdr>
-                <w:left w:val="single" w:color="C6CEDB" w:sz="4"/>
-              </w:pBdr>
-              <w:shd w:fill="F4F6F9" w:color="auto" w:val="clear"/>
-              <w:spacing w:after="0" w:before="0" w:line="240" w:lineRule="auto"/>
-            </w:pPr>
-            <w:r>
-              <w:rPr>
-                <w:rFonts w:ascii="Consolas" w:cs="Consolas" w:eastAsia="Consolas" w:hAnsi="Consolas"/>
-                <w:sz w:val="17"/>
-                <w:szCs w:val="17"/>
-              </w:rPr>
-              <w:t xml:space="preserve">  'Électronique',</w:t>
-            </w:r>
-          </w:p>
-          <w:p>
-            <w:pPr>
-              <w:pBdr>
-                <w:left w:val="single" w:color="C6CEDB" w:sz="4"/>
-              </w:pBdr>
-              <w:shd w:fill="F4F6F9" w:color="auto" w:val="clear"/>
-              <w:spacing w:after="0" w:before="0" w:line="240" w:lineRule="auto"/>
-            </w:pPr>
-            <w:r>
-              <w:rPr>
-                <w:rFonts w:ascii="Consolas" w:cs="Consolas" w:eastAsia="Consolas" w:hAnsi="Consolas"/>
-                <w:sz w:val="17"/>
-                <w:szCs w:val="17"/>
-              </w:rPr>
-              <w:t xml:space="preserve">  'Vêtements',</w:t>
-            </w:r>
-          </w:p>
-          <w:p>
-            <w:pPr>
-              <w:pBdr>
-                <w:left w:val="single" w:color="C6CEDB" w:sz="4"/>
-              </w:pBdr>
-              <w:shd w:fill="F4F6F9" w:color="auto" w:val="clear"/>
-              <w:spacing w:after="0" w:before="0" w:line="240" w:lineRule="auto"/>
-            </w:pPr>
-            <w:r>
-              <w:rPr>
-                <w:rFonts w:ascii="Consolas" w:cs="Consolas" w:eastAsia="Consolas" w:hAnsi="Consolas"/>
-                <w:sz w:val="17"/>
-                <w:szCs w:val="17"/>
-              </w:rPr>
-              <w:t xml:space="preserve">];</w:t>
-            </w:r>
-          </w:p>
-          <w:p>
-            <w:pPr>
-              <w:pBdr>
-                <w:left w:val="single" w:color="C6CEDB" w:sz="4"/>
-              </w:pBdr>
-              <w:shd w:fill="F4F6F9" w:color="auto" w:val="clear"/>
-              <w:spacing w:after="0" w:before="0" w:line="240" w:lineRule="auto"/>
-            </w:pPr>
-            <w:r>
-              <w:rPr>
-                <w:rFonts w:ascii="Consolas" w:cs="Consolas" w:eastAsia="Consolas" w:hAnsi="Consolas"/>
-                <w:sz w:val="17"/>
-                <w:szCs w:val="17"/>
-              </w:rPr>
-              <w:t xml:space="preserve"> </w:t>
-            </w:r>
-          </w:p>
-          <w:p>
-            <w:pPr>
-              <w:pBdr>
-                <w:left w:val="single" w:color="C6CEDB" w:sz="4"/>
-              </w:pBdr>
-              <w:shd w:fill="F4F6F9" w:color="auto" w:val="clear"/>
-              <w:spacing w:after="0" w:before="0" w:line="240" w:lineRule="auto"/>
-            </w:pPr>
-            <w:r>
-              <w:rPr>
-                <w:rFonts w:ascii="Consolas" w:cs="Consolas" w:eastAsia="Consolas" w:hAnsi="Consolas"/>
-                <w:sz w:val="17"/>
-                <w:szCs w:val="17"/>
-              </w:rPr>
-              <w:t xml:space="preserve">export const PRODUITS_INITIAUX: readonly Produit[] = [</w:t>
-            </w:r>
-          </w:p>
-          <w:p>
-            <w:pPr>
-              <w:pBdr>
-                <w:left w:val="single" w:color="C6CEDB" w:sz="4"/>
-              </w:pBdr>
-              <w:shd w:fill="F4F6F9" w:color="auto" w:val="clear"/>
-              <w:spacing w:after="0" w:before="0" w:line="240" w:lineRule="auto"/>
-            </w:pPr>
-            <w:r>
-              <w:rPr>
-                <w:rFonts w:ascii="Consolas" w:cs="Consolas" w:eastAsia="Consolas" w:hAnsi="Consolas"/>
-                <w:sz w:val="17"/>
-                <w:szCs w:val="17"/>
-              </w:rPr>
-              <w:t xml:space="preserve">  { id: 1, nom: 'Huile d’olive', description: 'Huile extra vierge, bouteille de 1 L.',</w:t>
-            </w:r>
-          </w:p>
-          <w:p>
-            <w:pPr>
-              <w:pBdr>
-                <w:left w:val="single" w:color="C6CEDB" w:sz="4"/>
-              </w:pBdr>
-              <w:shd w:fill="F4F6F9" w:color="auto" w:val="clear"/>
-              <w:spacing w:after="0" w:before="0" w:line="240" w:lineRule="auto"/>
-            </w:pPr>
-            <w:r>
-              <w:rPr>
-                <w:rFonts w:ascii="Consolas" w:cs="Consolas" w:eastAsia="Consolas" w:hAnsi="Consolas"/>
-                <w:sz w:val="17"/>
-                <w:szCs w:val="17"/>
-              </w:rPr>
-              <w:t xml:space="preserve">    prix: 45.5, quantite: 120, categorie: 'Alimentaire' },</w:t>
-            </w:r>
-          </w:p>
-          <w:p>
-            <w:pPr>
-              <w:pBdr>
-                <w:left w:val="single" w:color="C6CEDB" w:sz="4"/>
-              </w:pBdr>
-              <w:shd w:fill="F4F6F9" w:color="auto" w:val="clear"/>
-              <w:spacing w:after="0" w:before="0" w:line="240" w:lineRule="auto"/>
-            </w:pPr>
-            <w:r>
-              <w:rPr>
-                <w:rFonts w:ascii="Consolas" w:cs="Consolas" w:eastAsia="Consolas" w:hAnsi="Consolas"/>
-                <w:sz w:val="17"/>
-                <w:szCs w:val="17"/>
-              </w:rPr>
-              <w:t xml:space="preserve">  { id: 2, nom: 'Café moulu', description: 'Café arabica 250 g, torréfaction moyenne.',</w:t>
-            </w:r>
-          </w:p>
-          <w:p>
-            <w:pPr>
-              <w:pBdr>
-                <w:left w:val="single" w:color="C6CEDB" w:sz="4"/>
-              </w:pBdr>
-              <w:shd w:fill="F4F6F9" w:color="auto" w:val="clear"/>
-              <w:spacing w:after="0" w:before="0" w:line="240" w:lineRule="auto"/>
-            </w:pPr>
-            <w:r>
-              <w:rPr>
-                <w:rFonts w:ascii="Consolas" w:cs="Consolas" w:eastAsia="Consolas" w:hAnsi="Consolas"/>
-                <w:sz w:val="17"/>
-                <w:szCs w:val="17"/>
-              </w:rPr>
-              <w:t xml:space="preserve">    prix: 18.9, quantite: 80, categorie: 'Alimentaire' },</w:t>
-            </w:r>
-          </w:p>
-          <w:p>
-            <w:pPr>
-              <w:pBdr>
-                <w:left w:val="single" w:color="C6CEDB" w:sz="4"/>
-              </w:pBdr>
-              <w:shd w:fill="F4F6F9" w:color="auto" w:val="clear"/>
-              <w:spacing w:after="0" w:before="0" w:line="240" w:lineRule="auto"/>
-            </w:pPr>
-            <w:r>
-              <w:rPr>
-                <w:rFonts w:ascii="Consolas" w:cs="Consolas" w:eastAsia="Consolas" w:hAnsi="Consolas"/>
-                <w:sz w:val="17"/>
-                <w:szCs w:val="17"/>
-              </w:rPr>
-              <w:t xml:space="preserve">  { id: 3, nom: 'Eau minérale', description: 'Pack de 6 bouteilles de 1,5 L.',</w:t>
-            </w:r>
-          </w:p>
-          <w:p>
-            <w:pPr>
-              <w:pBdr>
-                <w:left w:val="single" w:color="C6CEDB" w:sz="4"/>
-              </w:pBdr>
-              <w:shd w:fill="F4F6F9" w:color="auto" w:val="clear"/>
-              <w:spacing w:after="0" w:before="0" w:line="240" w:lineRule="auto"/>
-            </w:pPr>
-            <w:r>
-              <w:rPr>
-                <w:rFonts w:ascii="Consolas" w:cs="Consolas" w:eastAsia="Consolas" w:hAnsi="Consolas"/>
-                <w:sz w:val="17"/>
-                <w:szCs w:val="17"/>
-              </w:rPr>
-              <w:t xml:space="preserve">    prix: 6.75, quantite: 300, categorie: 'Boissons' },</w:t>
-            </w:r>
-          </w:p>
-          <w:p>
-            <w:pPr>
-              <w:pBdr>
-                <w:left w:val="single" w:color="C6CEDB" w:sz="4"/>
-              </w:pBdr>
-              <w:shd w:fill="F4F6F9" w:color="auto" w:val="clear"/>
-              <w:spacing w:after="0" w:before="0" w:line="240" w:lineRule="auto"/>
-            </w:pPr>
-            <w:r>
-              <w:rPr>
-                <w:rFonts w:ascii="Consolas" w:cs="Consolas" w:eastAsia="Consolas" w:hAnsi="Consolas"/>
-                <w:sz w:val="17"/>
-                <w:szCs w:val="17"/>
-              </w:rPr>
-              <w:t xml:space="preserve">  { id: 4, nom: 'Savon de Marseille', description: 'Savon 300 g à l’huile d’olive.',</w:t>
-            </w:r>
-          </w:p>
-          <w:p>
-            <w:pPr>
-              <w:pBdr>
-                <w:left w:val="single" w:color="C6CEDB" w:sz="4"/>
-              </w:pBdr>
-              <w:shd w:fill="F4F6F9" w:color="auto" w:val="clear"/>
-              <w:spacing w:after="0" w:before="0" w:line="240" w:lineRule="auto"/>
-            </w:pPr>
-            <w:r>
-              <w:rPr>
-                <w:rFonts w:ascii="Consolas" w:cs="Consolas" w:eastAsia="Consolas" w:hAnsi="Consolas"/>
-                <w:sz w:val="17"/>
-                <w:szCs w:val="17"/>
-              </w:rPr>
-              <w:t xml:space="preserve">    prix: 4.2, quantite: 210, categorie: 'Hygiène' },</w:t>
-            </w:r>
-          </w:p>
-          <w:p>
-            <w:pPr>
-              <w:pBdr>
-                <w:left w:val="single" w:color="C6CEDB" w:sz="4"/>
-              </w:pBdr>
-              <w:shd w:fill="F4F6F9" w:color="auto" w:val="clear"/>
-              <w:spacing w:after="0" w:before="0" w:line="240" w:lineRule="auto"/>
-            </w:pPr>
-            <w:r>
-              <w:rPr>
-                <w:rFonts w:ascii="Consolas" w:cs="Consolas" w:eastAsia="Consolas" w:hAnsi="Consolas"/>
-                <w:sz w:val="17"/>
-                <w:szCs w:val="17"/>
-              </w:rPr>
-              <w:t xml:space="preserve">];</w:t>
-            </w:r>
-          </w:p>
-        </w:tc>
-      </w:tr>
-    </w:tbl>
-    <w:p>
-      <w:pPr>
-        <w:spacing w:after="160"/>
-      </w:pPr>
-      <w:r>
-        <w:t xml:space="preserve"/>
-      </w:r>
-    </w:p>
-    <w:p>
-      <w:pPr>
-        <w:spacing w:after="120" w:line="300" w:lineRule="auto"/>
-      </w:pPr>
-      <w:r>
-        <w:rPr>
-          <w:sz w:val="20"/>
-          <w:szCs w:val="20"/>
-        </w:rPr>
-        <w:t xml:space="preserve">Le mot-clé </w:t>
-      </w:r>
-      <w:r>
-        <w:rPr>
-          <w:rFonts w:ascii="Consolas" w:cs="Consolas" w:eastAsia="Consolas" w:hAnsi="Consolas"/>
-          <w:color w:val="A31515"/>
-          <w:sz w:val="20"/>
-          <w:szCs w:val="20"/>
-        </w:rPr>
-        <w:t xml:space="preserve">readonly</w:t>
-      </w:r>
-      <w:r>
-        <w:rPr>
-          <w:sz w:val="20"/>
-          <w:szCs w:val="20"/>
-        </w:rPr>
-        <w:t xml:space="preserve"> sur un tableau empêche d'ajouter ou de retirer un élément directement.</w:t>
-      </w:r>
-    </w:p>
-    <w:p>
-      <w:pPr>
-        <w:spacing w:after="120" w:line="300" w:lineRule="auto"/>
-      </w:pPr>
-      <w:r>
-        <w:rPr>
-          <w:sz w:val="20"/>
-          <w:szCs w:val="20"/>
-        </w:rPr>
-        <w:t xml:space="preserve">Pour obtenir une copie modifiable, on utilise </w:t>
-      </w:r>
-      <w:r>
-        <w:rPr>
-          <w:rFonts w:ascii="Consolas" w:cs="Consolas" w:eastAsia="Consolas" w:hAnsi="Consolas"/>
-          <w:color w:val="A31515"/>
-          <w:sz w:val="20"/>
-          <w:szCs w:val="20"/>
-        </w:rPr>
-        <w:t xml:space="preserve">[...PRODUITS_INITIAUX]</w:t>
-      </w:r>
-      <w:r>
-        <w:rPr>
-          <w:sz w:val="20"/>
-          <w:szCs w:val="20"/>
-        </w:rPr>
-        <w:t xml:space="preserve">. Cette précaution évite</w:t>
-      </w:r>
-    </w:p>
-    <w:p>
-      <w:pPr>
-        <w:spacing w:after="120" w:line="300" w:lineRule="auto"/>
-      </w:pPr>
-      <w:r>
-        <w:rPr>
-          <w:sz w:val="20"/>
-          <w:szCs w:val="20"/>
-        </w:rPr>
         <w:t xml:space="preserve">qu'un service modifie par mégarde le jeu de données de référence.</w:t>
-      </w:r>
-    </w:p>
-    <w:tbl>
-      <w:tblPr>
-        <w:tblW w:type="pct" w:w="5000"/>
-        <w:tblBorders>
-          <w:top w:val="single" w:color="auto" w:sz="4"/>
-          <w:left w:val="single" w:color="auto" w:sz="4"/>
-          <w:bottom w:val="single" w:color="auto" w:sz="4"/>
-          <w:right w:val="single" w:color="auto" w:sz="4"/>
-          <w:insideH w:val="single" w:color="auto" w:sz="4"/>
-          <w:insideV w:val="single" w:color="auto" w:sz="4"/>
-        </w:tblBorders>
-      </w:tblPr>
-      <w:tblGrid>
-        <w:gridCol w:w="9354"/>
-      </w:tblGrid>
-      <w:tr>
-        <w:tc>
-          <w:tcPr>
-            <w:tcBorders>
-              <w:top w:val="dashed" w:color="9BB0C9" w:sz="6"/>
-              <w:left w:val="dashed" w:color="9BB0C9" w:sz="6"/>
-              <w:bottom w:val="dashed" w:color="9BB0C9" w:sz="6"/>
-              <w:right w:val="dashed" w:color="9BB0C9" w:sz="6"/>
-            </w:tcBorders>
-            <w:shd w:fill="F7F9FC" w:color="auto" w:val="clear"/>
-            <w:tcMar>
-              <w:top w:type="dxa" w:w="140"/>
-              <w:left w:type="dxa" w:w="160"/>
-              <w:bottom w:type="dxa" w:w="140"/>
-              <w:right w:type="dxa" w:w="160"/>
-            </w:tcMar>
-          </w:tcPr>
-          <w:p>
-            <w:pPr>
-              <w:spacing w:after="80"/>
-              <w:jc w:val="center"/>
-            </w:pPr>
-            <w:r>
-              <w:rPr>
-                <w:b/>
-                <w:bCs/>
-                <w:color w:val="7A8899"/>
-                <w:sz w:val="18"/>
-                <w:szCs w:val="18"/>
-              </w:rPr>
-              <w:t xml:space="preserve">▢  CAPTURE D’ÉCRAN À INSÉRER  ▢</w:t>
-            </w:r>
-          </w:p>
-          <w:p>
-            <w:pPr>
-              <w:spacing w:after="40"/>
-              <w:jc w:val="center"/>
-            </w:pPr>
-            <w:r>
-              <w:rPr>
-                <w:b/>
-                <w:bCs/>
-              </w:rPr>
-              <w:t xml:space="preserve">Figure 9.2</w:t>
-            </w:r>
-            <w:r>
-              <w:t xml:space="preserve"> — Création du fichier </w:t>
-            </w:r>
-            <w:r>
-              <w:rPr>
-                <w:rFonts w:ascii="Consolas" w:cs="Consolas" w:eastAsia="Consolas" w:hAnsi="Consolas"/>
-                <w:color w:val="A31515"/>
-                <w:sz w:val="19"/>
-                <w:szCs w:val="19"/>
-              </w:rPr>
-              <w:t xml:space="preserve">produit.ts</w:t>
-            </w:r>
-            <w:r>
-              <w:t xml:space="preserve"> dans VS Code et déclaration de l'interface.</w:t>
-            </w:r>
-          </w:p>
-          <w:p>
-            <w:pPr>
-              <w:spacing w:after="0"/>
-              <w:jc w:val="both"/>
-            </w:pPr>
-            <w:r>
-              <w:t xml:space="preserve">Capturer le panneau Explorateur (dossier </w:t>
-            </w:r>
-            <w:r>
-              <w:rPr>
-                <w:rFonts w:ascii="Consolas" w:cs="Consolas" w:eastAsia="Consolas" w:hAnsi="Consolas"/>
-                <w:color w:val="A31515"/>
-                <w:sz w:val="19"/>
-                <w:szCs w:val="19"/>
-              </w:rPr>
-              <w:t xml:space="preserve">models</w:t>
-            </w:r>
-            <w:r>
-              <w:t xml:space="preserve">) avec le fichier </w:t>
-            </w:r>
-            <w:r>
-              <w:rPr>
-                <w:rFonts w:ascii="Consolas" w:cs="Consolas" w:eastAsia="Consolas" w:hAnsi="Consolas"/>
-                <w:color w:val="A31515"/>
-                <w:sz w:val="19"/>
-                <w:szCs w:val="19"/>
-              </w:rPr>
-              <w:t xml:space="preserve">produit.ts</w:t>
-            </w:r>
-            <w:r>
-              <w:t xml:space="preserve"> ouvert.</w:t>
-            </w:r>
-          </w:p>
-        </w:tc>
-      </w:tr>
-    </w:tbl>
-    <w:p>
-      <w:pPr>
-        <w:spacing w:after="200"/>
-      </w:pPr>
-      <w:r>
-        <w:t xml:space="preserve"/>
       </w:r>
     </w:p>
     <w:p>
@@ -4391,147 +4056,6 @@
       </w:r>
       <w:r>
         <w:t xml:space="preserve"> pour contourner le typage strict lorsqu'un attribut DOM attend une chaîne.</w:t>
-      </w:r>
-    </w:p>
-    <w:tbl>
-      <w:tblPr>
-        <w:tblW w:type="pct" w:w="5000"/>
-        <w:tblBorders>
-          <w:top w:val="single" w:color="auto" w:sz="4"/>
-          <w:left w:val="single" w:color="auto" w:sz="4"/>
-          <w:bottom w:val="single" w:color="auto" w:sz="4"/>
-          <w:right w:val="single" w:color="auto" w:sz="4"/>
-          <w:insideH w:val="single" w:color="auto" w:sz="4"/>
-          <w:insideV w:val="single" w:color="auto" w:sz="4"/>
-        </w:tblBorders>
-      </w:tblPr>
-      <w:tblGrid>
-        <w:gridCol w:w="9354"/>
-      </w:tblGrid>
-      <w:tr>
-        <w:tc>
-          <w:tcPr>
-            <w:tcBorders>
-              <w:top w:val="dashed" w:color="9BB0C9" w:sz="6"/>
-              <w:left w:val="dashed" w:color="9BB0C9" w:sz="6"/>
-              <w:bottom w:val="dashed" w:color="9BB0C9" w:sz="6"/>
-              <w:right w:val="dashed" w:color="9BB0C9" w:sz="6"/>
-            </w:tcBorders>
-            <w:shd w:fill="F7F9FC" w:color="auto" w:val="clear"/>
-            <w:tcMar>
-              <w:top w:type="dxa" w:w="140"/>
-              <w:left w:type="dxa" w:w="160"/>
-              <w:bottom w:type="dxa" w:w="140"/>
-              <w:right w:type="dxa" w:w="160"/>
-            </w:tcMar>
-          </w:tcPr>
-          <w:p>
-            <w:pPr>
-              <w:spacing w:after="80"/>
-              <w:jc w:val="center"/>
-            </w:pPr>
-            <w:r>
-              <w:rPr>
-                <w:b/>
-                <w:bCs/>
-                <w:color w:val="7A8899"/>
-                <w:sz w:val="18"/>
-                <w:szCs w:val="18"/>
-              </w:rPr>
-              <w:t xml:space="preserve">▢  CAPTURE D’ÉCRAN À INSÉRER  ▢</w:t>
-            </w:r>
-          </w:p>
-          <w:p>
-            <w:pPr>
-              <w:spacing w:after="40"/>
-              <w:jc w:val="center"/>
-            </w:pPr>
-            <w:r>
-              <w:rPr>
-                <w:b/>
-                <w:bCs/>
-              </w:rPr>
-              <w:t xml:space="preserve">Figure 9.3</w:t>
-            </w:r>
-            <w:r>
-              <w:t xml:space="preserve"> — Test de </w:t>
-            </w:r>
-            <w:r>
-              <w:rPr>
-                <w:rFonts w:ascii="Consolas" w:cs="Consolas" w:eastAsia="Consolas" w:hAnsi="Consolas"/>
-                <w:color w:val="A31515"/>
-                <w:sz w:val="19"/>
-                <w:szCs w:val="19"/>
-              </w:rPr>
-              <w:t xml:space="preserve">track $index</w:t>
-            </w:r>
-            <w:r>
-              <w:t xml:space="preserve"> puis de </w:t>
-            </w:r>
-            <w:r>
-              <w:rPr>
-                <w:rFonts w:ascii="Consolas" w:cs="Consolas" w:eastAsia="Consolas" w:hAnsi="Consolas"/>
-                <w:color w:val="A31515"/>
-                <w:sz w:val="19"/>
-                <w:szCs w:val="19"/>
-              </w:rPr>
-              <w:t xml:space="preserve">track produit.id</w:t>
-            </w:r>
-            <w:r>
-              <w:t xml:space="preserve">.</w:t>
-            </w:r>
-          </w:p>
-          <w:p>
-            <w:pPr>
-              <w:spacing w:after="0"/>
-              <w:jc w:val="both"/>
-            </w:pPr>
-            <w:r>
-              <w:t xml:space="preserve">Deux captures : (a) suppression d'une ligne avec </w:t>
-            </w:r>
-            <w:r>
-              <w:rPr>
-                <w:rFonts w:ascii="Consolas" w:cs="Consolas" w:eastAsia="Consolas" w:hAnsi="Consolas"/>
-                <w:color w:val="A31515"/>
-                <w:sz w:val="19"/>
-                <w:szCs w:val="19"/>
-              </w:rPr>
-              <w:t xml:space="preserve">track $index</w:t>
-            </w:r>
-            <w:r>
-              <w:t xml:space="preserve">, (b) suppression d'une ligne</w:t>
-            </w:r>
-          </w:p>
-          <w:p>
-            <w:pPr>
-              <w:spacing w:after="0"/>
-              <w:jc w:val="both"/>
-            </w:pPr>
-            <w:r>
-              <w:t xml:space="preserve">avec </w:t>
-            </w:r>
-            <w:r>
-              <w:rPr>
-                <w:rFonts w:ascii="Consolas" w:cs="Consolas" w:eastAsia="Consolas" w:hAnsi="Consolas"/>
-                <w:color w:val="A31515"/>
-                <w:sz w:val="19"/>
-                <w:szCs w:val="19"/>
-              </w:rPr>
-              <w:t xml:space="preserve">track produit.id</w:t>
-            </w:r>
-            <w:r>
-              <w:t xml:space="preserve">.</w:t>
-            </w:r>
-          </w:p>
-        </w:tc>
-      </w:tr>
-    </w:tbl>
-    <w:p>
-      <w:pPr>
-        <w:spacing w:after="200"/>
-      </w:pPr>
-      <w:r>
-        <w:t xml:space="preserve"/>
       </w:r>
     </w:p>
     <w:p>
@@ -6105,59 +5629,35 @@
     </w:p>
     <w:p>
       <w:pPr>
-        <w:spacing w:after="200"/>
-      </w:pPr>
-      <w:r>
-        <w:t xml:space="preserve"/>
-      </w:r>
-    </w:p>
-    <w:p>
-      <w:pPr>
-        <w:spacing w:after="120" w:line="300" w:lineRule="auto"/>
+        <w:spacing w:after="40"/>
+        <w:jc w:val="center"/>
       </w:pPr>
       <w:r>
         <w:rPr>
           <w:b/>
           <w:bCs/>
-          <w:sz w:val="20"/>
-          <w:szCs w:val="20"/>
-        </w:rPr>
-        <w:t xml:space="preserve">Figure 9.4</w:t>
-      </w:r>
-      <w:r>
-        <w:rPr>
-          <w:sz w:val="20"/>
-          <w:szCs w:val="20"/>
-        </w:rPr>
-        <w:t xml:space="preserve"> — Page « Ajouter un produit » avec le formulaire vide.</w:t>
-      </w:r>
-    </w:p>
-    <w:p>
-      <w:pPr>
-        <w:spacing w:after="120" w:line="300" w:lineRule="auto"/>
-      </w:pPr>
-      <w:r>
-        <w:rPr>
-          <w:sz w:val="20"/>
-          <w:szCs w:val="20"/>
-        </w:rPr>
-        <w:t xml:space="preserve">Le champ </w:t>
-      </w:r>
-      <w:r>
-        <w:rPr>
-          <w:rFonts w:ascii="Consolas" w:cs="Consolas" w:eastAsia="Consolas" w:hAnsi="Consolas"/>
-          <w:color w:val="A31515"/>
-          <w:sz w:val="20"/>
-          <w:szCs w:val="20"/>
-        </w:rPr>
-        <w:t xml:space="preserve">description</w:t>
-      </w:r>
-      <w:r>
-        <w:rPr>
-          <w:sz w:val="20"/>
-          <w:szCs w:val="20"/>
-        </w:rPr>
-        <w:t xml:space="preserve"> est déjà rempli pour illustrer le textarea.</w:t>
+        </w:rPr>
+        <w:t xml:space="preserve">Figure 9.1</w:t>
+      </w:r>
+      <w:r>
+        <w:t xml:space="preserve"> — Page « Ajouter un produit » : le formulaire d'ajout, ses champs et les</w:t>
+      </w:r>
+    </w:p>
+    <w:p>
+      <w:pPr>
+        <w:spacing w:after="0"/>
+        <w:jc w:val="both"/>
+      </w:pPr>
+      <w:r>
+        <w:t xml:space="preserve">validateurs associés.</w:t>
+      </w:r>
+    </w:p>
+    <w:p>
+      <w:pPr>
+        <w:spacing w:after="200"/>
+      </w:pPr>
+      <w:r>
+        <w:t xml:space="preserve"/>
       </w:r>
     </w:p>
     <w:p>
@@ -6208,43 +5708,35 @@
     </w:p>
     <w:p>
       <w:pPr>
-        <w:spacing w:after="200"/>
-      </w:pPr>
-      <w:r>
-        <w:t xml:space="preserve"/>
-      </w:r>
-    </w:p>
-    <w:p>
-      <w:pPr>
-        <w:spacing w:after="120" w:line="300" w:lineRule="auto"/>
+        <w:spacing w:after="40"/>
+        <w:jc w:val="center"/>
       </w:pPr>
       <w:r>
         <w:rPr>
           <w:b/>
           <w:bCs/>
-          <w:sz w:val="20"/>
-          <w:szCs w:val="20"/>
-        </w:rPr>
-        <w:t xml:space="preserve">Figure 9.5</w:t>
-      </w:r>
-      <w:r>
-        <w:rPr>
-          <w:sz w:val="20"/>
-          <w:szCs w:val="20"/>
-        </w:rPr>
+        </w:rPr>
+        <w:t xml:space="preserve">Figure 9.2</w:t>
+      </w:r>
+      <w:r>
         <w:t xml:space="preserve"> — Soumission d'un formulaire incomplet : les champs obligatoires sont</w:t>
       </w:r>
     </w:p>
     <w:p>
       <w:pPr>
-        <w:spacing w:after="120" w:line="300" w:lineRule="auto"/>
-      </w:pPr>
-      <w:r>
-        <w:rPr>
-          <w:sz w:val="20"/>
-          <w:szCs w:val="20"/>
-        </w:rPr>
-        <w:t xml:space="preserve">surlignés en rouge et les messages d'erreur apparaissent.</w:t>
+        <w:spacing w:after="0"/>
+        <w:jc w:val="both"/>
+      </w:pPr>
+      <w:r>
+        <w:t xml:space="preserve">surlignés en rouge et les messages d'erreur apparaissent sous chacun d'eux.</w:t>
+      </w:r>
+    </w:p>
+    <w:p>
+      <w:pPr>
+        <w:spacing w:after="200"/>
+      </w:pPr>
+      <w:r>
+        <w:t xml:space="preserve"/>
       </w:r>
     </w:p>
     <w:p>
@@ -7724,147 +7216,6 @@
           <w:szCs w:val="20"/>
         </w:rPr>
         <w:t xml:space="preserve">signifie que la collection initiale est déjà restaurée au premier accès au service.</w:t>
-      </w:r>
-    </w:p>
-    <w:tbl>
-      <w:tblPr>
-        <w:tblW w:type="pct" w:w="5000"/>
-        <w:tblBorders>
-          <w:top w:val="single" w:color="auto" w:sz="4"/>
-          <w:left w:val="single" w:color="auto" w:sz="4"/>
-          <w:bottom w:val="single" w:color="auto" w:sz="4"/>
-          <w:right w:val="single" w:color="auto" w:sz="4"/>
-          <w:insideH w:val="single" w:color="auto" w:sz="4"/>
-          <w:insideV w:val="single" w:color="auto" w:sz="4"/>
-        </w:tblBorders>
-      </w:tblPr>
-      <w:tblGrid>
-        <w:gridCol w:w="9354"/>
-      </w:tblGrid>
-      <w:tr>
-        <w:tc>
-          <w:tcPr>
-            <w:tcBorders>
-              <w:top w:val="dashed" w:color="9BB0C9" w:sz="6"/>
-              <w:left w:val="dashed" w:color="9BB0C9" w:sz="6"/>
-              <w:bottom w:val="dashed" w:color="9BB0C9" w:sz="6"/>
-              <w:right w:val="dashed" w:color="9BB0C9" w:sz="6"/>
-            </w:tcBorders>
-            <w:shd w:fill="F7F9FC" w:color="auto" w:val="clear"/>
-            <w:tcMar>
-              <w:top w:type="dxa" w:w="140"/>
-              <w:left w:type="dxa" w:w="160"/>
-              <w:bottom w:type="dxa" w:w="140"/>
-              <w:right w:type="dxa" w:w="160"/>
-            </w:tcMar>
-          </w:tcPr>
-          <w:p>
-            <w:pPr>
-              <w:spacing w:after="80"/>
-              <w:jc w:val="center"/>
-            </w:pPr>
-            <w:r>
-              <w:rPr>
-                <w:b/>
-                <w:bCs/>
-                <w:color w:val="7A8899"/>
-                <w:sz w:val="18"/>
-                <w:szCs w:val="18"/>
-              </w:rPr>
-              <w:t xml:space="preserve">▢  CAPTURE D’ÉCRAN À INSÉRER  ▢</w:t>
-            </w:r>
-          </w:p>
-          <w:p>
-            <w:pPr>
-              <w:spacing w:after="40"/>
-              <w:jc w:val="center"/>
-            </w:pPr>
-            <w:r>
-              <w:rPr>
-                <w:b/>
-                <w:bCs/>
-              </w:rPr>
-              <w:t xml:space="preserve">Figure 9.6</w:t>
-            </w:r>
-            <w:r>
-              <w:t xml:space="preserve"> — </w:t>
-            </w:r>
-            <w:r>
-              <w:rPr>
-                <w:rFonts w:ascii="Consolas" w:cs="Consolas" w:eastAsia="Consolas" w:hAnsi="Consolas"/>
-                <w:color w:val="A31515"/>
-                <w:sz w:val="19"/>
-                <w:szCs w:val="19"/>
-              </w:rPr>
-              <w:t xml:space="preserve">ProductService</w:t>
-            </w:r>
-            <w:r>
-              <w:t xml:space="preserve"> dans VS Code, avec les méthodes </w:t>
-            </w:r>
-            <w:r>
-              <w:rPr>
-                <w:rFonts w:ascii="Consolas" w:cs="Consolas" w:eastAsia="Consolas" w:hAnsi="Consolas"/>
-                <w:color w:val="A31515"/>
-                <w:sz w:val="19"/>
-                <w:szCs w:val="19"/>
-              </w:rPr>
-              <w:t xml:space="preserve">ajouter</w:t>
-            </w:r>
-            <w:r>
-              <w:t xml:space="preserve">, </w:t>
-            </w:r>
-            <w:r>
-              <w:rPr>
-                <w:rFonts w:ascii="Consolas" w:cs="Consolas" w:eastAsia="Consolas" w:hAnsi="Consolas"/>
-                <w:color w:val="A31515"/>
-                <w:sz w:val="19"/>
-                <w:szCs w:val="19"/>
-              </w:rPr>
-              <w:t xml:space="preserve">modifier</w:t>
-            </w:r>
-            <w:r>
-              <w:t xml:space="preserve">,</w:t>
-            </w:r>
-          </w:p>
-          <w:p>
-            <w:pPr>
-              <w:spacing w:after="0"/>
-              <w:jc w:val="both"/>
-            </w:pPr>
-            <w:r>
-              <w:rPr>
-                <w:rFonts w:ascii="Consolas" w:cs="Consolas" w:eastAsia="Consolas" w:hAnsi="Consolas"/>
-                <w:color w:val="A31515"/>
-                <w:sz w:val="19"/>
-                <w:szCs w:val="19"/>
-              </w:rPr>
-              <w:t xml:space="preserve">supprimer</w:t>
-            </w:r>
-            <w:r>
-              <w:t xml:space="preserve">, </w:t>
-            </w:r>
-            <w:r>
-              <w:rPr>
-                <w:rFonts w:ascii="Consolas" w:cs="Consolas" w:eastAsia="Consolas" w:hAnsi="Consolas"/>
-                <w:color w:val="A31515"/>
-                <w:sz w:val="19"/>
-                <w:szCs w:val="19"/>
-              </w:rPr>
-              <w:t xml:space="preserve">reinitialiser</w:t>
-            </w:r>
-            <w:r>
-              <w:t xml:space="preserve">.</w:t>
-            </w:r>
-          </w:p>
-        </w:tc>
-      </w:tr>
-    </w:tbl>
-    <w:p>
-      <w:pPr>
-        <w:spacing w:after="200"/>
-      </w:pPr>
-      <w:r>
-        <w:t xml:space="preserve"/>
       </w:r>
     </w:p>
     <w:p>
@@ -8721,111 +8072,6 @@
           <w:szCs w:val="20"/>
         </w:rPr>
         <w:t xml:space="preserve"> ne peut pas faire.</w:t>
-      </w:r>
-    </w:p>
-    <w:tbl>
-      <w:tblPr>
-        <w:tblW w:type="pct" w:w="5000"/>
-        <w:tblBorders>
-          <w:top w:val="single" w:color="auto" w:sz="4"/>
-          <w:left w:val="single" w:color="auto" w:sz="4"/>
-          <w:bottom w:val="single" w:color="auto" w:sz="4"/>
-          <w:right w:val="single" w:color="auto" w:sz="4"/>
-          <w:insideH w:val="single" w:color="auto" w:sz="4"/>
-          <w:insideV w:val="single" w:color="auto" w:sz="4"/>
-        </w:tblBorders>
-      </w:tblPr>
-      <w:tblGrid>
-        <w:gridCol w:w="9354"/>
-      </w:tblGrid>
-      <w:tr>
-        <w:tc>
-          <w:tcPr>
-            <w:tcBorders>
-              <w:top w:val="dashed" w:color="9BB0C9" w:sz="6"/>
-              <w:left w:val="dashed" w:color="9BB0C9" w:sz="6"/>
-              <w:bottom w:val="dashed" w:color="9BB0C9" w:sz="6"/>
-              <w:right w:val="dashed" w:color="9BB0C9" w:sz="6"/>
-            </w:tcBorders>
-            <w:shd w:fill="F7F9FC" w:color="auto" w:val="clear"/>
-            <w:tcMar>
-              <w:top w:type="dxa" w:w="140"/>
-              <w:left w:type="dxa" w:w="160"/>
-              <w:bottom w:type="dxa" w:w="140"/>
-              <w:right w:type="dxa" w:w="160"/>
-            </w:tcMar>
-          </w:tcPr>
-          <w:p>
-            <w:pPr>
-              <w:spacing w:after="80"/>
-              <w:jc w:val="center"/>
-            </w:pPr>
-            <w:r>
-              <w:rPr>
-                <w:b/>
-                <w:bCs/>
-                <w:color w:val="7A8899"/>
-                <w:sz w:val="18"/>
-                <w:szCs w:val="18"/>
-              </w:rPr>
-              <w:t xml:space="preserve">▢  CAPTURE D’ÉCRAN À INSÉRER  ▢</w:t>
-            </w:r>
-          </w:p>
-          <w:p>
-            <w:pPr>
-              <w:spacing w:after="40"/>
-              <w:jc w:val="center"/>
-            </w:pPr>
-            <w:r>
-              <w:rPr>
-                <w:b/>
-                <w:bCs/>
-              </w:rPr>
-              <w:t xml:space="preserve">Figure 9.7</w:t>
-            </w:r>
-            <w:r>
-              <w:t xml:space="preserve"> — Comparaison dans VS Code : déclaration </w:t>
-            </w:r>
-            <w:r>
-              <w:rPr>
-                <w:rFonts w:ascii="Consolas" w:cs="Consolas" w:eastAsia="Consolas" w:hAnsi="Consolas"/>
-                <w:color w:val="A31515"/>
-                <w:sz w:val="19"/>
-                <w:szCs w:val="19"/>
-              </w:rPr>
-              <w:t xml:space="preserve">interface</w:t>
-            </w:r>
-            <w:r>
-              <w:t xml:space="preserve"> puis déclaration </w:t>
-            </w:r>
-            <w:r>
-              <w:rPr>
-                <w:rFonts w:ascii="Consolas" w:cs="Consolas" w:eastAsia="Consolas" w:hAnsi="Consolas"/>
-                <w:color w:val="A31515"/>
-                <w:sz w:val="19"/>
-                <w:szCs w:val="19"/>
-              </w:rPr>
-              <w:t xml:space="preserve">class</w:t>
-            </w:r>
-          </w:p>
-          <w:p>
-            <w:pPr>
-              <w:spacing w:after="0"/>
-              <w:jc w:val="both"/>
-            </w:pPr>
-            <w:r>
-              <w:t xml:space="preserve">équivalente, côte à côte.</w:t>
-            </w:r>
-          </w:p>
-        </w:tc>
-      </w:tr>
-    </w:tbl>
-    <w:p>
-      <w:pPr>
-        <w:spacing w:after="200"/>
-      </w:pPr>
-      <w:r>
-        <w:t xml:space="preserve"/>
       </w:r>
     </w:p>
     <w:p>
@@ -9398,43 +8644,35 @@
     </w:p>
     <w:p>
       <w:pPr>
-        <w:spacing w:after="200"/>
-      </w:pPr>
-      <w:r>
-        <w:t xml:space="preserve"/>
-      </w:r>
-    </w:p>
-    <w:p>
-      <w:pPr>
-        <w:spacing w:after="120" w:line="300" w:lineRule="auto"/>
+        <w:spacing w:after="40"/>
+        <w:jc w:val="center"/>
       </w:pPr>
       <w:r>
         <w:rPr>
           <w:b/>
           <w:bCs/>
-          <w:sz w:val="20"/>
-          <w:szCs w:val="20"/>
-        </w:rPr>
-        <w:t xml:space="preserve">Figure 9.8</w:t>
-      </w:r>
-      <w:r>
-        <w:rPr>
-          <w:sz w:val="20"/>
-          <w:szCs w:val="20"/>
-        </w:rPr>
-        <w:t xml:space="preserve"> — Produit « Lattes » ajouté depuis le formulaire : il apparaît dans le tableau,</w:t>
-      </w:r>
-    </w:p>
-    <w:p>
-      <w:pPr>
-        <w:spacing w:after="120" w:line="300" w:lineRule="auto"/>
-      </w:pPr>
-      <w:r>
-        <w:rPr>
-          <w:sz w:val="20"/>
-          <w:szCs w:val="20"/>
-        </w:rPr>
-        <w:t xml:space="preserve">le compteur passe à 5 et la valeur du stock est recalculée.</w:t>
+        </w:rPr>
+        <w:t xml:space="preserve">Figure 9.3</w:t>
+      </w:r>
+      <w:r>
+        <w:t xml:space="preserve"> — Produit « Lattes » ajouté depuis le formulaire : il apparaît en dernière ligne du</w:t>
+      </w:r>
+    </w:p>
+    <w:p>
+      <w:pPr>
+        <w:spacing w:after="0"/>
+        <w:jc w:val="both"/>
+      </w:pPr>
+      <w:r>
+        <w:t xml:space="preserve">tableau, le compteur passe à 5 produit(s) et la valeur du stock est recalculée.</w:t>
+      </w:r>
+    </w:p>
+    <w:p>
+      <w:pPr>
+        <w:spacing w:after="200"/>
+      </w:pPr>
+      <w:r>
+        <w:t xml:space="preserve"/>
       </w:r>
     </w:p>
     <w:p>
@@ -10252,112 +9490,29 @@
     </w:p>
     <w:p>
       <w:pPr>
-        <w:spacing w:after="200"/>
-      </w:pPr>
-      <w:r>
-        <w:t xml:space="preserve"/>
-      </w:r>
-    </w:p>
-    <w:p>
-      <w:pPr>
-        <w:spacing w:after="120" w:line="300" w:lineRule="auto"/>
+        <w:spacing w:after="40"/>
+        <w:jc w:val="center"/>
       </w:pPr>
       <w:r>
         <w:rPr>
           <w:b/>
           <w:bCs/>
-          <w:sz w:val="20"/>
-          <w:szCs w:val="20"/>
         </w:rPr>
         <w:t xml:space="preserve">Figure 10.1</w:t>
       </w:r>
       <w:r>
-        <w:rPr>
-          <w:sz w:val="20"/>
-          <w:szCs w:val="20"/>
-        </w:rPr>
-        <w:t xml:space="preserve"> — Le tableau avec la colonne « Actions » contenant les liens « Modifier » et</w:t>
-      </w:r>
-    </w:p>
-    <w:p>
-      <w:pPr>
-        <w:spacing w:after="120" w:line="300" w:lineRule="auto"/>
-      </w:pPr>
-      <w:r>
-        <w:rPr>
-          <w:sz w:val="20"/>
-          <w:szCs w:val="20"/>
-        </w:rPr>
-        <w:t xml:space="preserve">« Supprimer ».</w:t>
-      </w:r>
-    </w:p>
-    <w:tbl>
-      <w:tblPr>
-        <w:tblW w:type="pct" w:w="5000"/>
-        <w:tblBorders>
-          <w:top w:val="single" w:color="auto" w:sz="4"/>
-          <w:left w:val="single" w:color="auto" w:sz="4"/>
-          <w:bottom w:val="single" w:color="auto" w:sz="4"/>
-          <w:right w:val="single" w:color="auto" w:sz="4"/>
-          <w:insideH w:val="single" w:color="auto" w:sz="4"/>
-          <w:insideV w:val="single" w:color="auto" w:sz="4"/>
-        </w:tblBorders>
-      </w:tblPr>
-      <w:tblGrid>
-        <w:gridCol w:w="9354"/>
-      </w:tblGrid>
-      <w:tr>
-        <w:tc>
-          <w:tcPr>
-            <w:tcBorders>
-              <w:top w:val="dashed" w:color="9BB0C9" w:sz="6"/>
-              <w:left w:val="dashed" w:color="9BB0C9" w:sz="6"/>
-              <w:bottom w:val="dashed" w:color="9BB0C9" w:sz="6"/>
-              <w:right w:val="dashed" w:color="9BB0C9" w:sz="6"/>
-            </w:tcBorders>
-            <w:shd w:fill="F7F9FC" w:color="auto" w:val="clear"/>
-            <w:tcMar>
-              <w:top w:type="dxa" w:w="140"/>
-              <w:left w:type="dxa" w:w="160"/>
-              <w:bottom w:type="dxa" w:w="140"/>
-              <w:right w:type="dxa" w:w="160"/>
-            </w:tcMar>
-          </w:tcPr>
-          <w:p>
-            <w:pPr>
-              <w:spacing w:after="80"/>
-              <w:jc w:val="center"/>
-            </w:pPr>
-            <w:r>
-              <w:rPr>
-                <w:b/>
-                <w:bCs/>
-                <w:color w:val="7A8899"/>
-                <w:sz w:val="18"/>
-                <w:szCs w:val="18"/>
-              </w:rPr>
-              <w:t xml:space="preserve">▢  CAPTURE D’ÉCRAN À INSÉRER  ▢</w:t>
-            </w:r>
-          </w:p>
-          <w:p>
-            <w:pPr>
-              <w:spacing w:after="40"/>
-              <w:jc w:val="center"/>
-            </w:pPr>
-            <w:r>
-              <w:rPr>
-                <w:b/>
-                <w:bCs/>
-              </w:rPr>
-              <w:t xml:space="preserve">Figure 10.2</w:t>
-            </w:r>
-            <w:r>
-              <w:t xml:space="preserve"> — La boîte de confirmation native du navigateur après un clic sur « Supprimer ».</w:t>
-            </w:r>
-          </w:p>
-        </w:tc>
-      </w:tr>
-    </w:tbl>
+        <w:t xml:space="preserve"> — La colonne « Actions » du tableau : le lien « Modifier » (navigation) et le</w:t>
+      </w:r>
+    </w:p>
+    <w:p>
+      <w:pPr>
+        <w:spacing w:after="0"/>
+        <w:jc w:val="both"/>
+      </w:pPr>
+      <w:r>
+        <w:t xml:space="preserve">lien « Supprimer » (action) côte à côte.</w:t>
+      </w:r>
+    </w:p>
     <w:p>
       <w:pPr>
         <w:spacing w:after="200"/>
@@ -11740,31 +10895,1307 @@
     </w:p>
     <w:p>
       <w:pPr>
-        <w:spacing w:after="200"/>
-      </w:pPr>
-      <w:r>
-        <w:t xml:space="preserve"/>
-      </w:r>
-    </w:p>
-    <w:p>
-      <w:pPr>
-        <w:spacing w:after="120" w:line="300" w:lineRule="auto"/>
+        <w:spacing w:after="40"/>
+        <w:jc w:val="center"/>
       </w:pPr>
       <w:r>
         <w:rPr>
           <w:b/>
           <w:bCs/>
-          <w:sz w:val="20"/>
-          <w:szCs w:val="20"/>
-        </w:rPr>
-        <w:t xml:space="preserve">Figure 10.3</w:t>
-      </w:r>
-      <w:r>
-        <w:rPr>
-          <w:sz w:val="20"/>
-          <w:szCs w:val="20"/>
-        </w:rPr>
-        <w:t xml:space="preserve"> — Le formulaire de modification rempli avec les données du produit sélectionné.</w:t>
+        </w:rPr>
+        <w:t xml:space="preserve">Figure 10.2</w:t>
+      </w:r>
+      <w:r>
+        <w:t xml:space="preserve"> — Le formulaire de modification, alimenté par </w:t>
+      </w:r>
+      <w:r>
+        <w:rPr>
+          <w:rFonts w:ascii="Consolas" w:cs="Consolas" w:eastAsia="Consolas" w:hAnsi="Consolas"/>
+          <w:color w:val="A31515"/>
+          <w:sz w:val="19"/>
+          <w:szCs w:val="19"/>
+        </w:rPr>
+        <w:t xml:space="preserve">patchValue()</w:t>
+      </w:r>
+      <w:r>
+        <w:t xml:space="preserve"> avec les données du</w:t>
+      </w:r>
+    </w:p>
+    <w:p>
+      <w:pPr>
+        <w:spacing w:after="0"/>
+        <w:jc w:val="both"/>
+      </w:pPr>
+      <w:r>
+        <w:t xml:space="preserve">produit sélectionné. La case « Afficher le champ Id Produit » est décochée.</w:t>
+      </w:r>
+    </w:p>
+    <w:p>
+      <w:pPr>
+        <w:spacing w:after="200"/>
+      </w:pPr>
+      <w:r>
+        <w:t xml:space="preserve"/>
+      </w:r>
+    </w:p>
+    <w:p>
+      <w:pPr>
+        <w:pStyle w:val="Heading1"/>
+        <w:spacing w:after="140" w:before="200"/>
+      </w:pPr>
+      <w:r>
+        <w:rPr>
+          <w:b/>
+          <w:bCs/>
+        </w:rPr>
+        <w:t xml:space="preserve">10.4 Transmettre des paramètres avec `ActivatedRoute`</w:t>
+      </w:r>
+    </w:p>
+    <w:p>
+      <w:pPr>
+        <w:spacing w:after="120" w:line="300" w:lineRule="auto"/>
+      </w:pPr>
+      <w:r>
+        <w:rPr>
+          <w:sz w:val="20"/>
+          <w:szCs w:val="20"/>
+        </w:rPr>
+        <w:t xml:space="preserve">*(Vidéo à 09:13)*</w:t>
+      </w:r>
+    </w:p>
+    <w:p>
+      <w:pPr>
+        <w:spacing w:after="120" w:line="300" w:lineRule="auto"/>
+      </w:pPr>
+      <w:r>
+        <w:rPr>
+          <w:sz w:val="20"/>
+          <w:szCs w:val="20"/>
+        </w:rPr>
+        <w:t xml:space="preserve">Pour que la page de modification sache </w:t>
+      </w:r>
+      <w:r>
+        <w:rPr>
+          <w:b/>
+          <w:bCs/>
+          <w:sz w:val="20"/>
+          <w:szCs w:val="20"/>
+        </w:rPr>
+        <w:t xml:space="preserve">quel</w:t>
+      </w:r>
+      <w:r>
+        <w:rPr>
+          <w:sz w:val="20"/>
+          <w:szCs w:val="20"/>
+        </w:rPr>
+        <w:t xml:space="preserve"> produit modifier, l'identifiant est placé dans</w:t>
+      </w:r>
+    </w:p>
+    <w:p>
+      <w:pPr>
+        <w:spacing w:after="120" w:line="300" w:lineRule="auto"/>
+      </w:pPr>
+      <w:r>
+        <w:rPr>
+          <w:sz w:val="20"/>
+          <w:szCs w:val="20"/>
+        </w:rPr>
+        <w:t xml:space="preserve">l'URL. L'URL devient ainsi un état partageable : on peut envoyer le lien</w:t>
+      </w:r>
+    </w:p>
+    <w:p>
+      <w:pPr>
+        <w:spacing w:after="120" w:line="300" w:lineRule="auto"/>
+      </w:pPr>
+      <w:r>
+        <w:rPr>
+          <w:rFonts w:ascii="Consolas" w:cs="Consolas" w:eastAsia="Consolas" w:hAnsi="Consolas"/>
+          <w:color w:val="A31515"/>
+          <w:sz w:val="20"/>
+          <w:szCs w:val="20"/>
+        </w:rPr>
+        <w:t xml:space="preserve">/produits/modifier/3</w:t>
+      </w:r>
+      <w:r>
+        <w:rPr>
+          <w:sz w:val="20"/>
+          <w:szCs w:val="20"/>
+        </w:rPr>
+        <w:t xml:space="preserve"> à quelqu'un, et la page affichera le produit 3.</w:t>
+      </w:r>
+    </w:p>
+    <w:p>
+      <w:pPr>
+        <w:pStyle w:val="Heading2"/>
+        <w:spacing w:after="140" w:before="200"/>
+      </w:pPr>
+      <w:r>
+        <w:rPr>
+          <w:b/>
+          <w:bCs/>
+        </w:rPr>
+        <w:t xml:space="preserve">Étape 1 — déclarer le paramètre dans la table de routage</w:t>
+      </w:r>
+    </w:p>
+    <w:tbl>
+      <w:tblPr>
+        <w:tblW w:type="pct" w:w="5000"/>
+        <w:tblBorders>
+          <w:top w:val="single" w:color="auto" w:sz="4"/>
+          <w:left w:val="single" w:color="auto" w:sz="4"/>
+          <w:bottom w:val="single" w:color="auto" w:sz="4"/>
+          <w:right w:val="single" w:color="auto" w:sz="4"/>
+          <w:insideH w:val="single" w:color="auto" w:sz="4"/>
+          <w:insideV w:val="single" w:color="auto" w:sz="4"/>
+        </w:tblBorders>
+      </w:tblPr>
+      <w:tblGrid>
+        <w:gridCol w:w="9354"/>
+      </w:tblGrid>
+      <w:tr>
+        <w:tc>
+          <w:tcPr>
+            <w:tcBorders>
+              <w:top w:val="single" w:color="C6CEDB" w:sz="4"/>
+              <w:left w:val="single" w:color="C6CEDB" w:sz="4"/>
+              <w:bottom w:val="single" w:color="C6CEDB" w:sz="4"/>
+              <w:right w:val="single" w:color="C6CEDB" w:sz="4"/>
+            </w:tcBorders>
+            <w:shd w:fill="F4F6F9" w:color="auto" w:val="clear"/>
+            <w:tcMar>
+              <w:top w:type="dxa" w:w="60"/>
+              <w:left w:type="dxa" w:w="120"/>
+              <w:bottom w:type="dxa" w:w="60"/>
+              <w:right w:type="dxa" w:w="120"/>
+            </w:tcMar>
+          </w:tcPr>
+          <w:p>
+            <w:pPr>
+              <w:pBdr>
+                <w:top w:val="single" w:color="C6CEDB" w:sz="4"/>
+                <w:left w:val="single" w:color="C6CEDB" w:sz="4"/>
+                <w:right w:val="single" w:color="C6CEDB" w:sz="4"/>
+              </w:pBdr>
+              <w:shd w:fill="E7EDF6" w:color="auto" w:val="clear"/>
+              <w:spacing w:after="40" w:before="80"/>
+            </w:pPr>
+            <w:r>
+              <w:rPr>
+                <w:b/>
+                <w:bCs/>
+                <w:color w:val="0D47A1"/>
+                <w:sz w:val="15"/>
+                <w:szCs w:val="15"/>
+              </w:rPr>
+              <w:t xml:space="preserve">TS</w:t>
+            </w:r>
+          </w:p>
+          <w:p>
+            <w:pPr>
+              <w:pBdr>
+                <w:left w:val="single" w:color="C6CEDB" w:sz="4"/>
+              </w:pBdr>
+              <w:shd w:fill="F4F6F9" w:color="auto" w:val="clear"/>
+              <w:spacing w:after="0" w:before="0" w:line="240" w:lineRule="auto"/>
+            </w:pPr>
+            <w:r>
+              <w:rPr>
+                <w:rFonts w:ascii="Consolas" w:cs="Consolas" w:eastAsia="Consolas" w:hAnsi="Consolas"/>
+                <w:sz w:val="17"/>
+                <w:szCs w:val="17"/>
+              </w:rPr>
+              <w:t xml:space="preserve">export const routes: Routes = [</w:t>
+            </w:r>
+          </w:p>
+          <w:p>
+            <w:pPr>
+              <w:pBdr>
+                <w:left w:val="single" w:color="C6CEDB" w:sz="4"/>
+              </w:pBdr>
+              <w:shd w:fill="F4F6F9" w:color="auto" w:val="clear"/>
+              <w:spacing w:after="0" w:before="0" w:line="240" w:lineRule="auto"/>
+            </w:pPr>
+            <w:r>
+              <w:rPr>
+                <w:rFonts w:ascii="Consolas" w:cs="Consolas" w:eastAsia="Consolas" w:hAnsi="Consolas"/>
+                <w:sz w:val="17"/>
+                <w:szCs w:val="17"/>
+              </w:rPr>
+              <w:t xml:space="preserve">  { path: '', pathMatch: 'full', redirectTo: 'produits' },</w:t>
+            </w:r>
+          </w:p>
+          <w:p>
+            <w:pPr>
+              <w:pBdr>
+                <w:left w:val="single" w:color="C6CEDB" w:sz="4"/>
+              </w:pBdr>
+              <w:shd w:fill="F4F6F9" w:color="auto" w:val="clear"/>
+              <w:spacing w:after="0" w:before="0" w:line="240" w:lineRule="auto"/>
+            </w:pPr>
+            <w:r>
+              <w:rPr>
+                <w:rFonts w:ascii="Consolas" w:cs="Consolas" w:eastAsia="Consolas" w:hAnsi="Consolas"/>
+                <w:sz w:val="17"/>
+                <w:szCs w:val="17"/>
+              </w:rPr>
+              <w:t xml:space="preserve">  { path: 'produits', component: ProductList, title: 'Liste des produits' },</w:t>
+            </w:r>
+          </w:p>
+          <w:p>
+            <w:pPr>
+              <w:pBdr>
+                <w:left w:val="single" w:color="C6CEDB" w:sz="4"/>
+              </w:pBdr>
+              <w:shd w:fill="F4F6F9" w:color="auto" w:val="clear"/>
+              <w:spacing w:after="0" w:before="0" w:line="240" w:lineRule="auto"/>
+            </w:pPr>
+            <w:r>
+              <w:rPr>
+                <w:rFonts w:ascii="Consolas" w:cs="Consolas" w:eastAsia="Consolas" w:hAnsi="Consolas"/>
+                <w:sz w:val="17"/>
+                <w:szCs w:val="17"/>
+              </w:rPr>
+              <w:t xml:space="preserve">  { path: 'produits/ajouter', component: ProductAdd, title: 'Ajouter un produit' },</w:t>
+            </w:r>
+          </w:p>
+          <w:p>
+            <w:pPr>
+              <w:pBdr>
+                <w:left w:val="single" w:color="C6CEDB" w:sz="4"/>
+              </w:pBdr>
+              <w:shd w:fill="F4F6F9" w:color="auto" w:val="clear"/>
+              <w:spacing w:after="0" w:before="0" w:line="240" w:lineRule="auto"/>
+            </w:pPr>
+            <w:r>
+              <w:rPr>
+                <w:rFonts w:ascii="Consolas" w:cs="Consolas" w:eastAsia="Consolas" w:hAnsi="Consolas"/>
+                <w:sz w:val="17"/>
+                <w:szCs w:val="17"/>
+              </w:rPr>
+              <w:t xml:space="preserve">  // ':id' = paramètre dynamique. La valeur est lue dans ProductEdit via ActivatedRoute.</w:t>
+            </w:r>
+          </w:p>
+          <w:p>
+            <w:pPr>
+              <w:pBdr>
+                <w:left w:val="single" w:color="C6CEDB" w:sz="4"/>
+              </w:pBdr>
+              <w:shd w:fill="F4F6F9" w:color="auto" w:val="clear"/>
+              <w:spacing w:after="0" w:before="0" w:line="240" w:lineRule="auto"/>
+            </w:pPr>
+            <w:r>
+              <w:rPr>
+                <w:rFonts w:ascii="Consolas" w:cs="Consolas" w:eastAsia="Consolas" w:hAnsi="Consolas"/>
+                <w:sz w:val="17"/>
+                <w:szCs w:val="17"/>
+              </w:rPr>
+              <w:t xml:space="preserve">  { path: 'produits/modifier/:id', component: ProductEdit, title: 'Modifier un produit' },</w:t>
+            </w:r>
+          </w:p>
+          <w:p>
+            <w:pPr>
+              <w:pBdr>
+                <w:left w:val="single" w:color="C6CEDB" w:sz="4"/>
+              </w:pBdr>
+              <w:shd w:fill="F4F6F9" w:color="auto" w:val="clear"/>
+              <w:spacing w:after="0" w:before="0" w:line="240" w:lineRule="auto"/>
+            </w:pPr>
+            <w:r>
+              <w:rPr>
+                <w:rFonts w:ascii="Consolas" w:cs="Consolas" w:eastAsia="Consolas" w:hAnsi="Consolas"/>
+                <w:sz w:val="17"/>
+                <w:szCs w:val="17"/>
+              </w:rPr>
+              <w:t xml:space="preserve">  { path: '**', redirectTo: 'produits' },</w:t>
+            </w:r>
+          </w:p>
+          <w:p>
+            <w:pPr>
+              <w:pBdr>
+                <w:left w:val="single" w:color="C6CEDB" w:sz="4"/>
+              </w:pBdr>
+              <w:shd w:fill="F4F6F9" w:color="auto" w:val="clear"/>
+              <w:spacing w:after="0" w:before="0" w:line="240" w:lineRule="auto"/>
+            </w:pPr>
+            <w:r>
+              <w:rPr>
+                <w:rFonts w:ascii="Consolas" w:cs="Consolas" w:eastAsia="Consolas" w:hAnsi="Consolas"/>
+                <w:sz w:val="17"/>
+                <w:szCs w:val="17"/>
+              </w:rPr>
+              <w:t xml:space="preserve">];</w:t>
+            </w:r>
+          </w:p>
+        </w:tc>
+      </w:tr>
+    </w:tbl>
+    <w:p>
+      <w:pPr>
+        <w:spacing w:after="160"/>
+      </w:pPr>
+      <w:r>
+        <w:t xml:space="preserve"/>
+      </w:r>
+    </w:p>
+    <w:p>
+      <w:pPr>
+        <w:spacing w:after="120" w:line="300" w:lineRule="auto"/>
+      </w:pPr>
+      <w:r>
+        <w:rPr>
+          <w:rFonts w:ascii="Consolas" w:cs="Consolas" w:eastAsia="Consolas" w:hAnsi="Consolas"/>
+          <w:color w:val="A31515"/>
+          <w:sz w:val="20"/>
+          <w:szCs w:val="20"/>
+        </w:rPr>
+        <w:t xml:space="preserve">:id</w:t>
+      </w:r>
+      <w:r>
+        <w:rPr>
+          <w:sz w:val="20"/>
+          <w:szCs w:val="20"/>
+        </w:rPr>
+        <w:t xml:space="preserve"> déclare un segment dynamique. Le segment </w:t>
+      </w:r>
+      <w:r>
+        <w:rPr>
+          <w:rFonts w:ascii="Consolas" w:cs="Consolas" w:eastAsia="Consolas" w:hAnsi="Consolas"/>
+          <w:color w:val="A31515"/>
+          <w:sz w:val="20"/>
+          <w:szCs w:val="20"/>
+        </w:rPr>
+        <w:t xml:space="preserve">ajouter</w:t>
+      </w:r>
+      <w:r>
+        <w:rPr>
+          <w:sz w:val="20"/>
+          <w:szCs w:val="20"/>
+        </w:rPr>
+        <w:t xml:space="preserve"> doit être déclaré </w:t>
+      </w:r>
+      <w:r>
+        <w:rPr>
+          <w:b/>
+          <w:bCs/>
+          <w:sz w:val="20"/>
+          <w:szCs w:val="20"/>
+        </w:rPr>
+        <w:t xml:space="preserve">avant</w:t>
+      </w:r>
+    </w:p>
+    <w:p>
+      <w:pPr>
+        <w:spacing w:after="120" w:line="300" w:lineRule="auto"/>
+      </w:pPr>
+      <w:r>
+        <w:rPr>
+          <w:rFonts w:ascii="Consolas" w:cs="Consolas" w:eastAsia="Consolas" w:hAnsi="Consolas"/>
+          <w:color w:val="A31515"/>
+          <w:sz w:val="20"/>
+          <w:szCs w:val="20"/>
+        </w:rPr>
+        <w:t xml:space="preserve">modifier/:id</w:t>
+      </w:r>
+      <w:r>
+        <w:rPr>
+          <w:sz w:val="20"/>
+          <w:szCs w:val="20"/>
+        </w:rPr>
+        <w:t xml:space="preserve">, sinon </w:t>
+      </w:r>
+      <w:r>
+        <w:rPr>
+          <w:rFonts w:ascii="Consolas" w:cs="Consolas" w:eastAsia="Consolas" w:hAnsi="Consolas"/>
+          <w:color w:val="A31515"/>
+          <w:sz w:val="20"/>
+          <w:szCs w:val="20"/>
+        </w:rPr>
+        <w:t xml:space="preserve">ajouter</w:t>
+      </w:r>
+      <w:r>
+        <w:rPr>
+          <w:sz w:val="20"/>
+          <w:szCs w:val="20"/>
+        </w:rPr>
+        <w:t xml:space="preserve"> serait capté par </w:t>
+      </w:r>
+      <w:r>
+        <w:rPr>
+          <w:rFonts w:ascii="Consolas" w:cs="Consolas" w:eastAsia="Consolas" w:hAnsi="Consolas"/>
+          <w:color w:val="A31515"/>
+          <w:sz w:val="20"/>
+          <w:szCs w:val="20"/>
+        </w:rPr>
+        <w:t xml:space="preserve">:id</w:t>
+      </w:r>
+      <w:r>
+        <w:rPr>
+          <w:sz w:val="20"/>
+          <w:szCs w:val="20"/>
+        </w:rPr>
+        <w:t xml:space="preserve">.</w:t>
+      </w:r>
+    </w:p>
+    <w:p>
+      <w:pPr>
+        <w:pStyle w:val="Heading2"/>
+        <w:spacing w:after="140" w:before="200"/>
+      </w:pPr>
+      <w:r>
+        <w:rPr>
+          <w:b/>
+          <w:bCs/>
+        </w:rPr>
+        <w:t xml:space="preserve">Étape 2 — lire le paramètre dans le composant</w:t>
+      </w:r>
+    </w:p>
+    <w:tbl>
+      <w:tblPr>
+        <w:tblW w:type="pct" w:w="5000"/>
+        <w:tblBorders>
+          <w:top w:val="single" w:color="auto" w:sz="4"/>
+          <w:left w:val="single" w:color="auto" w:sz="4"/>
+          <w:bottom w:val="single" w:color="auto" w:sz="4"/>
+          <w:right w:val="single" w:color="auto" w:sz="4"/>
+          <w:insideH w:val="single" w:color="auto" w:sz="4"/>
+          <w:insideV w:val="single" w:color="auto" w:sz="4"/>
+        </w:tblBorders>
+      </w:tblPr>
+      <w:tblGrid>
+        <w:gridCol w:w="9354"/>
+      </w:tblGrid>
+      <w:tr>
+        <w:tc>
+          <w:tcPr>
+            <w:tcBorders>
+              <w:top w:val="single" w:color="C6CEDB" w:sz="4"/>
+              <w:left w:val="single" w:color="C6CEDB" w:sz="4"/>
+              <w:bottom w:val="single" w:color="C6CEDB" w:sz="4"/>
+              <w:right w:val="single" w:color="C6CEDB" w:sz="4"/>
+            </w:tcBorders>
+            <w:shd w:fill="F4F6F9" w:color="auto" w:val="clear"/>
+            <w:tcMar>
+              <w:top w:type="dxa" w:w="60"/>
+              <w:left w:type="dxa" w:w="120"/>
+              <w:bottom w:type="dxa" w:w="60"/>
+              <w:right w:type="dxa" w:w="120"/>
+            </w:tcMar>
+          </w:tcPr>
+          <w:p>
+            <w:pPr>
+              <w:pBdr>
+                <w:top w:val="single" w:color="C6CEDB" w:sz="4"/>
+                <w:left w:val="single" w:color="C6CEDB" w:sz="4"/>
+                <w:right w:val="single" w:color="C6CEDB" w:sz="4"/>
+              </w:pBdr>
+              <w:shd w:fill="E7EDF6" w:color="auto" w:val="clear"/>
+              <w:spacing w:after="40" w:before="80"/>
+            </w:pPr>
+            <w:r>
+              <w:rPr>
+                <w:b/>
+                <w:bCs/>
+                <w:color w:val="0D47A1"/>
+                <w:sz w:val="15"/>
+                <w:szCs w:val="15"/>
+              </w:rPr>
+              <w:t xml:space="preserve">TS</w:t>
+            </w:r>
+          </w:p>
+          <w:p>
+            <w:pPr>
+              <w:pBdr>
+                <w:left w:val="single" w:color="C6CEDB" w:sz="4"/>
+              </w:pBdr>
+              <w:shd w:fill="F4F6F9" w:color="auto" w:val="clear"/>
+              <w:spacing w:after="0" w:before="0" w:line="240" w:lineRule="auto"/>
+            </w:pPr>
+            <w:r>
+              <w:rPr>
+                <w:rFonts w:ascii="Consolas" w:cs="Consolas" w:eastAsia="Consolas" w:hAnsi="Consolas"/>
+                <w:sz w:val="17"/>
+                <w:szCs w:val="17"/>
+              </w:rPr>
+              <w:t xml:space="preserve">private readonly route = inject(ActivatedRoute);</w:t>
+            </w:r>
+          </w:p>
+          <w:p>
+            <w:pPr>
+              <w:pBdr>
+                <w:left w:val="single" w:color="C6CEDB" w:sz="4"/>
+              </w:pBdr>
+              <w:shd w:fill="F4F6F9" w:color="auto" w:val="clear"/>
+              <w:spacing w:after="0" w:before="0" w:line="240" w:lineRule="auto"/>
+            </w:pPr>
+            <w:r>
+              <w:rPr>
+                <w:rFonts w:ascii="Consolas" w:cs="Consolas" w:eastAsia="Consolas" w:hAnsi="Consolas"/>
+                <w:sz w:val="17"/>
+                <w:szCs w:val="17"/>
+              </w:rPr>
+              <w:t xml:space="preserve"> </w:t>
+            </w:r>
+          </w:p>
+          <w:p>
+            <w:pPr>
+              <w:pBdr>
+                <w:left w:val="single" w:color="C6CEDB" w:sz="4"/>
+              </w:pBdr>
+              <w:shd w:fill="F4F6F9" w:color="auto" w:val="clear"/>
+              <w:spacing w:after="0" w:before="0" w:line="240" w:lineRule="auto"/>
+            </w:pPr>
+            <w:r>
+              <w:rPr>
+                <w:rFonts w:ascii="Consolas" w:cs="Consolas" w:eastAsia="Consolas" w:hAnsi="Consolas"/>
+                <w:sz w:val="17"/>
+                <w:szCs w:val="17"/>
+              </w:rPr>
+              <w:t xml:space="preserve">private chargerProduit(): void {</w:t>
+            </w:r>
+          </w:p>
+          <w:p>
+            <w:pPr>
+              <w:pBdr>
+                <w:left w:val="single" w:color="C6CEDB" w:sz="4"/>
+              </w:pBdr>
+              <w:shd w:fill="F4F6F9" w:color="auto" w:val="clear"/>
+              <w:spacing w:after="0" w:before="0" w:line="240" w:lineRule="auto"/>
+            </w:pPr>
+            <w:r>
+              <w:rPr>
+                <w:rFonts w:ascii="Consolas" w:cs="Consolas" w:eastAsia="Consolas" w:hAnsi="Consolas"/>
+                <w:sz w:val="17"/>
+                <w:szCs w:val="17"/>
+              </w:rPr>
+              <w:t xml:space="preserve">  const idParam = this.route.snapshot.paramMap.get('id');</w:t>
+            </w:r>
+          </w:p>
+          <w:p>
+            <w:pPr>
+              <w:pBdr>
+                <w:left w:val="single" w:color="C6CEDB" w:sz="4"/>
+              </w:pBdr>
+              <w:shd w:fill="F4F6F9" w:color="auto" w:val="clear"/>
+              <w:spacing w:after="0" w:before="0" w:line="240" w:lineRule="auto"/>
+            </w:pPr>
+            <w:r>
+              <w:rPr>
+                <w:rFonts w:ascii="Consolas" w:cs="Consolas" w:eastAsia="Consolas" w:hAnsi="Consolas"/>
+                <w:sz w:val="17"/>
+                <w:szCs w:val="17"/>
+              </w:rPr>
+              <w:t xml:space="preserve">  const id = Number(idParam);</w:t>
+            </w:r>
+          </w:p>
+          <w:p>
+            <w:pPr>
+              <w:pBdr>
+                <w:left w:val="single" w:color="C6CEDB" w:sz="4"/>
+              </w:pBdr>
+              <w:shd w:fill="F4F6F9" w:color="auto" w:val="clear"/>
+              <w:spacing w:after="0" w:before="0" w:line="240" w:lineRule="auto"/>
+            </w:pPr>
+            <w:r>
+              <w:rPr>
+                <w:rFonts w:ascii="Consolas" w:cs="Consolas" w:eastAsia="Consolas" w:hAnsi="Consolas"/>
+                <w:sz w:val="17"/>
+                <w:szCs w:val="17"/>
+              </w:rPr>
+              <w:t xml:space="preserve"> </w:t>
+            </w:r>
+          </w:p>
+          <w:p>
+            <w:pPr>
+              <w:pBdr>
+                <w:left w:val="single" w:color="C6CEDB" w:sz="4"/>
+              </w:pBdr>
+              <w:shd w:fill="F4F6F9" w:color="auto" w:val="clear"/>
+              <w:spacing w:after="0" w:before="0" w:line="240" w:lineRule="auto"/>
+            </w:pPr>
+            <w:r>
+              <w:rPr>
+                <w:rFonts w:ascii="Consolas" w:cs="Consolas" w:eastAsia="Consolas" w:hAnsi="Consolas"/>
+                <w:sz w:val="17"/>
+                <w:szCs w:val="17"/>
+              </w:rPr>
+              <w:t xml:space="preserve">  if (!idParam || Number.isNaN(id)) {</w:t>
+            </w:r>
+          </w:p>
+          <w:p>
+            <w:pPr>
+              <w:pBdr>
+                <w:left w:val="single" w:color="C6CEDB" w:sz="4"/>
+              </w:pBdr>
+              <w:shd w:fill="F4F6F9" w:color="auto" w:val="clear"/>
+              <w:spacing w:after="0" w:before="0" w:line="240" w:lineRule="auto"/>
+            </w:pPr>
+            <w:r>
+              <w:rPr>
+                <w:rFonts w:ascii="Consolas" w:cs="Consolas" w:eastAsia="Consolas" w:hAnsi="Consolas"/>
+                <w:sz w:val="17"/>
+                <w:szCs w:val="17"/>
+              </w:rPr>
+              <w:t xml:space="preserve">    this.produitIntrouvable.set(true);</w:t>
+            </w:r>
+          </w:p>
+          <w:p>
+            <w:pPr>
+              <w:pBdr>
+                <w:left w:val="single" w:color="C6CEDB" w:sz="4"/>
+              </w:pBdr>
+              <w:shd w:fill="F4F6F9" w:color="auto" w:val="clear"/>
+              <w:spacing w:after="0" w:before="0" w:line="240" w:lineRule="auto"/>
+            </w:pPr>
+            <w:r>
+              <w:rPr>
+                <w:rFonts w:ascii="Consolas" w:cs="Consolas" w:eastAsia="Consolas" w:hAnsi="Consolas"/>
+                <w:sz w:val="17"/>
+                <w:szCs w:val="17"/>
+              </w:rPr>
+              <w:t xml:space="preserve">    return;</w:t>
+            </w:r>
+          </w:p>
+          <w:p>
+            <w:pPr>
+              <w:pBdr>
+                <w:left w:val="single" w:color="C6CEDB" w:sz="4"/>
+              </w:pBdr>
+              <w:shd w:fill="F4F6F9" w:color="auto" w:val="clear"/>
+              <w:spacing w:after="0" w:before="0" w:line="240" w:lineRule="auto"/>
+            </w:pPr>
+            <w:r>
+              <w:rPr>
+                <w:rFonts w:ascii="Consolas" w:cs="Consolas" w:eastAsia="Consolas" w:hAnsi="Consolas"/>
+                <w:sz w:val="17"/>
+                <w:szCs w:val="17"/>
+              </w:rPr>
+              <w:t xml:space="preserve">  }</w:t>
+            </w:r>
+          </w:p>
+          <w:p>
+            <w:pPr>
+              <w:pBdr>
+                <w:left w:val="single" w:color="C6CEDB" w:sz="4"/>
+              </w:pBdr>
+              <w:shd w:fill="F4F6F9" w:color="auto" w:val="clear"/>
+              <w:spacing w:after="0" w:before="0" w:line="240" w:lineRule="auto"/>
+            </w:pPr>
+            <w:r>
+              <w:rPr>
+                <w:rFonts w:ascii="Consolas" w:cs="Consolas" w:eastAsia="Consolas" w:hAnsi="Consolas"/>
+                <w:sz w:val="17"/>
+                <w:szCs w:val="17"/>
+              </w:rPr>
+              <w:t xml:space="preserve"> </w:t>
+            </w:r>
+          </w:p>
+          <w:p>
+            <w:pPr>
+              <w:pBdr>
+                <w:left w:val="single" w:color="C6CEDB" w:sz="4"/>
+              </w:pBdr>
+              <w:shd w:fill="F4F6F9" w:color="auto" w:val="clear"/>
+              <w:spacing w:after="0" w:before="0" w:line="240" w:lineRule="auto"/>
+            </w:pPr>
+            <w:r>
+              <w:rPr>
+                <w:rFonts w:ascii="Consolas" w:cs="Consolas" w:eastAsia="Consolas" w:hAnsi="Consolas"/>
+                <w:sz w:val="17"/>
+                <w:szCs w:val="17"/>
+              </w:rPr>
+              <w:t xml:space="preserve">  const produit = this.produitService.getProduit(id);</w:t>
+            </w:r>
+          </w:p>
+          <w:p>
+            <w:pPr>
+              <w:pBdr>
+                <w:left w:val="single" w:color="C6CEDB" w:sz="4"/>
+              </w:pBdr>
+              <w:shd w:fill="F4F6F9" w:color="auto" w:val="clear"/>
+              <w:spacing w:after="0" w:before="0" w:line="240" w:lineRule="auto"/>
+            </w:pPr>
+            <w:r>
+              <w:rPr>
+                <w:rFonts w:ascii="Consolas" w:cs="Consolas" w:eastAsia="Consolas" w:hAnsi="Consolas"/>
+                <w:sz w:val="17"/>
+                <w:szCs w:val="17"/>
+              </w:rPr>
+              <w:t xml:space="preserve">  if (!produit) {</w:t>
+            </w:r>
+          </w:p>
+          <w:p>
+            <w:pPr>
+              <w:pBdr>
+                <w:left w:val="single" w:color="C6CEDB" w:sz="4"/>
+              </w:pBdr>
+              <w:shd w:fill="F4F6F9" w:color="auto" w:val="clear"/>
+              <w:spacing w:after="0" w:before="0" w:line="240" w:lineRule="auto"/>
+            </w:pPr>
+            <w:r>
+              <w:rPr>
+                <w:rFonts w:ascii="Consolas" w:cs="Consolas" w:eastAsia="Consolas" w:hAnsi="Consolas"/>
+                <w:sz w:val="17"/>
+                <w:szCs w:val="17"/>
+              </w:rPr>
+              <w:t xml:space="preserve">    this.produitIntrouvable.set(true);</w:t>
+            </w:r>
+          </w:p>
+          <w:p>
+            <w:pPr>
+              <w:pBdr>
+                <w:left w:val="single" w:color="C6CEDB" w:sz="4"/>
+              </w:pBdr>
+              <w:shd w:fill="F4F6F9" w:color="auto" w:val="clear"/>
+              <w:spacing w:after="0" w:before="0" w:line="240" w:lineRule="auto"/>
+            </w:pPr>
+            <w:r>
+              <w:rPr>
+                <w:rFonts w:ascii="Consolas" w:cs="Consolas" w:eastAsia="Consolas" w:hAnsi="Consolas"/>
+                <w:sz w:val="17"/>
+                <w:szCs w:val="17"/>
+              </w:rPr>
+              <w:t xml:space="preserve">    return;</w:t>
+            </w:r>
+          </w:p>
+          <w:p>
+            <w:pPr>
+              <w:pBdr>
+                <w:left w:val="single" w:color="C6CEDB" w:sz="4"/>
+              </w:pBdr>
+              <w:shd w:fill="F4F6F9" w:color="auto" w:val="clear"/>
+              <w:spacing w:after="0" w:before="0" w:line="240" w:lineRule="auto"/>
+            </w:pPr>
+            <w:r>
+              <w:rPr>
+                <w:rFonts w:ascii="Consolas" w:cs="Consolas" w:eastAsia="Consolas" w:hAnsi="Consolas"/>
+                <w:sz w:val="17"/>
+                <w:szCs w:val="17"/>
+              </w:rPr>
+              <w:t xml:space="preserve">  }</w:t>
+            </w:r>
+          </w:p>
+          <w:p>
+            <w:pPr>
+              <w:pBdr>
+                <w:left w:val="single" w:color="C6CEDB" w:sz="4"/>
+              </w:pBdr>
+              <w:shd w:fill="F4F6F9" w:color="auto" w:val="clear"/>
+              <w:spacing w:after="0" w:before="0" w:line="240" w:lineRule="auto"/>
+            </w:pPr>
+            <w:r>
+              <w:rPr>
+                <w:rFonts w:ascii="Consolas" w:cs="Consolas" w:eastAsia="Consolas" w:hAnsi="Consolas"/>
+                <w:sz w:val="17"/>
+                <w:szCs w:val="17"/>
+              </w:rPr>
+              <w:t xml:space="preserve"> </w:t>
+            </w:r>
+          </w:p>
+          <w:p>
+            <w:pPr>
+              <w:pBdr>
+                <w:left w:val="single" w:color="C6CEDB" w:sz="4"/>
+              </w:pBdr>
+              <w:shd w:fill="F4F6F9" w:color="auto" w:val="clear"/>
+              <w:spacing w:after="0" w:before="0" w:line="240" w:lineRule="auto"/>
+            </w:pPr>
+            <w:r>
+              <w:rPr>
+                <w:rFonts w:ascii="Consolas" w:cs="Consolas" w:eastAsia="Consolas" w:hAnsi="Consolas"/>
+                <w:sz w:val="17"/>
+                <w:szCs w:val="17"/>
+              </w:rPr>
+              <w:t xml:space="preserve">  this.idProduit.set(produit.id);</w:t>
+            </w:r>
+          </w:p>
+          <w:p>
+            <w:pPr>
+              <w:pBdr>
+                <w:left w:val="single" w:color="C6CEDB" w:sz="4"/>
+              </w:pBdr>
+              <w:shd w:fill="F4F6F9" w:color="auto" w:val="clear"/>
+              <w:spacing w:after="0" w:before="0" w:line="240" w:lineRule="auto"/>
+            </w:pPr>
+            <w:r>
+              <w:rPr>
+                <w:rFonts w:ascii="Consolas" w:cs="Consolas" w:eastAsia="Consolas" w:hAnsi="Consolas"/>
+                <w:sz w:val="17"/>
+                <w:szCs w:val="17"/>
+              </w:rPr>
+              <w:t xml:space="preserve">  this.remplirFormulaire(produit);</w:t>
+            </w:r>
+          </w:p>
+          <w:p>
+            <w:pPr>
+              <w:pBdr>
+                <w:left w:val="single" w:color="C6CEDB" w:sz="4"/>
+              </w:pBdr>
+              <w:shd w:fill="F4F6F9" w:color="auto" w:val="clear"/>
+              <w:spacing w:after="0" w:before="0" w:line="240" w:lineRule="auto"/>
+            </w:pPr>
+            <w:r>
+              <w:rPr>
+                <w:rFonts w:ascii="Consolas" w:cs="Consolas" w:eastAsia="Consolas" w:hAnsi="Consolas"/>
+                <w:sz w:val="17"/>
+                <w:szCs w:val="17"/>
+              </w:rPr>
+              <w:t xml:space="preserve">}</w:t>
+            </w:r>
+          </w:p>
+        </w:tc>
+      </w:tr>
+    </w:tbl>
+    <w:p>
+      <w:pPr>
+        <w:spacing w:after="160"/>
+      </w:pPr>
+      <w:r>
+        <w:t xml:space="preserve"/>
+      </w:r>
+    </w:p>
+    <w:p>
+      <w:pPr>
+        <w:pStyle w:val="Heading2"/>
+        <w:spacing w:after="140" w:before="200"/>
+      </w:pPr>
+      <w:r>
+        <w:rPr>
+          <w:b/>
+          <w:bCs/>
+        </w:rPr>
+        <w:t xml:space="preserve">`snapshot` ou un observable ?</w:t>
+      </w:r>
+    </w:p>
+    <w:p>
+      <w:pPr>
+        <w:spacing w:after="120" w:line="300" w:lineRule="auto"/>
+      </w:pPr>
+      <w:r>
+        <w:rPr>
+          <w:rFonts w:ascii="Consolas" w:cs="Consolas" w:eastAsia="Consolas" w:hAnsi="Consolas"/>
+          <w:color w:val="A31515"/>
+          <w:sz w:val="20"/>
+          <w:szCs w:val="20"/>
+        </w:rPr>
+        <w:t xml:space="preserve">ActivatedRoute</w:t>
+      </w:r>
+      <w:r>
+        <w:rPr>
+          <w:sz w:val="20"/>
+          <w:szCs w:val="20"/>
+        </w:rPr>
+        <w:t xml:space="preserve"> propose deux ways de lire un paramètre :</w:t>
+      </w:r>
+    </w:p>
+    <w:tbl>
+      <w:tblPr>
+        <w:tblW w:type="pct" w:w="5000"/>
+        <w:tblBorders>
+          <w:top w:val="single" w:color="auto" w:sz="4"/>
+          <w:left w:val="single" w:color="auto" w:sz="4"/>
+          <w:bottom w:val="single" w:color="auto" w:sz="4"/>
+          <w:right w:val="single" w:color="auto" w:sz="4"/>
+          <w:insideH w:val="single" w:color="auto" w:sz="4"/>
+          <w:insideV w:val="single" w:color="auto" w:sz="4"/>
+        </w:tblBorders>
+      </w:tblPr>
+      <w:tblGrid>
+        <w:gridCol w:w="4677"/>
+        <w:gridCol w:w="4677"/>
+      </w:tblGrid>
+      <w:tr>
+        <w:trPr>
+          <w:tblHeader/>
+        </w:trPr>
+        <w:tc>
+          <w:tcPr>
+            <w:tcBorders>
+              <w:top w:val="single" w:color="C6CEDB" w:sz="4"/>
+              <w:left w:val="single" w:color="C6CEDB" w:sz="4"/>
+              <w:bottom w:val="single" w:color="C6CEDB" w:sz="4"/>
+              <w:right w:val="single" w:color="C6CEDB" w:sz="4"/>
+            </w:tcBorders>
+            <w:shd w:fill="EEF2F8" w:color="auto" w:val="clear"/>
+            <w:tcMar>
+              <w:top w:type="dxa" w:w="60"/>
+              <w:left w:type="dxa" w:w="100"/>
+              <w:bottom w:type="dxa" w:w="60"/>
+              <w:right w:type="dxa" w:w="100"/>
+            </w:tcMar>
+          </w:tcPr>
+          <w:p>
+            <w:pPr>
+              <w:spacing w:after="0" w:before="0"/>
+            </w:pPr>
+            <w:r>
+              <w:t xml:space="preserve">Méthode</w:t>
+            </w:r>
+          </w:p>
+        </w:tc>
+        <w:tc>
+          <w:tcPr>
+            <w:tcBorders>
+              <w:top w:val="single" w:color="C6CEDB" w:sz="4"/>
+              <w:left w:val="single" w:color="C6CEDB" w:sz="4"/>
+              <w:bottom w:val="single" w:color="C6CEDB" w:sz="4"/>
+              <w:right w:val="single" w:color="C6CEDB" w:sz="4"/>
+            </w:tcBorders>
+            <w:tcMar>
+              <w:top w:type="dxa" w:w="60"/>
+              <w:left w:type="dxa" w:w="100"/>
+              <w:bottom w:type="dxa" w:w="60"/>
+              <w:right w:type="dxa" w:w="100"/>
+            </w:tcMar>
+          </w:tcPr>
+          <w:p>
+            <w:pPr>
+              <w:spacing w:after="0" w:before="0"/>
+            </w:pPr>
+            <w:r>
+              <w:t xml:space="preserve">Quand l'utiliser</w:t>
+            </w:r>
+          </w:p>
+        </w:tc>
+      </w:tr>
+      <w:tr>
+        <w:tc>
+          <w:tcPr>
+            <w:tcBorders>
+              <w:top w:val="single" w:color="C6CEDB" w:sz="4"/>
+              <w:left w:val="single" w:color="C6CEDB" w:sz="4"/>
+              <w:bottom w:val="single" w:color="C6CEDB" w:sz="4"/>
+              <w:right w:val="single" w:color="C6CEDB" w:sz="4"/>
+            </w:tcBorders>
+            <w:shd w:fill="EEF2F8" w:color="auto" w:val="clear"/>
+            <w:tcMar>
+              <w:top w:type="dxa" w:w="60"/>
+              <w:left w:type="dxa" w:w="100"/>
+              <w:bottom w:type="dxa" w:w="60"/>
+              <w:right w:type="dxa" w:w="100"/>
+            </w:tcMar>
+          </w:tcPr>
+          <w:p>
+            <w:pPr>
+              <w:spacing w:after="0" w:before="0"/>
+            </w:pPr>
+            <w:r>
+              <w:rPr>
+                <w:rFonts w:ascii="Consolas" w:cs="Consolas" w:eastAsia="Consolas" w:hAnsi="Consolas"/>
+                <w:color w:val="A31515"/>
+                <w:sz w:val="19"/>
+                <w:szCs w:val="19"/>
+              </w:rPr>
+              <w:t xml:space="preserve">this.route.snapshot.paramMap.get('id')</w:t>
+            </w:r>
+          </w:p>
+        </w:tc>
+        <w:tc>
+          <w:tcPr>
+            <w:tcBorders>
+              <w:top w:val="single" w:color="C6CEDB" w:sz="4"/>
+              <w:left w:val="single" w:color="C6CEDB" w:sz="4"/>
+              <w:bottom w:val="single" w:color="C6CEDB" w:sz="4"/>
+              <w:right w:val="single" w:color="C6CEDB" w:sz="4"/>
+            </w:tcBorders>
+            <w:tcMar>
+              <w:top w:type="dxa" w:w="60"/>
+              <w:left w:type="dxa" w:w="100"/>
+              <w:bottom w:type="dxa" w:w="60"/>
+              <w:right w:type="dxa" w:w="100"/>
+            </w:tcMar>
+          </w:tcPr>
+          <w:p>
+            <w:pPr>
+              <w:spacing w:after="0" w:before="0"/>
+            </w:pPr>
+            <w:r>
+              <w:t xml:space="preserve">La valeur est lue une seule fois, au chargement du composant.</w:t>
+            </w:r>
+          </w:p>
+        </w:tc>
+      </w:tr>
+      <w:tr>
+        <w:tc>
+          <w:tcPr>
+            <w:tcBorders>
+              <w:top w:val="single" w:color="C6CEDB" w:sz="4"/>
+              <w:left w:val="single" w:color="C6CEDB" w:sz="4"/>
+              <w:bottom w:val="single" w:color="C6CEDB" w:sz="4"/>
+              <w:right w:val="single" w:color="C6CEDB" w:sz="4"/>
+            </w:tcBorders>
+            <w:shd w:fill="EEF2F8" w:color="auto" w:val="clear"/>
+            <w:tcMar>
+              <w:top w:type="dxa" w:w="60"/>
+              <w:left w:type="dxa" w:w="100"/>
+              <w:bottom w:type="dxa" w:w="60"/>
+              <w:right w:type="dxa" w:w="100"/>
+            </w:tcMar>
+          </w:tcPr>
+          <w:p>
+            <w:pPr>
+              <w:spacing w:after="0" w:before="0"/>
+            </w:pPr>
+            <w:r>
+              <w:rPr>
+                <w:rFonts w:ascii="Consolas" w:cs="Consolas" w:eastAsia="Consolas" w:hAnsi="Consolas"/>
+                <w:color w:val="A31515"/>
+                <w:sz w:val="19"/>
+                <w:szCs w:val="19"/>
+              </w:rPr>
+              <w:t xml:space="preserve">this.route.paramMap.subscribe(...)</w:t>
+            </w:r>
+            <w:r>
+              <w:t xml:space="preserve"> (avec </w:t>
+            </w:r>
+            <w:r>
+              <w:rPr>
+                <w:rFonts w:ascii="Consolas" w:cs="Consolas" w:eastAsia="Consolas" w:hAnsi="Consolas"/>
+                <w:color w:val="A31515"/>
+                <w:sz w:val="19"/>
+                <w:szCs w:val="19"/>
+              </w:rPr>
+              <w:t xml:space="preserve">toSignal</w:t>
+            </w:r>
+            <w:r>
+              <w:t xml:space="preserve">)</w:t>
+            </w:r>
+          </w:p>
+        </w:tc>
+        <w:tc>
+          <w:tcPr>
+            <w:tcBorders>
+              <w:top w:val="single" w:color="C6CEDB" w:sz="4"/>
+              <w:left w:val="single" w:color="C6CEDB" w:sz="4"/>
+              <w:bottom w:val="single" w:color="C6CEDB" w:sz="4"/>
+              <w:right w:val="single" w:color="C6CEDB" w:sz="4"/>
+            </w:tcBorders>
+            <w:tcMar>
+              <w:top w:type="dxa" w:w="60"/>
+              <w:left w:type="dxa" w:w="100"/>
+              <w:bottom w:type="dxa" w:w="60"/>
+              <w:right w:type="dxa" w:w="100"/>
+            </w:tcMar>
+          </w:tcPr>
+          <w:p>
+            <w:pPr>
+              <w:spacing w:after="0" w:before="0"/>
+            </w:pPr>
+            <w:r>
+              <w:t xml:space="preserve">Le composant doit réagir à un changement de paramètre </w:t>
+            </w:r>
+            <w:r>
+              <w:rPr>
+                <w:b/>
+                <w:bCs/>
+              </w:rPr>
+              <w:t xml:space="preserve">sans</w:t>
+            </w:r>
+            <w:r>
+              <w:t xml:space="preserve"> être recréé.</w:t>
+            </w:r>
+          </w:p>
+        </w:tc>
+      </w:tr>
+    </w:tbl>
+    <w:p>
+      <w:pPr>
+        <w:spacing w:after="160"/>
+      </w:pPr>
+      <w:r>
+        <w:t xml:space="preserve"/>
+      </w:r>
+    </w:p>
+    <w:p>
+      <w:pPr>
+        <w:spacing w:after="120" w:line="300" w:lineRule="auto"/>
+      </w:pPr>
+      <w:r>
+        <w:rPr>
+          <w:sz w:val="20"/>
+          <w:szCs w:val="20"/>
+        </w:rPr>
+        <w:t xml:space="preserve">Dans notre cas, </w:t>
+      </w:r>
+      <w:r>
+        <w:rPr>
+          <w:rFonts w:ascii="Consolas" w:cs="Consolas" w:eastAsia="Consolas" w:hAnsi="Consolas"/>
+          <w:color w:val="A31515"/>
+          <w:sz w:val="20"/>
+          <w:szCs w:val="20"/>
+        </w:rPr>
+        <w:t xml:space="preserve">snapshot</w:t>
+      </w:r>
+      <w:r>
+        <w:rPr>
+          <w:sz w:val="20"/>
+          <w:szCs w:val="20"/>
+        </w:rPr>
+        <w:t xml:space="preserve"> suffit : chaque navigation vers </w:t>
+      </w:r>
+      <w:r>
+        <w:rPr>
+          <w:rFonts w:ascii="Consolas" w:cs="Consolas" w:eastAsia="Consolas" w:hAnsi="Consolas"/>
+          <w:color w:val="A31515"/>
+          <w:sz w:val="20"/>
+          <w:szCs w:val="20"/>
+        </w:rPr>
+        <w:t xml:space="preserve">/produits/modifier/:id</w:t>
+      </w:r>
+      <w:r>
+        <w:rPr>
+          <w:sz w:val="20"/>
+          <w:szCs w:val="20"/>
+        </w:rPr>
+        <w:t xml:space="preserve"> recrée le</w:t>
+      </w:r>
+    </w:p>
+    <w:p>
+      <w:pPr>
+        <w:spacing w:after="120" w:line="300" w:lineRule="auto"/>
+      </w:pPr>
+      <w:r>
+        <w:rPr>
+          <w:sz w:val="20"/>
+          <w:szCs w:val="20"/>
+        </w:rPr>
+        <w:t xml:space="preserve">composant, donc la lecture est faite une fois pour la bonne valeur.</w:t>
+      </w:r>
+    </w:p>
+    <w:p>
+      <w:pPr>
+        <w:pStyle w:val="Heading2"/>
+        <w:spacing w:after="140" w:before="200"/>
+      </w:pPr>
+      <w:r>
+        <w:rPr>
+          <w:b/>
+          <w:bCs/>
+        </w:rPr>
+        <w:t xml:space="preserve">La validation de la donnée reçue</w:t>
+      </w:r>
+    </w:p>
+    <w:p>
+      <w:pPr>
+        <w:spacing w:after="120" w:line="300" w:lineRule="auto"/>
+      </w:pPr>
+      <w:r>
+        <w:rPr>
+          <w:sz w:val="20"/>
+          <w:szCs w:val="20"/>
+        </w:rPr>
+        <w:t xml:space="preserve">Le paramètre d'URL est une </w:t>
+      </w:r>
+      <w:r>
+        <w:rPr>
+          <w:b/>
+          <w:bCs/>
+          <w:sz w:val="20"/>
+          <w:szCs w:val="20"/>
+        </w:rPr>
+        <w:t xml:space="preserve">chaîne de caractères</w:t>
+      </w:r>
+      <w:r>
+        <w:rPr>
+          <w:sz w:val="20"/>
+          <w:szCs w:val="20"/>
+        </w:rPr>
+        <w:t xml:space="preserve"> venant de l'extérieur : rien ne garantit</w:t>
+      </w:r>
+    </w:p>
+    <w:p>
+      <w:pPr>
+        <w:spacing w:after="120" w:line="300" w:lineRule="auto"/>
+      </w:pPr>
+      <w:r>
+        <w:rPr>
+          <w:sz w:val="20"/>
+          <w:szCs w:val="20"/>
+        </w:rPr>
+        <w:t xml:space="preserve">qu'elle contient un entier. Les deux contrôles </w:t>
+      </w:r>
+      <w:r>
+        <w:rPr>
+          <w:rFonts w:ascii="Consolas" w:cs="Consolas" w:eastAsia="Consolas" w:hAnsi="Consolas"/>
+          <w:color w:val="A31515"/>
+          <w:sz w:val="20"/>
+          <w:szCs w:val="20"/>
+        </w:rPr>
+        <w:t xml:space="preserve">!idParam</w:t>
+      </w:r>
+      <w:r>
+        <w:rPr>
+          <w:sz w:val="20"/>
+          <w:szCs w:val="20"/>
+        </w:rPr>
+        <w:t xml:space="preserve"> et </w:t>
+      </w:r>
+      <w:r>
+        <w:rPr>
+          <w:rFonts w:ascii="Consolas" w:cs="Consolas" w:eastAsia="Consolas" w:hAnsi="Consolas"/>
+          <w:color w:val="A31515"/>
+          <w:sz w:val="20"/>
+          <w:szCs w:val="20"/>
+        </w:rPr>
+        <w:t xml:space="preserve">Number.isNaN(id)</w:t>
+      </w:r>
+      <w:r>
+        <w:rPr>
+          <w:sz w:val="20"/>
+          <w:szCs w:val="20"/>
+        </w:rPr>
+        <w:t xml:space="preserve"> convertissent ce</w:t>
+      </w:r>
+    </w:p>
+    <w:p>
+      <w:pPr>
+        <w:spacing w:after="120" w:line="300" w:lineRule="auto"/>
+      </w:pPr>
+      <w:r>
+        <w:rPr>
+          <w:sz w:val="20"/>
+          <w:szCs w:val="20"/>
+        </w:rPr>
+        <w:t xml:space="preserve">paramètre en donnée fiable avant tout accès au tableau des produits.</w:t>
+      </w:r>
+    </w:p>
+    <w:p>
+      <w:pPr>
+        <w:spacing w:after="120" w:line="300" w:lineRule="auto"/>
+      </w:pPr>
+      <w:r>
+        <w:rPr>
+          <w:sz w:val="20"/>
+          <w:szCs w:val="20"/>
+        </w:rPr>
+        <w:t xml:space="preserve">Si l'identifiant n'existe pas (par exemple </w:t>
+      </w:r>
+      <w:r>
+        <w:rPr>
+          <w:rFonts w:ascii="Consolas" w:cs="Consolas" w:eastAsia="Consolas" w:hAnsi="Consolas"/>
+          <w:color w:val="A31515"/>
+          <w:sz w:val="20"/>
+          <w:szCs w:val="20"/>
+        </w:rPr>
+        <w:t xml:space="preserve">/produits/modifier/999</w:t>
+      </w:r>
+      <w:r>
+        <w:rPr>
+          <w:sz w:val="20"/>
+          <w:szCs w:val="20"/>
+        </w:rPr>
+        <w:t xml:space="preserve">, ou après la suppression du</w:t>
+      </w:r>
+    </w:p>
+    <w:p>
+      <w:pPr>
+        <w:spacing w:after="120" w:line="300" w:lineRule="auto"/>
+      </w:pPr>
+      <w:r>
+        <w:rPr>
+          <w:sz w:val="20"/>
+          <w:szCs w:val="20"/>
+        </w:rPr>
+        <w:t xml:space="preserve">produit), le composant affiche un état « Produit introuvable » au lieu d'un formulaire vide.</w:t>
       </w:r>
     </w:p>
     <w:p>
@@ -11815,31 +12246,47 @@
     </w:p>
     <w:p>
       <w:pPr>
-        <w:spacing w:after="200"/>
-      </w:pPr>
-      <w:r>
-        <w:t xml:space="preserve"/>
-      </w:r>
-    </w:p>
-    <w:p>
-      <w:pPr>
-        <w:spacing w:after="120" w:line="300" w:lineRule="auto"/>
+        <w:spacing w:after="40"/>
+        <w:jc w:val="center"/>
       </w:pPr>
       <w:r>
         <w:rPr>
           <w:b/>
           <w:bCs/>
-          <w:sz w:val="20"/>
-          <w:szCs w:val="20"/>
-        </w:rPr>
-        <w:t xml:space="preserve">Figure 10.4</w:t>
-      </w:r>
-      <w:r>
-        <w:rPr>
-          <w:sz w:val="20"/>
-          <w:szCs w:val="20"/>
-        </w:rPr>
-        <w:t xml:space="preserve"> — Après validation : le tableau affiche la nouvelle valeur du produit modifié.</w:t>
+        </w:rPr>
+        <w:t xml:space="preserve">Figure 10.3</w:t>
+      </w:r>
+      <w:r>
+        <w:t xml:space="preserve"> — L'URL </w:t>
+      </w:r>
+      <w:r>
+        <w:rPr>
+          <w:rFonts w:ascii="Consolas" w:cs="Consolas" w:eastAsia="Consolas" w:hAnsi="Consolas"/>
+          <w:color w:val="A31515"/>
+          <w:sz w:val="19"/>
+          <w:szCs w:val="19"/>
+        </w:rPr>
+        <w:t xml:space="preserve">/produits/modifier/999</w:t>
+      </w:r>
+      <w:r>
+        <w:t xml:space="preserve"> ne correspond à aucun produit : le composant</w:t>
+      </w:r>
+    </w:p>
+    <w:p>
+      <w:pPr>
+        <w:spacing w:after="0"/>
+        <w:jc w:val="both"/>
+      </w:pPr>
+      <w:r>
+        <w:t xml:space="preserve">affiche « Produit introuvable » au lieu d'un formulaire vide.</w:t>
+      </w:r>
+    </w:p>
+    <w:p>
+      <w:pPr>
+        <w:spacing w:after="200"/>
+      </w:pPr>
+      <w:r>
+        <w:t xml:space="preserve"/>
       </w:r>
     </w:p>
     <w:p>
@@ -11852,7 +12299,7 @@
           <w:b/>
           <w:bCs/>
         </w:rPr>
-        <w:t xml:space="preserve">10.4 Transmettre des paramètres avec `ActivatedRoute`</w:t>
+        <w:t xml:space="preserve">10.5 Naviguer entre les pages avec `Router`</w:t>
       </w:r>
     </w:p>
     <w:p>
@@ -11864,7 +12311,7 @@
           <w:sz w:val="20"/>
           <w:szCs w:val="20"/>
         </w:rPr>
-        <w:t xml:space="preserve">*(Vidéo à 09:13)*</w:t>
+        <w:t xml:space="preserve">*(Vidéo à 19:56)*</w:t>
       </w:r>
     </w:p>
     <w:p>
@@ -11876,69 +12323,48 @@
           <w:sz w:val="20"/>
           <w:szCs w:val="20"/>
         </w:rPr>
-        <w:t xml:space="preserve">Pour que la page de modification sache </w:t>
-      </w:r>
+        <w:t xml:space="preserve">Le routage a trois composants : la table de routes, la sortie </w:t>
+      </w:r>
+      <w:r>
+        <w:rPr>
+          <w:rFonts w:ascii="Consolas" w:cs="Consolas" w:eastAsia="Consolas" w:hAnsi="Consolas"/>
+          <w:color w:val="A31515"/>
+          <w:sz w:val="20"/>
+          <w:szCs w:val="20"/>
+        </w:rPr>
+        <w:t xml:space="preserve">&lt;router-outlet /&gt;</w:t>
+      </w:r>
+      <w:r>
+        <w:rPr>
+          <w:sz w:val="20"/>
+          <w:szCs w:val="20"/>
+        </w:rPr>
+        <w:t xml:space="preserve"> et les</w:t>
+      </w:r>
+    </w:p>
+    <w:p>
+      <w:pPr>
+        <w:spacing w:after="120" w:line="300" w:lineRule="auto"/>
+      </w:pPr>
+      <w:r>
+        <w:rPr>
+          <w:sz w:val="20"/>
+          <w:szCs w:val="20"/>
+        </w:rPr>
+        <w:t xml:space="preserve">mécanismes de navigation.</w:t>
+      </w:r>
+    </w:p>
+    <w:p>
+      <w:pPr>
+        <w:pStyle w:val="Heading2"/>
+        <w:spacing w:after="140" w:before="200"/>
+      </w:pPr>
       <w:r>
         <w:rPr>
           <w:b/>
           <w:bCs/>
-          <w:sz w:val="20"/>
-          <w:szCs w:val="20"/>
-        </w:rPr>
-        <w:t xml:space="preserve">quel</w:t>
-      </w:r>
-      <w:r>
-        <w:rPr>
-          <w:sz w:val="20"/>
-          <w:szCs w:val="20"/>
-        </w:rPr>
-        <w:t xml:space="preserve"> produit modifier, l'identifiant est placé dans</w:t>
-      </w:r>
-    </w:p>
-    <w:p>
-      <w:pPr>
-        <w:spacing w:after="120" w:line="300" w:lineRule="auto"/>
-      </w:pPr>
-      <w:r>
-        <w:rPr>
-          <w:sz w:val="20"/>
-          <w:szCs w:val="20"/>
-        </w:rPr>
-        <w:t xml:space="preserve">l'URL. L'URL devient ainsi un état partageable : on peut envoyer le lien</w:t>
-      </w:r>
-    </w:p>
-    <w:p>
-      <w:pPr>
-        <w:spacing w:after="120" w:line="300" w:lineRule="auto"/>
-      </w:pPr>
-      <w:r>
-        <w:rPr>
-          <w:rFonts w:ascii="Consolas" w:cs="Consolas" w:eastAsia="Consolas" w:hAnsi="Consolas"/>
-          <w:color w:val="A31515"/>
-          <w:sz w:val="20"/>
-          <w:szCs w:val="20"/>
-        </w:rPr>
-        <w:t xml:space="preserve">/produits/modifier/3</w:t>
-      </w:r>
-      <w:r>
-        <w:rPr>
-          <w:sz w:val="20"/>
-          <w:szCs w:val="20"/>
-        </w:rPr>
-        <w:t xml:space="preserve"> à quelqu'un, et la page affichera le produit 3.</w:t>
-      </w:r>
-    </w:p>
-    <w:p>
-      <w:pPr>
-        <w:pStyle w:val="Heading2"/>
-        <w:spacing w:after="140" w:before="200"/>
-      </w:pPr>
-      <w:r>
-        <w:rPr>
-          <w:b/>
-          <w:bCs/>
-        </w:rPr>
-        <w:t xml:space="preserve">Étape 1 — déclarer le paramètre dans la table de routage</w:t>
+        </w:rPr>
+        <w:t xml:space="preserve">La sortie</w:t>
       </w:r>
     </w:p>
     <w:tbl>
@@ -11991,143 +12417,58 @@
                 <w:sz w:val="15"/>
                 <w:szCs w:val="15"/>
               </w:rPr>
-              <w:t xml:space="preserve">TS</w:t>
-            </w:r>
-          </w:p>
-          <w:p>
-            <w:pPr>
-              <w:pBdr>
-                <w:left w:val="single" w:color="C6CEDB" w:sz="4"/>
-              </w:pBdr>
-              <w:shd w:fill="F4F6F9" w:color="auto" w:val="clear"/>
-              <w:spacing w:after="0" w:before="0" w:line="240" w:lineRule="auto"/>
-            </w:pPr>
-            <w:r>
-              <w:rPr>
-                <w:rFonts w:ascii="Consolas" w:cs="Consolas" w:eastAsia="Consolas" w:hAnsi="Consolas"/>
-                <w:sz w:val="17"/>
-                <w:szCs w:val="17"/>
-              </w:rPr>
-              <w:t xml:space="preserve">export const routes: Routes = [</w:t>
-            </w:r>
-          </w:p>
-          <w:p>
-            <w:pPr>
-              <w:pBdr>
-                <w:left w:val="single" w:color="C6CEDB" w:sz="4"/>
-              </w:pBdr>
-              <w:shd w:fill="F4F6F9" w:color="auto" w:val="clear"/>
-              <w:spacing w:after="0" w:before="0" w:line="240" w:lineRule="auto"/>
-            </w:pPr>
-            <w:r>
-              <w:rPr>
-                <w:rFonts w:ascii="Consolas" w:cs="Consolas" w:eastAsia="Consolas" w:hAnsi="Consolas"/>
-                <w:sz w:val="17"/>
-                <w:szCs w:val="17"/>
-              </w:rPr>
-              <w:t xml:space="preserve">  { path: '', pathMatch: 'full', redirectTo: 'produits' },</w:t>
-            </w:r>
-          </w:p>
-          <w:p>
-            <w:pPr>
-              <w:pBdr>
-                <w:left w:val="single" w:color="C6CEDB" w:sz="4"/>
-              </w:pBdr>
-              <w:shd w:fill="F4F6F9" w:color="auto" w:val="clear"/>
-              <w:spacing w:after="0" w:before="0" w:line="240" w:lineRule="auto"/>
-            </w:pPr>
-            <w:r>
-              <w:rPr>
-                <w:rFonts w:ascii="Consolas" w:cs="Consolas" w:eastAsia="Consolas" w:hAnsi="Consolas"/>
-                <w:sz w:val="17"/>
-                <w:szCs w:val="17"/>
-              </w:rPr>
-              <w:t xml:space="preserve">  { path: 'produits', component: ProductList, title: 'Liste des produits' },</w:t>
-            </w:r>
-          </w:p>
-          <w:p>
-            <w:pPr>
-              <w:pBdr>
-                <w:left w:val="single" w:color="C6CEDB" w:sz="4"/>
-              </w:pBdr>
-              <w:shd w:fill="F4F6F9" w:color="auto" w:val="clear"/>
-              <w:spacing w:after="0" w:before="0" w:line="240" w:lineRule="auto"/>
-            </w:pPr>
-            <w:r>
-              <w:rPr>
-                <w:rFonts w:ascii="Consolas" w:cs="Consolas" w:eastAsia="Consolas" w:hAnsi="Consolas"/>
-                <w:sz w:val="17"/>
-                <w:szCs w:val="17"/>
-              </w:rPr>
-              <w:t xml:space="preserve">  { path: 'produits/ajouter', component: ProductAdd, title: 'Ajouter un produit' },</w:t>
-            </w:r>
-          </w:p>
-          <w:p>
-            <w:pPr>
-              <w:pBdr>
-                <w:left w:val="single" w:color="C6CEDB" w:sz="4"/>
-              </w:pBdr>
-              <w:shd w:fill="F4F6F9" w:color="auto" w:val="clear"/>
-              <w:spacing w:after="0" w:before="0" w:line="240" w:lineRule="auto"/>
-            </w:pPr>
-            <w:r>
-              <w:rPr>
-                <w:rFonts w:ascii="Consolas" w:cs="Consolas" w:eastAsia="Consolas" w:hAnsi="Consolas"/>
-                <w:sz w:val="17"/>
-                <w:szCs w:val="17"/>
-              </w:rPr>
-              <w:t xml:space="preserve">  // ':id' = paramètre dynamique. La valeur est lue dans ProductEdit via ActivatedRoute.</w:t>
-            </w:r>
-          </w:p>
-          <w:p>
-            <w:pPr>
-              <w:pBdr>
-                <w:left w:val="single" w:color="C6CEDB" w:sz="4"/>
-              </w:pBdr>
-              <w:shd w:fill="F4F6F9" w:color="auto" w:val="clear"/>
-              <w:spacing w:after="0" w:before="0" w:line="240" w:lineRule="auto"/>
-            </w:pPr>
-            <w:r>
-              <w:rPr>
-                <w:rFonts w:ascii="Consolas" w:cs="Consolas" w:eastAsia="Consolas" w:hAnsi="Consolas"/>
-                <w:sz w:val="17"/>
-                <w:szCs w:val="17"/>
-              </w:rPr>
-              <w:t xml:space="preserve">  { path: 'produits/modifier/:id', component: ProductEdit, title: 'Modifier un produit' },</w:t>
-            </w:r>
-          </w:p>
-          <w:p>
-            <w:pPr>
-              <w:pBdr>
-                <w:left w:val="single" w:color="C6CEDB" w:sz="4"/>
-              </w:pBdr>
-              <w:shd w:fill="F4F6F9" w:color="auto" w:val="clear"/>
-              <w:spacing w:after="0" w:before="0" w:line="240" w:lineRule="auto"/>
-            </w:pPr>
-            <w:r>
-              <w:rPr>
-                <w:rFonts w:ascii="Consolas" w:cs="Consolas" w:eastAsia="Consolas" w:hAnsi="Consolas"/>
-                <w:sz w:val="17"/>
-                <w:szCs w:val="17"/>
-              </w:rPr>
-              <w:t xml:space="preserve">  { path: '**', redirectTo: 'produits' },</w:t>
-            </w:r>
-          </w:p>
-          <w:p>
-            <w:pPr>
-              <w:pBdr>
-                <w:left w:val="single" w:color="C6CEDB" w:sz="4"/>
-              </w:pBdr>
-              <w:shd w:fill="F4F6F9" w:color="auto" w:val="clear"/>
-              <w:spacing w:after="0" w:before="0" w:line="240" w:lineRule="auto"/>
-            </w:pPr>
-            <w:r>
-              <w:rPr>
-                <w:rFonts w:ascii="Consolas" w:cs="Consolas" w:eastAsia="Consolas" w:hAnsi="Consolas"/>
-                <w:sz w:val="17"/>
-                <w:szCs w:val="17"/>
-              </w:rPr>
-              <w:t xml:space="preserve">];</w:t>
+              <w:t xml:space="preserve">HTML</w:t>
+            </w:r>
+          </w:p>
+          <w:p>
+            <w:pPr>
+              <w:pBdr>
+                <w:left w:val="single" w:color="C6CEDB" w:sz="4"/>
+              </w:pBdr>
+              <w:shd w:fill="F4F6F9" w:color="auto" w:val="clear"/>
+              <w:spacing w:after="0" w:before="0" w:line="240" w:lineRule="auto"/>
+            </w:pPr>
+            <w:r>
+              <w:rPr>
+                <w:rFonts w:ascii="Consolas" w:cs="Consolas" w:eastAsia="Consolas" w:hAnsi="Consolas"/>
+                <w:sz w:val="17"/>
+                <w:szCs w:val="17"/>
+              </w:rPr>
+              <w:t xml:space="preserve">&lt;main class="contenu"&gt;</w:t>
+            </w:r>
+          </w:p>
+          <w:p>
+            <w:pPr>
+              <w:pBdr>
+                <w:left w:val="single" w:color="C6CEDB" w:sz="4"/>
+              </w:pBdr>
+              <w:shd w:fill="F4F6F9" w:color="auto" w:val="clear"/>
+              <w:spacing w:after="0" w:before="0" w:line="240" w:lineRule="auto"/>
+            </w:pPr>
+            <w:r>
+              <w:rPr>
+                <w:rFonts w:ascii="Consolas" w:cs="Consolas" w:eastAsia="Consolas" w:hAnsi="Consolas"/>
+                <w:sz w:val="17"/>
+                <w:szCs w:val="17"/>
+              </w:rPr>
+              <w:t xml:space="preserve">  &lt;router-outlet /&gt;</w:t>
+            </w:r>
+          </w:p>
+          <w:p>
+            <w:pPr>
+              <w:pBdr>
+                <w:left w:val="single" w:color="C6CEDB" w:sz="4"/>
+              </w:pBdr>
+              <w:shd w:fill="F4F6F9" w:color="auto" w:val="clear"/>
+              <w:spacing w:after="0" w:before="0" w:line="240" w:lineRule="auto"/>
+            </w:pPr>
+            <w:r>
+              <w:rPr>
+                <w:rFonts w:ascii="Consolas" w:cs="Consolas" w:eastAsia="Consolas" w:hAnsi="Consolas"/>
+                <w:sz w:val="17"/>
+                <w:szCs w:val="17"/>
+              </w:rPr>
+              <w:t xml:space="preserve">&lt;/main&gt;</w:t>
             </w:r>
           </w:p>
         </w:tc>
@@ -12152,30 +12493,14 @@
           <w:sz w:val="20"/>
           <w:szCs w:val="20"/>
         </w:rPr>
-        <w:t xml:space="preserve">:id</w:t>
-      </w:r>
-      <w:r>
-        <w:rPr>
-          <w:sz w:val="20"/>
-          <w:szCs w:val="20"/>
-        </w:rPr>
-        <w:t xml:space="preserve"> déclare un segment dynamique. Le segment </w:t>
-      </w:r>
-      <w:r>
-        <w:rPr>
-          <w:rFonts w:ascii="Consolas" w:cs="Consolas" w:eastAsia="Consolas" w:hAnsi="Consolas"/>
-          <w:color w:val="A31515"/>
-          <w:sz w:val="20"/>
-          <w:szCs w:val="20"/>
-        </w:rPr>
-        <w:t xml:space="preserve">ajouter</w:t>
-      </w:r>
-      <w:r>
-        <w:rPr>
-          <w:sz w:val="20"/>
-          <w:szCs w:val="20"/>
-        </w:rPr>
-        <w:t xml:space="preserve"> doit être déclaré </w:t>
+        <w:t xml:space="preserve">&lt;router-outlet /&gt;</w:t>
+      </w:r>
+      <w:r>
+        <w:rPr>
+          <w:sz w:val="20"/>
+          <w:szCs w:val="20"/>
+        </w:rPr>
+        <w:t xml:space="preserve"> est le emplacement de la page. Le routeur y </w:t>
       </w:r>
       <w:r>
         <w:rPr>
@@ -12184,7 +12509,14 @@
           <w:sz w:val="20"/>
           <w:szCs w:val="20"/>
         </w:rPr>
-        <w:t xml:space="preserve">avant</w:t>
+        <w:t xml:space="preserve">projette</w:t>
+      </w:r>
+      <w:r>
+        <w:rPr>
+          <w:sz w:val="20"/>
+          <w:szCs w:val="20"/>
+        </w:rPr>
+        <w:t xml:space="preserve"> le composant</w:t>
       </w:r>
     </w:p>
     <w:p>
@@ -12193,51 +12525,10 @@
       </w:pPr>
       <w:r>
         <w:rPr>
-          <w:rFonts w:ascii="Consolas" w:cs="Consolas" w:eastAsia="Consolas" w:hAnsi="Consolas"/>
-          <w:color w:val="A31515"/>
-          <w:sz w:val="20"/>
-          <w:szCs w:val="20"/>
-        </w:rPr>
-        <w:t xml:space="preserve">modifier/:id</w:t>
-      </w:r>
-      <w:r>
-        <w:rPr>
-          <w:sz w:val="20"/>
-          <w:szCs w:val="20"/>
-        </w:rPr>
-        <w:t xml:space="preserve">, sinon </w:t>
-      </w:r>
-      <w:r>
-        <w:rPr>
-          <w:rFonts w:ascii="Consolas" w:cs="Consolas" w:eastAsia="Consolas" w:hAnsi="Consolas"/>
-          <w:color w:val="A31515"/>
-          <w:sz w:val="20"/>
-          <w:szCs w:val="20"/>
-        </w:rPr>
-        <w:t xml:space="preserve">ajouter</w:t>
-      </w:r>
-      <w:r>
-        <w:rPr>
-          <w:sz w:val="20"/>
-          <w:szCs w:val="20"/>
-        </w:rPr>
-        <w:t xml:space="preserve"> serait capté par </w:t>
-      </w:r>
-      <w:r>
-        <w:rPr>
-          <w:rFonts w:ascii="Consolas" w:cs="Consolas" w:eastAsia="Consolas" w:hAnsi="Consolas"/>
-          <w:color w:val="A31515"/>
-          <w:sz w:val="20"/>
-          <w:szCs w:val="20"/>
-        </w:rPr>
-        <w:t xml:space="preserve">:id</w:t>
-      </w:r>
-      <w:r>
-        <w:rPr>
-          <w:sz w:val="20"/>
-          <w:szCs w:val="20"/>
-        </w:rPr>
-        <w:t xml:space="preserve">.</w:t>
+          <w:sz w:val="20"/>
+          <w:szCs w:val="20"/>
+        </w:rPr>
+        <w:t xml:space="preserve">correspondant à l'URL courante. Sans cet élément, rien ne s'affiche.</w:t>
       </w:r>
     </w:p>
     <w:p>
@@ -12250,7 +12541,7 @@
           <w:b/>
           <w:bCs/>
         </w:rPr>
-        <w:t xml:space="preserve">Étape 2 — lire le paramètre dans le composant</w:t>
+        <w:t xml:space="preserve">Naviguer en code : `router.navigate()`</w:t>
       </w:r>
     </w:p>
     <w:tbl>
@@ -12320,7 +12611,7 @@
                 <w:sz w:val="17"/>
                 <w:szCs w:val="17"/>
               </w:rPr>
-              <w:t xml:space="preserve">private readonly route = inject(ActivatedRoute);</w:t>
+              <w:t xml:space="preserve">private readonly router = inject(Router);</w:t>
             </w:r>
           </w:p>
           <w:p>
@@ -12354,296 +12645,7 @@
                 <w:sz w:val="17"/>
                 <w:szCs w:val="17"/>
               </w:rPr>
-              <w:t xml:space="preserve">private chargerProduit(): void {</w:t>
-            </w:r>
-          </w:p>
-          <w:p>
-            <w:pPr>
-              <w:pBdr>
-                <w:left w:val="single" w:color="C6CEDB" w:sz="4"/>
-              </w:pBdr>
-              <w:shd w:fill="F4F6F9" w:color="auto" w:val="clear"/>
-              <w:spacing w:after="0" w:before="0" w:line="240" w:lineRule="auto"/>
-            </w:pPr>
-            <w:r>
-              <w:rPr>
-                <w:rFonts w:ascii="Consolas" w:cs="Consolas" w:eastAsia="Consolas" w:hAnsi="Consolas"/>
-                <w:sz w:val="17"/>
-                <w:szCs w:val="17"/>
-              </w:rPr>
-              <w:t xml:space="preserve">  const idParam = this.route.snapshot.paramMap.get('id');</w:t>
-            </w:r>
-          </w:p>
-          <w:p>
-            <w:pPr>
-              <w:pBdr>
-                <w:left w:val="single" w:color="C6CEDB" w:sz="4"/>
-              </w:pBdr>
-              <w:shd w:fill="F4F6F9" w:color="auto" w:val="clear"/>
-              <w:spacing w:after="0" w:before="0" w:line="240" w:lineRule="auto"/>
-            </w:pPr>
-            <w:r>
-              <w:rPr>
-                <w:rFonts w:ascii="Consolas" w:cs="Consolas" w:eastAsia="Consolas" w:hAnsi="Consolas"/>
-                <w:sz w:val="17"/>
-                <w:szCs w:val="17"/>
-              </w:rPr>
-              <w:t xml:space="preserve">  const id = Number(idParam);</w:t>
-            </w:r>
-          </w:p>
-          <w:p>
-            <w:pPr>
-              <w:pBdr>
-                <w:left w:val="single" w:color="C6CEDB" w:sz="4"/>
-              </w:pBdr>
-              <w:shd w:fill="F4F6F9" w:color="auto" w:val="clear"/>
-              <w:spacing w:after="0" w:before="0" w:line="240" w:lineRule="auto"/>
-            </w:pPr>
-            <w:r>
-              <w:rPr>
-                <w:rFonts w:ascii="Consolas" w:cs="Consolas" w:eastAsia="Consolas" w:hAnsi="Consolas"/>
-                <w:sz w:val="17"/>
-                <w:szCs w:val="17"/>
-              </w:rPr>
-              <w:t xml:space="preserve"> </w:t>
-            </w:r>
-          </w:p>
-          <w:p>
-            <w:pPr>
-              <w:pBdr>
-                <w:left w:val="single" w:color="C6CEDB" w:sz="4"/>
-              </w:pBdr>
-              <w:shd w:fill="F4F6F9" w:color="auto" w:val="clear"/>
-              <w:spacing w:after="0" w:before="0" w:line="240" w:lineRule="auto"/>
-            </w:pPr>
-            <w:r>
-              <w:rPr>
-                <w:rFonts w:ascii="Consolas" w:cs="Consolas" w:eastAsia="Consolas" w:hAnsi="Consolas"/>
-                <w:sz w:val="17"/>
-                <w:szCs w:val="17"/>
-              </w:rPr>
-              <w:t xml:space="preserve">  if (!idParam || Number.isNaN(id)) {</w:t>
-            </w:r>
-          </w:p>
-          <w:p>
-            <w:pPr>
-              <w:pBdr>
-                <w:left w:val="single" w:color="C6CEDB" w:sz="4"/>
-              </w:pBdr>
-              <w:shd w:fill="F4F6F9" w:color="auto" w:val="clear"/>
-              <w:spacing w:after="0" w:before="0" w:line="240" w:lineRule="auto"/>
-            </w:pPr>
-            <w:r>
-              <w:rPr>
-                <w:rFonts w:ascii="Consolas" w:cs="Consolas" w:eastAsia="Consolas" w:hAnsi="Consolas"/>
-                <w:sz w:val="17"/>
-                <w:szCs w:val="17"/>
-              </w:rPr>
-              <w:t xml:space="preserve">    this.produitIntrouvable.set(true);</w:t>
-            </w:r>
-          </w:p>
-          <w:p>
-            <w:pPr>
-              <w:pBdr>
-                <w:left w:val="single" w:color="C6CEDB" w:sz="4"/>
-              </w:pBdr>
-              <w:shd w:fill="F4F6F9" w:color="auto" w:val="clear"/>
-              <w:spacing w:after="0" w:before="0" w:line="240" w:lineRule="auto"/>
-            </w:pPr>
-            <w:r>
-              <w:rPr>
-                <w:rFonts w:ascii="Consolas" w:cs="Consolas" w:eastAsia="Consolas" w:hAnsi="Consolas"/>
-                <w:sz w:val="17"/>
-                <w:szCs w:val="17"/>
-              </w:rPr>
-              <w:t xml:space="preserve">    return;</w:t>
-            </w:r>
-          </w:p>
-          <w:p>
-            <w:pPr>
-              <w:pBdr>
-                <w:left w:val="single" w:color="C6CEDB" w:sz="4"/>
-              </w:pBdr>
-              <w:shd w:fill="F4F6F9" w:color="auto" w:val="clear"/>
-              <w:spacing w:after="0" w:before="0" w:line="240" w:lineRule="auto"/>
-            </w:pPr>
-            <w:r>
-              <w:rPr>
-                <w:rFonts w:ascii="Consolas" w:cs="Consolas" w:eastAsia="Consolas" w:hAnsi="Consolas"/>
-                <w:sz w:val="17"/>
-                <w:szCs w:val="17"/>
-              </w:rPr>
-              <w:t xml:space="preserve">  }</w:t>
-            </w:r>
-          </w:p>
-          <w:p>
-            <w:pPr>
-              <w:pBdr>
-                <w:left w:val="single" w:color="C6CEDB" w:sz="4"/>
-              </w:pBdr>
-              <w:shd w:fill="F4F6F9" w:color="auto" w:val="clear"/>
-              <w:spacing w:after="0" w:before="0" w:line="240" w:lineRule="auto"/>
-            </w:pPr>
-            <w:r>
-              <w:rPr>
-                <w:rFonts w:ascii="Consolas" w:cs="Consolas" w:eastAsia="Consolas" w:hAnsi="Consolas"/>
-                <w:sz w:val="17"/>
-                <w:szCs w:val="17"/>
-              </w:rPr>
-              <w:t xml:space="preserve"> </w:t>
-            </w:r>
-          </w:p>
-          <w:p>
-            <w:pPr>
-              <w:pBdr>
-                <w:left w:val="single" w:color="C6CEDB" w:sz="4"/>
-              </w:pBdr>
-              <w:shd w:fill="F4F6F9" w:color="auto" w:val="clear"/>
-              <w:spacing w:after="0" w:before="0" w:line="240" w:lineRule="auto"/>
-            </w:pPr>
-            <w:r>
-              <w:rPr>
-                <w:rFonts w:ascii="Consolas" w:cs="Consolas" w:eastAsia="Consolas" w:hAnsi="Consolas"/>
-                <w:sz w:val="17"/>
-                <w:szCs w:val="17"/>
-              </w:rPr>
-              <w:t xml:space="preserve">  const produit = this.produitService.getProduit(id);</w:t>
-            </w:r>
-          </w:p>
-          <w:p>
-            <w:pPr>
-              <w:pBdr>
-                <w:left w:val="single" w:color="C6CEDB" w:sz="4"/>
-              </w:pBdr>
-              <w:shd w:fill="F4F6F9" w:color="auto" w:val="clear"/>
-              <w:spacing w:after="0" w:before="0" w:line="240" w:lineRule="auto"/>
-            </w:pPr>
-            <w:r>
-              <w:rPr>
-                <w:rFonts w:ascii="Consolas" w:cs="Consolas" w:eastAsia="Consolas" w:hAnsi="Consolas"/>
-                <w:sz w:val="17"/>
-                <w:szCs w:val="17"/>
-              </w:rPr>
-              <w:t xml:space="preserve">  if (!produit) {</w:t>
-            </w:r>
-          </w:p>
-          <w:p>
-            <w:pPr>
-              <w:pBdr>
-                <w:left w:val="single" w:color="C6CEDB" w:sz="4"/>
-              </w:pBdr>
-              <w:shd w:fill="F4F6F9" w:color="auto" w:val="clear"/>
-              <w:spacing w:after="0" w:before="0" w:line="240" w:lineRule="auto"/>
-            </w:pPr>
-            <w:r>
-              <w:rPr>
-                <w:rFonts w:ascii="Consolas" w:cs="Consolas" w:eastAsia="Consolas" w:hAnsi="Consolas"/>
-                <w:sz w:val="17"/>
-                <w:szCs w:val="17"/>
-              </w:rPr>
-              <w:t xml:space="preserve">    this.produitIntrouvable.set(true);</w:t>
-            </w:r>
-          </w:p>
-          <w:p>
-            <w:pPr>
-              <w:pBdr>
-                <w:left w:val="single" w:color="C6CEDB" w:sz="4"/>
-              </w:pBdr>
-              <w:shd w:fill="F4F6F9" w:color="auto" w:val="clear"/>
-              <w:spacing w:after="0" w:before="0" w:line="240" w:lineRule="auto"/>
-            </w:pPr>
-            <w:r>
-              <w:rPr>
-                <w:rFonts w:ascii="Consolas" w:cs="Consolas" w:eastAsia="Consolas" w:hAnsi="Consolas"/>
-                <w:sz w:val="17"/>
-                <w:szCs w:val="17"/>
-              </w:rPr>
-              <w:t xml:space="preserve">    return;</w:t>
-            </w:r>
-          </w:p>
-          <w:p>
-            <w:pPr>
-              <w:pBdr>
-                <w:left w:val="single" w:color="C6CEDB" w:sz="4"/>
-              </w:pBdr>
-              <w:shd w:fill="F4F6F9" w:color="auto" w:val="clear"/>
-              <w:spacing w:after="0" w:before="0" w:line="240" w:lineRule="auto"/>
-            </w:pPr>
-            <w:r>
-              <w:rPr>
-                <w:rFonts w:ascii="Consolas" w:cs="Consolas" w:eastAsia="Consolas" w:hAnsi="Consolas"/>
-                <w:sz w:val="17"/>
-                <w:szCs w:val="17"/>
-              </w:rPr>
-              <w:t xml:space="preserve">  }</w:t>
-            </w:r>
-          </w:p>
-          <w:p>
-            <w:pPr>
-              <w:pBdr>
-                <w:left w:val="single" w:color="C6CEDB" w:sz="4"/>
-              </w:pBdr>
-              <w:shd w:fill="F4F6F9" w:color="auto" w:val="clear"/>
-              <w:spacing w:after="0" w:before="0" w:line="240" w:lineRule="auto"/>
-            </w:pPr>
-            <w:r>
-              <w:rPr>
-                <w:rFonts w:ascii="Consolas" w:cs="Consolas" w:eastAsia="Consolas" w:hAnsi="Consolas"/>
-                <w:sz w:val="17"/>
-                <w:szCs w:val="17"/>
-              </w:rPr>
-              <w:t xml:space="preserve"> </w:t>
-            </w:r>
-          </w:p>
-          <w:p>
-            <w:pPr>
-              <w:pBdr>
-                <w:left w:val="single" w:color="C6CEDB" w:sz="4"/>
-              </w:pBdr>
-              <w:shd w:fill="F4F6F9" w:color="auto" w:val="clear"/>
-              <w:spacing w:after="0" w:before="0" w:line="240" w:lineRule="auto"/>
-            </w:pPr>
-            <w:r>
-              <w:rPr>
-                <w:rFonts w:ascii="Consolas" w:cs="Consolas" w:eastAsia="Consolas" w:hAnsi="Consolas"/>
-                <w:sz w:val="17"/>
-                <w:szCs w:val="17"/>
-              </w:rPr>
-              <w:t xml:space="preserve">  this.idProduit.set(produit.id);</w:t>
-            </w:r>
-          </w:p>
-          <w:p>
-            <w:pPr>
-              <w:pBdr>
-                <w:left w:val="single" w:color="C6CEDB" w:sz="4"/>
-              </w:pBdr>
-              <w:shd w:fill="F4F6F9" w:color="auto" w:val="clear"/>
-              <w:spacing w:after="0" w:before="0" w:line="240" w:lineRule="auto"/>
-            </w:pPr>
-            <w:r>
-              <w:rPr>
-                <w:rFonts w:ascii="Consolas" w:cs="Consolas" w:eastAsia="Consolas" w:hAnsi="Consolas"/>
-                <w:sz w:val="17"/>
-                <w:szCs w:val="17"/>
-              </w:rPr>
-              <w:t xml:space="preserve">  this.remplirFormulaire(produit);</w:t>
-            </w:r>
-          </w:p>
-          <w:p>
-            <w:pPr>
-              <w:pBdr>
-                <w:left w:val="single" w:color="C6CEDB" w:sz="4"/>
-              </w:pBdr>
-              <w:shd w:fill="F4F6F9" w:color="auto" w:val="clear"/>
-              <w:spacing w:after="0" w:before="0" w:line="240" w:lineRule="auto"/>
-            </w:pPr>
-            <w:r>
-              <w:rPr>
-                <w:rFonts w:ascii="Consolas" w:cs="Consolas" w:eastAsia="Consolas" w:hAnsi="Consolas"/>
-                <w:sz w:val="17"/>
-                <w:szCs w:val="17"/>
-              </w:rPr>
-              <w:t xml:space="preserve">}</w:t>
+              <w:t xml:space="preserve">this.router.navigate(['/produits']);</w:t>
             </w:r>
           </w:p>
         </w:tc>
@@ -12659,19 +12661,6 @@
     </w:p>
     <w:p>
       <w:pPr>
-        <w:pStyle w:val="Heading2"/>
-        <w:spacing w:after="140" w:before="200"/>
-      </w:pPr>
-      <w:r>
-        <w:rPr>
-          <w:b/>
-          <w:bCs/>
-        </w:rPr>
-        <w:t xml:space="preserve">`snapshot` ou un observable ?</w:t>
-      </w:r>
-    </w:p>
-    <w:p>
-      <w:pPr>
         <w:spacing w:after="120" w:line="300" w:lineRule="auto"/>
       </w:pPr>
       <w:r>
@@ -12681,244 +12670,14 @@
           <w:sz w:val="20"/>
           <w:szCs w:val="20"/>
         </w:rPr>
-        <w:t xml:space="preserve">ActivatedRoute</w:t>
-      </w:r>
-      <w:r>
-        <w:rPr>
-          <w:sz w:val="20"/>
-          <w:szCs w:val="20"/>
-        </w:rPr>
-        <w:t xml:space="preserve"> propose deux ways de lire un paramètre :</w:t>
-      </w:r>
-    </w:p>
-    <w:tbl>
-      <w:tblPr>
-        <w:tblW w:type="pct" w:w="5000"/>
-        <w:tblBorders>
-          <w:top w:val="single" w:color="auto" w:sz="4"/>
-          <w:left w:val="single" w:color="auto" w:sz="4"/>
-          <w:bottom w:val="single" w:color="auto" w:sz="4"/>
-          <w:right w:val="single" w:color="auto" w:sz="4"/>
-          <w:insideH w:val="single" w:color="auto" w:sz="4"/>
-          <w:insideV w:val="single" w:color="auto" w:sz="4"/>
-        </w:tblBorders>
-      </w:tblPr>
-      <w:tblGrid>
-        <w:gridCol w:w="4677"/>
-        <w:gridCol w:w="4677"/>
-      </w:tblGrid>
-      <w:tr>
-        <w:trPr>
-          <w:tblHeader/>
-        </w:trPr>
-        <w:tc>
-          <w:tcPr>
-            <w:tcBorders>
-              <w:top w:val="single" w:color="C6CEDB" w:sz="4"/>
-              <w:left w:val="single" w:color="C6CEDB" w:sz="4"/>
-              <w:bottom w:val="single" w:color="C6CEDB" w:sz="4"/>
-              <w:right w:val="single" w:color="C6CEDB" w:sz="4"/>
-            </w:tcBorders>
-            <w:shd w:fill="EEF2F8" w:color="auto" w:val="clear"/>
-            <w:tcMar>
-              <w:top w:type="dxa" w:w="60"/>
-              <w:left w:type="dxa" w:w="100"/>
-              <w:bottom w:type="dxa" w:w="60"/>
-              <w:right w:type="dxa" w:w="100"/>
-            </w:tcMar>
-          </w:tcPr>
-          <w:p>
-            <w:pPr>
-              <w:spacing w:after="0" w:before="0"/>
-            </w:pPr>
-            <w:r>
-              <w:t xml:space="preserve">Méthode</w:t>
-            </w:r>
-          </w:p>
-        </w:tc>
-        <w:tc>
-          <w:tcPr>
-            <w:tcBorders>
-              <w:top w:val="single" w:color="C6CEDB" w:sz="4"/>
-              <w:left w:val="single" w:color="C6CEDB" w:sz="4"/>
-              <w:bottom w:val="single" w:color="C6CEDB" w:sz="4"/>
-              <w:right w:val="single" w:color="C6CEDB" w:sz="4"/>
-            </w:tcBorders>
-            <w:tcMar>
-              <w:top w:type="dxa" w:w="60"/>
-              <w:left w:type="dxa" w:w="100"/>
-              <w:bottom w:type="dxa" w:w="60"/>
-              <w:right w:type="dxa" w:w="100"/>
-            </w:tcMar>
-          </w:tcPr>
-          <w:p>
-            <w:pPr>
-              <w:spacing w:after="0" w:before="0"/>
-            </w:pPr>
-            <w:r>
-              <w:t xml:space="preserve">Quand l'utiliser</w:t>
-            </w:r>
-          </w:p>
-        </w:tc>
-      </w:tr>
-      <w:tr>
-        <w:tc>
-          <w:tcPr>
-            <w:tcBorders>
-              <w:top w:val="single" w:color="C6CEDB" w:sz="4"/>
-              <w:left w:val="single" w:color="C6CEDB" w:sz="4"/>
-              <w:bottom w:val="single" w:color="C6CEDB" w:sz="4"/>
-              <w:right w:val="single" w:color="C6CEDB" w:sz="4"/>
-            </w:tcBorders>
-            <w:shd w:fill="EEF2F8" w:color="auto" w:val="clear"/>
-            <w:tcMar>
-              <w:top w:type="dxa" w:w="60"/>
-              <w:left w:type="dxa" w:w="100"/>
-              <w:bottom w:type="dxa" w:w="60"/>
-              <w:right w:type="dxa" w:w="100"/>
-            </w:tcMar>
-          </w:tcPr>
-          <w:p>
-            <w:pPr>
-              <w:spacing w:after="0" w:before="0"/>
-            </w:pPr>
-            <w:r>
-              <w:rPr>
-                <w:rFonts w:ascii="Consolas" w:cs="Consolas" w:eastAsia="Consolas" w:hAnsi="Consolas"/>
-                <w:color w:val="A31515"/>
-                <w:sz w:val="19"/>
-                <w:szCs w:val="19"/>
-              </w:rPr>
-              <w:t xml:space="preserve">this.route.snapshot.paramMap.get('id')</w:t>
-            </w:r>
-          </w:p>
-        </w:tc>
-        <w:tc>
-          <w:tcPr>
-            <w:tcBorders>
-              <w:top w:val="single" w:color="C6CEDB" w:sz="4"/>
-              <w:left w:val="single" w:color="C6CEDB" w:sz="4"/>
-              <w:bottom w:val="single" w:color="C6CEDB" w:sz="4"/>
-              <w:right w:val="single" w:color="C6CEDB" w:sz="4"/>
-            </w:tcBorders>
-            <w:tcMar>
-              <w:top w:type="dxa" w:w="60"/>
-              <w:left w:type="dxa" w:w="100"/>
-              <w:bottom w:type="dxa" w:w="60"/>
-              <w:right w:type="dxa" w:w="100"/>
-            </w:tcMar>
-          </w:tcPr>
-          <w:p>
-            <w:pPr>
-              <w:spacing w:after="0" w:before="0"/>
-            </w:pPr>
-            <w:r>
-              <w:t xml:space="preserve">La valeur est lue une seule fois, au chargement du composant.</w:t>
-            </w:r>
-          </w:p>
-        </w:tc>
-      </w:tr>
-      <w:tr>
-        <w:tc>
-          <w:tcPr>
-            <w:tcBorders>
-              <w:top w:val="single" w:color="C6CEDB" w:sz="4"/>
-              <w:left w:val="single" w:color="C6CEDB" w:sz="4"/>
-              <w:bottom w:val="single" w:color="C6CEDB" w:sz="4"/>
-              <w:right w:val="single" w:color="C6CEDB" w:sz="4"/>
-            </w:tcBorders>
-            <w:shd w:fill="EEF2F8" w:color="auto" w:val="clear"/>
-            <w:tcMar>
-              <w:top w:type="dxa" w:w="60"/>
-              <w:left w:type="dxa" w:w="100"/>
-              <w:bottom w:type="dxa" w:w="60"/>
-              <w:right w:type="dxa" w:w="100"/>
-            </w:tcMar>
-          </w:tcPr>
-          <w:p>
-            <w:pPr>
-              <w:spacing w:after="0" w:before="0"/>
-            </w:pPr>
-            <w:r>
-              <w:rPr>
-                <w:rFonts w:ascii="Consolas" w:cs="Consolas" w:eastAsia="Consolas" w:hAnsi="Consolas"/>
-                <w:color w:val="A31515"/>
-                <w:sz w:val="19"/>
-                <w:szCs w:val="19"/>
-              </w:rPr>
-              <w:t xml:space="preserve">this.route.paramMap.subscribe(...)</w:t>
-            </w:r>
-            <w:r>
-              <w:t xml:space="preserve"> (avec </w:t>
-            </w:r>
-            <w:r>
-              <w:rPr>
-                <w:rFonts w:ascii="Consolas" w:cs="Consolas" w:eastAsia="Consolas" w:hAnsi="Consolas"/>
-                <w:color w:val="A31515"/>
-                <w:sz w:val="19"/>
-                <w:szCs w:val="19"/>
-              </w:rPr>
-              <w:t xml:space="preserve">toSignal</w:t>
-            </w:r>
-            <w:r>
-              <w:t xml:space="preserve">)</w:t>
-            </w:r>
-          </w:p>
-        </w:tc>
-        <w:tc>
-          <w:tcPr>
-            <w:tcBorders>
-              <w:top w:val="single" w:color="C6CEDB" w:sz="4"/>
-              <w:left w:val="single" w:color="C6CEDB" w:sz="4"/>
-              <w:bottom w:val="single" w:color="C6CEDB" w:sz="4"/>
-              <w:right w:val="single" w:color="C6CEDB" w:sz="4"/>
-            </w:tcBorders>
-            <w:tcMar>
-              <w:top w:type="dxa" w:w="60"/>
-              <w:left w:type="dxa" w:w="100"/>
-              <w:bottom w:type="dxa" w:w="60"/>
-              <w:right w:type="dxa" w:w="100"/>
-            </w:tcMar>
-          </w:tcPr>
-          <w:p>
-            <w:pPr>
-              <w:spacing w:after="0" w:before="0"/>
-            </w:pPr>
-            <w:r>
-              <w:t xml:space="preserve">Le composant doit réagir à un changement de paramètre </w:t>
-            </w:r>
-            <w:r>
-              <w:rPr>
-                <w:b/>
-                <w:bCs/>
-              </w:rPr>
-              <w:t xml:space="preserve">sans</w:t>
-            </w:r>
-            <w:r>
-              <w:t xml:space="preserve"> être recréé.</w:t>
-            </w:r>
-          </w:p>
-        </w:tc>
-      </w:tr>
-    </w:tbl>
-    <w:p>
-      <w:pPr>
-        <w:spacing w:after="160"/>
-      </w:pPr>
-      <w:r>
-        <w:t xml:space="preserve"/>
-      </w:r>
-    </w:p>
-    <w:p>
-      <w:pPr>
-        <w:spacing w:after="120" w:line="300" w:lineRule="auto"/>
-      </w:pPr>
-      <w:r>
-        <w:rPr>
-          <w:sz w:val="20"/>
-          <w:szCs w:val="20"/>
-        </w:rPr>
-        <w:t xml:space="preserve">Dans notre cas, </w:t>
+        <w:t xml:space="preserve">navigate()</w:t>
+      </w:r>
+      <w:r>
+        <w:rPr>
+          <w:sz w:val="20"/>
+          <w:szCs w:val="20"/>
+        </w:rPr>
+        <w:t xml:space="preserve"> prend un tableau de segments, et non une chaîne : </w:t>
       </w:r>
       <w:r>
         <w:rPr>
@@ -12927,30 +12686,14 @@
           <w:sz w:val="20"/>
           <w:szCs w:val="20"/>
         </w:rPr>
-        <w:t xml:space="preserve">snapshot</w:t>
-      </w:r>
-      <w:r>
-        <w:rPr>
-          <w:sz w:val="20"/>
-          <w:szCs w:val="20"/>
-        </w:rPr>
-        <w:t xml:space="preserve"> suffit : chaque navigation vers </w:t>
-      </w:r>
-      <w:r>
-        <w:rPr>
-          <w:rFonts w:ascii="Consolas" w:cs="Consolas" w:eastAsia="Consolas" w:hAnsi="Consolas"/>
-          <w:color w:val="A31515"/>
-          <w:sz w:val="20"/>
-          <w:szCs w:val="20"/>
-        </w:rPr>
-        <w:t xml:space="preserve">/produits/modifier/:id</w:t>
-      </w:r>
-      <w:r>
-        <w:rPr>
-          <w:sz w:val="20"/>
-          <w:szCs w:val="20"/>
-        </w:rPr>
-        <w:t xml:space="preserve"> recrée le</w:t>
+        <w:t xml:space="preserve">['/produits']</w:t>
+      </w:r>
+      <w:r>
+        <w:rPr>
+          <w:sz w:val="20"/>
+          <w:szCs w:val="20"/>
+        </w:rPr>
+        <w:t xml:space="preserve"> évite les</w:t>
       </w:r>
     </w:p>
     <w:p>
@@ -12962,20 +12705,7 @@
           <w:sz w:val="20"/>
           <w:szCs w:val="20"/>
         </w:rPr>
-        <w:t xml:space="preserve">composant, donc la lecture est faite une fois pour la bonne valeur.</w:t>
-      </w:r>
-    </w:p>
-    <w:p>
-      <w:pPr>
-        <w:pStyle w:val="Heading2"/>
-        <w:spacing w:after="140" w:before="200"/>
-      </w:pPr>
-      <w:r>
-        <w:rPr>
-          <w:b/>
-          <w:bCs/>
-        </w:rPr>
-        <w:t xml:space="preserve">La validation de la donnée reçue</w:t>
+        <w:t xml:space="preserve">problèmes d'échappement liés à une chaîne contenant des caractères spéciaux. On peut également</w:t>
       </w:r>
     </w:p>
     <w:p>
@@ -12987,119 +12717,7 @@
           <w:sz w:val="20"/>
           <w:szCs w:val="20"/>
         </w:rPr>
-        <w:t xml:space="preserve">Le paramètre d'URL est une </w:t>
-      </w:r>
-      <w:r>
-        <w:rPr>
-          <w:b/>
-          <w:bCs/>
-          <w:sz w:val="20"/>
-          <w:szCs w:val="20"/>
-        </w:rPr>
-        <w:t xml:space="preserve">chaîne de caractères</w:t>
-      </w:r>
-      <w:r>
-        <w:rPr>
-          <w:sz w:val="20"/>
-          <w:szCs w:val="20"/>
-        </w:rPr>
-        <w:t xml:space="preserve"> venant de l'extérieur : rien ne garantit</w:t>
-      </w:r>
-    </w:p>
-    <w:p>
-      <w:pPr>
-        <w:spacing w:after="120" w:line="300" w:lineRule="auto"/>
-      </w:pPr>
-      <w:r>
-        <w:rPr>
-          <w:sz w:val="20"/>
-          <w:szCs w:val="20"/>
-        </w:rPr>
-        <w:t xml:space="preserve">qu'elle contient un entier. Les deux contrôles </w:t>
-      </w:r>
-      <w:r>
-        <w:rPr>
-          <w:rFonts w:ascii="Consolas" w:cs="Consolas" w:eastAsia="Consolas" w:hAnsi="Consolas"/>
-          <w:color w:val="A31515"/>
-          <w:sz w:val="20"/>
-          <w:szCs w:val="20"/>
-        </w:rPr>
-        <w:t xml:space="preserve">!idParam</w:t>
-      </w:r>
-      <w:r>
-        <w:rPr>
-          <w:sz w:val="20"/>
-          <w:szCs w:val="20"/>
-        </w:rPr>
-        <w:t xml:space="preserve"> et </w:t>
-      </w:r>
-      <w:r>
-        <w:rPr>
-          <w:rFonts w:ascii="Consolas" w:cs="Consolas" w:eastAsia="Consolas" w:hAnsi="Consolas"/>
-          <w:color w:val="A31515"/>
-          <w:sz w:val="20"/>
-          <w:szCs w:val="20"/>
-        </w:rPr>
-        <w:t xml:space="preserve">Number.isNaN(id)</w:t>
-      </w:r>
-      <w:r>
-        <w:rPr>
-          <w:sz w:val="20"/>
-          <w:szCs w:val="20"/>
-        </w:rPr>
-        <w:t xml:space="preserve"> convertissent ce</w:t>
-      </w:r>
-    </w:p>
-    <w:p>
-      <w:pPr>
-        <w:spacing w:after="120" w:line="300" w:lineRule="auto"/>
-      </w:pPr>
-      <w:r>
-        <w:rPr>
-          <w:sz w:val="20"/>
-          <w:szCs w:val="20"/>
-        </w:rPr>
-        <w:t xml:space="preserve">paramètre en donnée fiable avant tout accès au tableau des produits.</w:t>
-      </w:r>
-    </w:p>
-    <w:p>
-      <w:pPr>
-        <w:spacing w:after="120" w:line="300" w:lineRule="auto"/>
-      </w:pPr>
-      <w:r>
-        <w:rPr>
-          <w:sz w:val="20"/>
-          <w:szCs w:val="20"/>
-        </w:rPr>
-        <w:t xml:space="preserve">Si l'identifiant n'existe pas (par exemple </w:t>
-      </w:r>
-      <w:r>
-        <w:rPr>
-          <w:rFonts w:ascii="Consolas" w:cs="Consolas" w:eastAsia="Consolas" w:hAnsi="Consolas"/>
-          <w:color w:val="A31515"/>
-          <w:sz w:val="20"/>
-          <w:szCs w:val="20"/>
-        </w:rPr>
-        <w:t xml:space="preserve">/produits/modifier/999</w:t>
-      </w:r>
-      <w:r>
-        <w:rPr>
-          <w:sz w:val="20"/>
-          <w:szCs w:val="20"/>
-        </w:rPr>
-        <w:t xml:space="preserve">, ou après la suppression du</w:t>
-      </w:r>
-    </w:p>
-    <w:p>
-      <w:pPr>
-        <w:spacing w:after="120" w:line="300" w:lineRule="auto"/>
-      </w:pPr>
-      <w:r>
-        <w:rPr>
-          <w:sz w:val="20"/>
-          <w:szCs w:val="20"/>
-        </w:rPr>
-        <w:t xml:space="preserve">produit), le composant affiche un état « Produit introuvable » au lieu d'un formulaire vide.</w:t>
+        <w:t xml:space="preserve">passer des paramètres :</w:t>
       </w:r>
     </w:p>
     <w:tbl>
@@ -13121,61 +12739,166 @@
         <w:tc>
           <w:tcPr>
             <w:tcBorders>
-              <w:top w:val="dashed" w:color="9BB0C9" w:sz="6"/>
-              <w:left w:val="dashed" w:color="9BB0C9" w:sz="6"/>
-              <w:bottom w:val="dashed" w:color="9BB0C9" w:sz="6"/>
-              <w:right w:val="dashed" w:color="9BB0C9" w:sz="6"/>
-            </w:tcBorders>
-            <w:shd w:fill="F7F9FC" w:color="auto" w:val="clear"/>
-            <w:tcMar>
-              <w:top w:type="dxa" w:w="140"/>
-              <w:left w:type="dxa" w:w="160"/>
-              <w:bottom w:type="dxa" w:w="140"/>
-              <w:right w:type="dxa" w:w="160"/>
-            </w:tcMar>
-          </w:tcPr>
-          <w:p>
-            <w:pPr>
-              <w:spacing w:after="80"/>
-              <w:jc w:val="center"/>
+              <w:top w:val="single" w:color="C6CEDB" w:sz="4"/>
+              <w:left w:val="single" w:color="C6CEDB" w:sz="4"/>
+              <w:bottom w:val="single" w:color="C6CEDB" w:sz="4"/>
+              <w:right w:val="single" w:color="C6CEDB" w:sz="4"/>
+            </w:tcBorders>
+            <w:shd w:fill="F4F6F9" w:color="auto" w:val="clear"/>
+            <w:tcMar>
+              <w:top w:type="dxa" w:w="60"/>
+              <w:left w:type="dxa" w:w="120"/>
+              <w:bottom w:type="dxa" w:w="60"/>
+              <w:right w:type="dxa" w:w="120"/>
+            </w:tcMar>
+          </w:tcPr>
+          <w:p>
+            <w:pPr>
+              <w:pBdr>
+                <w:top w:val="single" w:color="C6CEDB" w:sz="4"/>
+                <w:left w:val="single" w:color="C6CEDB" w:sz="4"/>
+                <w:right w:val="single" w:color="C6CEDB" w:sz="4"/>
+              </w:pBdr>
+              <w:shd w:fill="E7EDF6" w:color="auto" w:val="clear"/>
+              <w:spacing w:after="40" w:before="80"/>
             </w:pPr>
             <w:r>
               <w:rPr>
                 <w:b/>
                 <w:bCs/>
-                <w:color w:val="7A8899"/>
-                <w:sz w:val="18"/>
-                <w:szCs w:val="18"/>
-              </w:rPr>
-              <w:t xml:space="preserve">▢  CAPTURE D’ÉCRAN À INSÉRER  ▢</w:t>
-            </w:r>
-          </w:p>
-          <w:p>
-            <w:pPr>
-              <w:spacing w:after="40"/>
-              <w:jc w:val="center"/>
+                <w:color w:val="0D47A1"/>
+                <w:sz w:val="15"/>
+                <w:szCs w:val="15"/>
+              </w:rPr>
+              <w:t xml:space="preserve">TS</w:t>
+            </w:r>
+          </w:p>
+          <w:p>
+            <w:pPr>
+              <w:pBdr>
+                <w:left w:val="single" w:color="C6CEDB" w:sz="4"/>
+              </w:pBdr>
+              <w:shd w:fill="F4F6F9" w:color="auto" w:val="clear"/>
+              <w:spacing w:after="0" w:before="0" w:line="240" w:lineRule="auto"/>
+            </w:pPr>
+            <w:r>
+              <w:rPr>
+                <w:rFonts w:ascii="Consolas" w:cs="Consolas" w:eastAsia="Consolas" w:hAnsi="Consolas"/>
+                <w:sz w:val="17"/>
+                <w:szCs w:val="17"/>
+              </w:rPr>
+              <w:t xml:space="preserve">this.router.navigate(['/produits/modifier', produit.id]);</w:t>
+            </w:r>
+          </w:p>
+        </w:tc>
+      </w:tr>
+    </w:tbl>
+    <w:p>
+      <w:pPr>
+        <w:spacing w:after="160"/>
+      </w:pPr>
+      <w:r>
+        <w:t xml:space="preserve"/>
+      </w:r>
+    </w:p>
+    <w:p>
+      <w:pPr>
+        <w:pStyle w:val="Heading2"/>
+        <w:spacing w:after="140" w:before="200"/>
+      </w:pPr>
+      <w:r>
+        <w:rPr>
+          <w:b/>
+          <w:bCs/>
+        </w:rPr>
+        <w:t xml:space="preserve">Naviguer dans le template : `routerLink`</w:t>
+      </w:r>
+    </w:p>
+    <w:tbl>
+      <w:tblPr>
+        <w:tblW w:type="pct" w:w="5000"/>
+        <w:tblBorders>
+          <w:top w:val="single" w:color="auto" w:sz="4"/>
+          <w:left w:val="single" w:color="auto" w:sz="4"/>
+          <w:bottom w:val="single" w:color="auto" w:sz="4"/>
+          <w:right w:val="single" w:color="auto" w:sz="4"/>
+          <w:insideH w:val="single" w:color="auto" w:sz="4"/>
+          <w:insideV w:val="single" w:color="auto" w:sz="4"/>
+        </w:tblBorders>
+      </w:tblPr>
+      <w:tblGrid>
+        <w:gridCol w:w="9354"/>
+      </w:tblGrid>
+      <w:tr>
+        <w:tc>
+          <w:tcPr>
+            <w:tcBorders>
+              <w:top w:val="single" w:color="C6CEDB" w:sz="4"/>
+              <w:left w:val="single" w:color="C6CEDB" w:sz="4"/>
+              <w:bottom w:val="single" w:color="C6CEDB" w:sz="4"/>
+              <w:right w:val="single" w:color="C6CEDB" w:sz="4"/>
+            </w:tcBorders>
+            <w:shd w:fill="F4F6F9" w:color="auto" w:val="clear"/>
+            <w:tcMar>
+              <w:top w:type="dxa" w:w="60"/>
+              <w:left w:type="dxa" w:w="120"/>
+              <w:bottom w:type="dxa" w:w="60"/>
+              <w:right w:type="dxa" w:w="120"/>
+            </w:tcMar>
+          </w:tcPr>
+          <w:p>
+            <w:pPr>
+              <w:pBdr>
+                <w:top w:val="single" w:color="C6CEDB" w:sz="4"/>
+                <w:left w:val="single" w:color="C6CEDB" w:sz="4"/>
+                <w:right w:val="single" w:color="C6CEDB" w:sz="4"/>
+              </w:pBdr>
+              <w:shd w:fill="E7EDF6" w:color="auto" w:val="clear"/>
+              <w:spacing w:after="40" w:before="80"/>
             </w:pPr>
             <w:r>
               <w:rPr>
                 <w:b/>
                 <w:bCs/>
-              </w:rPr>
-              <w:t xml:space="preserve">Figure 10.5</w:t>
-            </w:r>
-            <w:r>
-              <w:t xml:space="preserve"> — La barre d'adresse affichant </w:t>
-            </w:r>
-            <w:r>
-              <w:rPr>
-                <w:rFonts w:ascii="Consolas" w:cs="Consolas" w:eastAsia="Consolas" w:hAnsi="Consolas"/>
-                <w:color w:val="A31515"/>
-                <w:sz w:val="19"/>
-                <w:szCs w:val="19"/>
-              </w:rPr>
-              <w:t xml:space="preserve">localhost:4200/produits/modifier/3</w:t>
-            </w:r>
-            <w:r>
-              <w:t xml:space="preserve">.</w:t>
+                <w:color w:val="0D47A1"/>
+                <w:sz w:val="15"/>
+                <w:szCs w:val="15"/>
+              </w:rPr>
+              <w:t xml:space="preserve">HTML</w:t>
+            </w:r>
+          </w:p>
+          <w:p>
+            <w:pPr>
+              <w:pBdr>
+                <w:left w:val="single" w:color="C6CEDB" w:sz="4"/>
+              </w:pBdr>
+              <w:shd w:fill="F4F6F9" w:color="auto" w:val="clear"/>
+              <w:spacing w:after="0" w:before="0" w:line="240" w:lineRule="auto"/>
+            </w:pPr>
+            <w:r>
+              <w:rPr>
+                <w:rFonts w:ascii="Consolas" w:cs="Consolas" w:eastAsia="Consolas" w:hAnsi="Consolas"/>
+                <w:sz w:val="17"/>
+                <w:szCs w:val="17"/>
+              </w:rPr>
+              <w:t xml:space="preserve">&lt;a routerLink="/produits/ajouter"&gt;+ Ajouter un produit&lt;/a&gt;</w:t>
+            </w:r>
+          </w:p>
+          <w:p>
+            <w:pPr>
+              <w:pBdr>
+                <w:left w:val="single" w:color="C6CEDB" w:sz="4"/>
+              </w:pBdr>
+              <w:shd w:fill="F4F6F9" w:color="auto" w:val="clear"/>
+              <w:spacing w:after="0" w:before="0" w:line="240" w:lineRule="auto"/>
+            </w:pPr>
+            <w:r>
+              <w:rPr>
+                <w:rFonts w:ascii="Consolas" w:cs="Consolas" w:eastAsia="Consolas" w:hAnsi="Consolas"/>
+                <w:sz w:val="17"/>
+                <w:szCs w:val="17"/>
+              </w:rPr>
+              <w:t xml:space="preserve">&lt;a [routerLink]="['/produits/modifier', produit.id]"&gt;Modifier&lt;/a&gt;</w:t>
             </w:r>
           </w:p>
         </w:tc>
@@ -13183,7 +12906,790 @@
     </w:tbl>
     <w:p>
       <w:pPr>
-        <w:spacing w:after="200"/>
+        <w:spacing w:after="160"/>
+      </w:pPr>
+      <w:r>
+        <w:t xml:space="preserve"/>
+      </w:r>
+    </w:p>
+    <w:p>
+      <w:pPr>
+        <w:spacing w:after="120" w:line="300" w:lineRule="auto"/>
+      </w:pPr>
+      <w:r>
+        <w:rPr>
+          <w:rFonts w:ascii="Consolas" w:cs="Consolas" w:eastAsia="Consolas" w:hAnsi="Consolas"/>
+          <w:color w:val="A31515"/>
+          <w:sz w:val="20"/>
+          <w:szCs w:val="20"/>
+        </w:rPr>
+        <w:t xml:space="preserve">routerLink</w:t>
+      </w:r>
+      <w:r>
+        <w:rPr>
+          <w:sz w:val="20"/>
+          <w:szCs w:val="20"/>
+        </w:rPr>
+        <w:t xml:space="preserve"> fait la même chose que </w:t>
+      </w:r>
+      <w:r>
+        <w:rPr>
+          <w:rFonts w:ascii="Consolas" w:cs="Consolas" w:eastAsia="Consolas" w:hAnsi="Consolas"/>
+          <w:color w:val="A31515"/>
+          <w:sz w:val="20"/>
+          <w:szCs w:val="20"/>
+        </w:rPr>
+        <w:t xml:space="preserve">navigate()</w:t>
+      </w:r>
+      <w:r>
+        <w:rPr>
+          <w:sz w:val="20"/>
+          <w:szCs w:val="20"/>
+        </w:rPr>
+        <w:t xml:space="preserve">, mais depuis le template. La directive</w:t>
+      </w:r>
+    </w:p>
+    <w:p>
+      <w:pPr>
+        <w:spacing w:after="120" w:line="300" w:lineRule="auto"/>
+      </w:pPr>
+      <w:r>
+        <w:rPr>
+          <w:rFonts w:ascii="Consolas" w:cs="Consolas" w:eastAsia="Consolas" w:hAnsi="Consolas"/>
+          <w:color w:val="A31515"/>
+          <w:sz w:val="20"/>
+          <w:szCs w:val="20"/>
+        </w:rPr>
+        <w:t xml:space="preserve">routerLinkActive</w:t>
+      </w:r>
+      <w:r>
+        <w:rPr>
+          <w:sz w:val="20"/>
+          <w:szCs w:val="20"/>
+        </w:rPr>
+        <w:t xml:space="preserve"> permet de mettre en évidence le lien correspondant à la page affichée :</w:t>
+      </w:r>
+    </w:p>
+    <w:tbl>
+      <w:tblPr>
+        <w:tblW w:type="pct" w:w="5000"/>
+        <w:tblBorders>
+          <w:top w:val="single" w:color="auto" w:sz="4"/>
+          <w:left w:val="single" w:color="auto" w:sz="4"/>
+          <w:bottom w:val="single" w:color="auto" w:sz="4"/>
+          <w:right w:val="single" w:color="auto" w:sz="4"/>
+          <w:insideH w:val="single" w:color="auto" w:sz="4"/>
+          <w:insideV w:val="single" w:color="auto" w:sz="4"/>
+        </w:tblBorders>
+      </w:tblPr>
+      <w:tblGrid>
+        <w:gridCol w:w="9354"/>
+      </w:tblGrid>
+      <w:tr>
+        <w:tc>
+          <w:tcPr>
+            <w:tcBorders>
+              <w:top w:val="single" w:color="C6CEDB" w:sz="4"/>
+              <w:left w:val="single" w:color="C6CEDB" w:sz="4"/>
+              <w:bottom w:val="single" w:color="C6CEDB" w:sz="4"/>
+              <w:right w:val="single" w:color="C6CEDB" w:sz="4"/>
+            </w:tcBorders>
+            <w:shd w:fill="F4F6F9" w:color="auto" w:val="clear"/>
+            <w:tcMar>
+              <w:top w:type="dxa" w:w="60"/>
+              <w:left w:type="dxa" w:w="120"/>
+              <w:bottom w:type="dxa" w:w="60"/>
+              <w:right w:type="dxa" w:w="120"/>
+            </w:tcMar>
+          </w:tcPr>
+          <w:p>
+            <w:pPr>
+              <w:pBdr>
+                <w:top w:val="single" w:color="C6CEDB" w:sz="4"/>
+                <w:left w:val="single" w:color="C6CEDB" w:sz="4"/>
+                <w:right w:val="single" w:color="C6CEDB" w:sz="4"/>
+              </w:pBdr>
+              <w:shd w:fill="E7EDF6" w:color="auto" w:val="clear"/>
+              <w:spacing w:after="40" w:before="80"/>
+            </w:pPr>
+            <w:r>
+              <w:rPr>
+                <w:b/>
+                <w:bCs/>
+                <w:color w:val="0D47A1"/>
+                <w:sz w:val="15"/>
+                <w:szCs w:val="15"/>
+              </w:rPr>
+              <w:t xml:space="preserve">HTML</w:t>
+            </w:r>
+          </w:p>
+          <w:p>
+            <w:pPr>
+              <w:pBdr>
+                <w:left w:val="single" w:color="C6CEDB" w:sz="4"/>
+              </w:pBdr>
+              <w:shd w:fill="F4F6F9" w:color="auto" w:val="clear"/>
+              <w:spacing w:after="0" w:before="0" w:line="240" w:lineRule="auto"/>
+            </w:pPr>
+            <w:r>
+              <w:rPr>
+                <w:rFonts w:ascii="Consolas" w:cs="Consolas" w:eastAsia="Consolas" w:hAnsi="Consolas"/>
+                <w:sz w:val="17"/>
+                <w:szCs w:val="17"/>
+              </w:rPr>
+              <w:t xml:space="preserve">&lt;a routerLink="/produits" routerLinkActive="actif" [routerLinkActiveOptions]="{ exact: true }"&gt;</w:t>
+            </w:r>
+          </w:p>
+          <w:p>
+            <w:pPr>
+              <w:pBdr>
+                <w:left w:val="single" w:color="C6CEDB" w:sz="4"/>
+              </w:pBdr>
+              <w:shd w:fill="F4F6F9" w:color="auto" w:val="clear"/>
+              <w:spacing w:after="0" w:before="0" w:line="240" w:lineRule="auto"/>
+            </w:pPr>
+            <w:r>
+              <w:rPr>
+                <w:rFonts w:ascii="Consolas" w:cs="Consolas" w:eastAsia="Consolas" w:hAnsi="Consolas"/>
+                <w:sz w:val="17"/>
+                <w:szCs w:val="17"/>
+              </w:rPr>
+              <w:t xml:space="preserve">  Liste</w:t>
+            </w:r>
+          </w:p>
+          <w:p>
+            <w:pPr>
+              <w:pBdr>
+                <w:left w:val="single" w:color="C6CEDB" w:sz="4"/>
+              </w:pBdr>
+              <w:shd w:fill="F4F6F9" w:color="auto" w:val="clear"/>
+              <w:spacing w:after="0" w:before="0" w:line="240" w:lineRule="auto"/>
+            </w:pPr>
+            <w:r>
+              <w:rPr>
+                <w:rFonts w:ascii="Consolas" w:cs="Consolas" w:eastAsia="Consolas" w:hAnsi="Consolas"/>
+                <w:sz w:val="17"/>
+                <w:szCs w:val="17"/>
+              </w:rPr>
+              <w:t xml:space="preserve">&lt;/a&gt;</w:t>
+            </w:r>
+          </w:p>
+        </w:tc>
+      </w:tr>
+    </w:tbl>
+    <w:p>
+      <w:pPr>
+        <w:spacing w:after="160"/>
+      </w:pPr>
+      <w:r>
+        <w:t xml:space="preserve"/>
+      </w:r>
+    </w:p>
+    <w:p>
+      <w:pPr>
+        <w:spacing w:after="120" w:line="300" w:lineRule="auto"/>
+      </w:pPr>
+      <w:r>
+        <w:rPr>
+          <w:sz w:val="20"/>
+          <w:szCs w:val="20"/>
+        </w:rPr>
+        <w:t xml:space="preserve">L'option </w:t>
+      </w:r>
+      <w:r>
+        <w:rPr>
+          <w:rFonts w:ascii="Consolas" w:cs="Consolas" w:eastAsia="Consolas" w:hAnsi="Consolas"/>
+          <w:color w:val="A31515"/>
+          <w:sz w:val="20"/>
+          <w:szCs w:val="20"/>
+        </w:rPr>
+        <w:t xml:space="preserve">{ exact: true }</w:t>
+      </w:r>
+      <w:r>
+        <w:rPr>
+          <w:sz w:val="20"/>
+          <w:szCs w:val="20"/>
+        </w:rPr>
+        <w:t xml:space="preserve"> est indispensable : sans elle, </w:t>
+      </w:r>
+      <w:r>
+        <w:rPr>
+          <w:rFonts w:ascii="Consolas" w:cs="Consolas" w:eastAsia="Consolas" w:hAnsi="Consolas"/>
+          <w:color w:val="A31515"/>
+          <w:sz w:val="20"/>
+          <w:szCs w:val="20"/>
+        </w:rPr>
+        <w:t xml:space="preserve">/produits</w:t>
+      </w:r>
+      <w:r>
+        <w:rPr>
+          <w:sz w:val="20"/>
+          <w:szCs w:val="20"/>
+        </w:rPr>
+        <w:t xml:space="preserve"> serait considéré comme actif</w:t>
+      </w:r>
+    </w:p>
+    <w:p>
+      <w:pPr>
+        <w:spacing w:after="120" w:line="300" w:lineRule="auto"/>
+      </w:pPr>
+      <w:r>
+        <w:rPr>
+          <w:sz w:val="20"/>
+          <w:szCs w:val="20"/>
+        </w:rPr>
+        <w:t xml:space="preserve">aussi sur </w:t>
+      </w:r>
+      <w:r>
+        <w:rPr>
+          <w:rFonts w:ascii="Consolas" w:cs="Consolas" w:eastAsia="Consolas" w:hAnsi="Consolas"/>
+          <w:color w:val="A31515"/>
+          <w:sz w:val="20"/>
+          <w:szCs w:val="20"/>
+        </w:rPr>
+        <w:t xml:space="preserve">/produits/modifier/3</w:t>
+      </w:r>
+      <w:r>
+        <w:rPr>
+          <w:sz w:val="20"/>
+          <w:szCs w:val="20"/>
+        </w:rPr>
+        <w:t xml:space="preserve">, puisque le chemin commence par </w:t>
+      </w:r>
+      <w:r>
+        <w:rPr>
+          <w:rFonts w:ascii="Consolas" w:cs="Consolas" w:eastAsia="Consolas" w:hAnsi="Consolas"/>
+          <w:color w:val="A31515"/>
+          <w:sz w:val="20"/>
+          <w:szCs w:val="20"/>
+        </w:rPr>
+        <w:t xml:space="preserve">/produits</w:t>
+      </w:r>
+      <w:r>
+        <w:rPr>
+          <w:sz w:val="20"/>
+          <w:szCs w:val="20"/>
+        </w:rPr>
+        <w:t xml:space="preserve">.</w:t>
+      </w:r>
+    </w:p>
+    <w:p>
+      <w:pPr>
+        <w:pStyle w:val="Heading2"/>
+        <w:spacing w:after="140" w:before="200"/>
+      </w:pPr>
+      <w:r>
+        <w:rPr>
+          <w:b/>
+          <w:bCs/>
+        </w:rPr>
+        <w:t xml:space="preserve">Les paramètres de requête</w:t>
+      </w:r>
+    </w:p>
+    <w:p>
+      <w:pPr>
+        <w:spacing w:after="120" w:line="300" w:lineRule="auto"/>
+      </w:pPr>
+      <w:r>
+        <w:rPr>
+          <w:sz w:val="20"/>
+          <w:szCs w:val="20"/>
+        </w:rPr>
+        <w:t xml:space="preserve">Le routeur distingue les </w:t>
+      </w:r>
+      <w:r>
+        <w:rPr>
+          <w:b/>
+          <w:bCs/>
+          <w:sz w:val="20"/>
+          <w:szCs w:val="20"/>
+        </w:rPr>
+        <w:t xml:space="preserve">paramètres de chemin</w:t>
+      </w:r>
+      <w:r>
+        <w:rPr>
+          <w:sz w:val="20"/>
+          <w:szCs w:val="20"/>
+        </w:rPr>
+        <w:t xml:space="preserve"> (</w:t>
+      </w:r>
+      <w:r>
+        <w:rPr>
+          <w:rFonts w:ascii="Consolas" w:cs="Consolas" w:eastAsia="Consolas" w:hAnsi="Consolas"/>
+          <w:color w:val="A31515"/>
+          <w:sz w:val="20"/>
+          <w:szCs w:val="20"/>
+        </w:rPr>
+        <w:t xml:space="preserve">:id</w:t>
+      </w:r>
+      <w:r>
+        <w:rPr>
+          <w:sz w:val="20"/>
+          <w:szCs w:val="20"/>
+        </w:rPr>
+        <w:t xml:space="preserve">, visibles dans l'URL) des **paramètres</w:t>
+      </w:r>
+    </w:p>
+    <w:p>
+      <w:pPr>
+        <w:spacing w:after="120" w:line="300" w:lineRule="auto"/>
+      </w:pPr>
+      <w:r>
+        <w:rPr>
+          <w:sz w:val="20"/>
+          <w:szCs w:val="20"/>
+        </w:rPr>
+        <w:t xml:space="preserve">de requête** (après le </w:t>
+      </w:r>
+      <w:r>
+        <w:rPr>
+          <w:rFonts w:ascii="Consolas" w:cs="Consolas" w:eastAsia="Consolas" w:hAnsi="Consolas"/>
+          <w:color w:val="A31515"/>
+          <w:sz w:val="20"/>
+          <w:szCs w:val="20"/>
+        </w:rPr>
+        <w:t xml:space="preserve">?</w:t>
+      </w:r>
+      <w:r>
+        <w:rPr>
+          <w:sz w:val="20"/>
+          <w:szCs w:val="20"/>
+        </w:rPr>
+        <w:t xml:space="preserve">, non visibles dans le chemin). Un paramètre de requête est utile pour</w:t>
+      </w:r>
+    </w:p>
+    <w:p>
+      <w:pPr>
+        <w:spacing w:after="120" w:line="300" w:lineRule="auto"/>
+      </w:pPr>
+      <w:r>
+        <w:rPr>
+          <w:sz w:val="20"/>
+          <w:szCs w:val="20"/>
+        </w:rPr>
+        <w:t xml:space="preserve">transmettre un message d'une page à l'autre :</w:t>
+      </w:r>
+    </w:p>
+    <w:tbl>
+      <w:tblPr>
+        <w:tblW w:type="pct" w:w="5000"/>
+        <w:tblBorders>
+          <w:top w:val="single" w:color="auto" w:sz="4"/>
+          <w:left w:val="single" w:color="auto" w:sz="4"/>
+          <w:bottom w:val="single" w:color="auto" w:sz="4"/>
+          <w:right w:val="single" w:color="auto" w:sz="4"/>
+          <w:insideH w:val="single" w:color="auto" w:sz="4"/>
+          <w:insideV w:val="single" w:color="auto" w:sz="4"/>
+        </w:tblBorders>
+      </w:tblPr>
+      <w:tblGrid>
+        <w:gridCol w:w="9354"/>
+      </w:tblGrid>
+      <w:tr>
+        <w:tc>
+          <w:tcPr>
+            <w:tcBorders>
+              <w:top w:val="single" w:color="C6CEDB" w:sz="4"/>
+              <w:left w:val="single" w:color="C6CEDB" w:sz="4"/>
+              <w:bottom w:val="single" w:color="C6CEDB" w:sz="4"/>
+              <w:right w:val="single" w:color="C6CEDB" w:sz="4"/>
+            </w:tcBorders>
+            <w:shd w:fill="F4F6F9" w:color="auto" w:val="clear"/>
+            <w:tcMar>
+              <w:top w:type="dxa" w:w="60"/>
+              <w:left w:type="dxa" w:w="120"/>
+              <w:bottom w:type="dxa" w:w="60"/>
+              <w:right w:type="dxa" w:w="120"/>
+            </w:tcMar>
+          </w:tcPr>
+          <w:p>
+            <w:pPr>
+              <w:pBdr>
+                <w:top w:val="single" w:color="C6CEDB" w:sz="4"/>
+                <w:left w:val="single" w:color="C6CEDB" w:sz="4"/>
+                <w:right w:val="single" w:color="C6CEDB" w:sz="4"/>
+              </w:pBdr>
+              <w:shd w:fill="E7EDF6" w:color="auto" w:val="clear"/>
+              <w:spacing w:after="40" w:before="80"/>
+            </w:pPr>
+            <w:r>
+              <w:rPr>
+                <w:b/>
+                <w:bCs/>
+                <w:color w:val="0D47A1"/>
+                <w:sz w:val="15"/>
+                <w:szCs w:val="15"/>
+              </w:rPr>
+              <w:t xml:space="preserve">TS</w:t>
+            </w:r>
+          </w:p>
+          <w:p>
+            <w:pPr>
+              <w:pBdr>
+                <w:left w:val="single" w:color="C6CEDB" w:sz="4"/>
+              </w:pBdr>
+              <w:shd w:fill="F4F6F9" w:color="auto" w:val="clear"/>
+              <w:spacing w:after="0" w:before="0" w:line="240" w:lineRule="auto"/>
+            </w:pPr>
+            <w:r>
+              <w:rPr>
+                <w:rFonts w:ascii="Consolas" w:cs="Consolas" w:eastAsia="Consolas" w:hAnsi="Consolas"/>
+                <w:sz w:val="17"/>
+                <w:szCs w:val="17"/>
+              </w:rPr>
+              <w:t xml:space="preserve">this.router.navigate(['/produits'], {</w:t>
+            </w:r>
+          </w:p>
+          <w:p>
+            <w:pPr>
+              <w:pBdr>
+                <w:left w:val="single" w:color="C6CEDB" w:sz="4"/>
+              </w:pBdr>
+              <w:shd w:fill="F4F6F9" w:color="auto" w:val="clear"/>
+              <w:spacing w:after="0" w:before="0" w:line="240" w:lineRule="auto"/>
+            </w:pPr>
+            <w:r>
+              <w:rPr>
+                <w:rFonts w:ascii="Consolas" w:cs="Consolas" w:eastAsia="Consolas" w:hAnsi="Consolas"/>
+                <w:sz w:val="17"/>
+                <w:szCs w:val="17"/>
+              </w:rPr>
+              <w:t xml:space="preserve">  queryParams: { modifie: this.produitForm.getRawValue().nom },</w:t>
+            </w:r>
+          </w:p>
+          <w:p>
+            <w:pPr>
+              <w:pBdr>
+                <w:left w:val="single" w:color="C6CEDB" w:sz="4"/>
+              </w:pBdr>
+              <w:shd w:fill="F4F6F9" w:color="auto" w:val="clear"/>
+              <w:spacing w:after="0" w:before="0" w:line="240" w:lineRule="auto"/>
+            </w:pPr>
+            <w:r>
+              <w:rPr>
+                <w:rFonts w:ascii="Consolas" w:cs="Consolas" w:eastAsia="Consolas" w:hAnsi="Consolas"/>
+                <w:sz w:val="17"/>
+                <w:szCs w:val="17"/>
+              </w:rPr>
+              <w:t xml:space="preserve">});</w:t>
+            </w:r>
+          </w:p>
+        </w:tc>
+      </w:tr>
+    </w:tbl>
+    <w:p>
+      <w:pPr>
+        <w:spacing w:after="160"/>
+      </w:pPr>
+      <w:r>
+        <w:t xml:space="preserve"/>
+      </w:r>
+    </w:p>
+    <w:tbl>
+      <w:tblPr>
+        <w:tblW w:type="pct" w:w="5000"/>
+        <w:tblBorders>
+          <w:top w:val="single" w:color="auto" w:sz="4"/>
+          <w:left w:val="single" w:color="auto" w:sz="4"/>
+          <w:bottom w:val="single" w:color="auto" w:sz="4"/>
+          <w:right w:val="single" w:color="auto" w:sz="4"/>
+          <w:insideH w:val="single" w:color="auto" w:sz="4"/>
+          <w:insideV w:val="single" w:color="auto" w:sz="4"/>
+        </w:tblBorders>
+      </w:tblPr>
+      <w:tblGrid>
+        <w:gridCol w:w="9354"/>
+      </w:tblGrid>
+      <w:tr>
+        <w:tc>
+          <w:tcPr>
+            <w:tcBorders>
+              <w:top w:val="single" w:color="C6CEDB" w:sz="4"/>
+              <w:left w:val="single" w:color="C6CEDB" w:sz="4"/>
+              <w:bottom w:val="single" w:color="C6CEDB" w:sz="4"/>
+              <w:right w:val="single" w:color="C6CEDB" w:sz="4"/>
+            </w:tcBorders>
+            <w:shd w:fill="F4F6F9" w:color="auto" w:val="clear"/>
+            <w:tcMar>
+              <w:top w:type="dxa" w:w="60"/>
+              <w:left w:type="dxa" w:w="120"/>
+              <w:bottom w:type="dxa" w:w="60"/>
+              <w:right w:type="dxa" w:w="120"/>
+            </w:tcMar>
+          </w:tcPr>
+          <w:p>
+            <w:pPr>
+              <w:pBdr>
+                <w:top w:val="single" w:color="C6CEDB" w:sz="4"/>
+                <w:left w:val="single" w:color="C6CEDB" w:sz="4"/>
+                <w:right w:val="single" w:color="C6CEDB" w:sz="4"/>
+              </w:pBdr>
+              <w:shd w:fill="E7EDF6" w:color="auto" w:val="clear"/>
+              <w:spacing w:after="40" w:before="80"/>
+            </w:pPr>
+            <w:r>
+              <w:rPr>
+                <w:b/>
+                <w:bCs/>
+                <w:color w:val="0D47A1"/>
+                <w:sz w:val="15"/>
+                <w:szCs w:val="15"/>
+              </w:rPr>
+              <w:t xml:space="preserve">TS</w:t>
+            </w:r>
+          </w:p>
+          <w:p>
+            <w:pPr>
+              <w:pBdr>
+                <w:left w:val="single" w:color="C6CEDB" w:sz="4"/>
+              </w:pBdr>
+              <w:shd w:fill="F4F6F9" w:color="auto" w:val="clear"/>
+              <w:spacing w:after="0" w:before="0" w:line="240" w:lineRule="auto"/>
+            </w:pPr>
+            <w:r>
+              <w:rPr>
+                <w:rFonts w:ascii="Consolas" w:cs="Consolas" w:eastAsia="Consolas" w:hAnsi="Consolas"/>
+                <w:sz w:val="17"/>
+                <w:szCs w:val="17"/>
+              </w:rPr>
+              <w:t xml:space="preserve">// Réception dans ProductList</w:t>
+            </w:r>
+          </w:p>
+          <w:p>
+            <w:pPr>
+              <w:pBdr>
+                <w:left w:val="single" w:color="C6CEDB" w:sz="4"/>
+              </w:pBdr>
+              <w:shd w:fill="F4F6F9" w:color="auto" w:val="clear"/>
+              <w:spacing w:after="0" w:before="0" w:line="240" w:lineRule="auto"/>
+            </w:pPr>
+            <w:r>
+              <w:rPr>
+                <w:rFonts w:ascii="Consolas" w:cs="Consolas" w:eastAsia="Consolas" w:hAnsi="Consolas"/>
+                <w:sz w:val="17"/>
+                <w:szCs w:val="17"/>
+              </w:rPr>
+              <w:t xml:space="preserve">protected readonly nomModifie = signal&lt;string | null&gt;(</w:t>
+            </w:r>
+          </w:p>
+          <w:p>
+            <w:pPr>
+              <w:pBdr>
+                <w:left w:val="single" w:color="C6CEDB" w:sz="4"/>
+              </w:pBdr>
+              <w:shd w:fill="F4F6F9" w:color="auto" w:val="clear"/>
+              <w:spacing w:after="0" w:before="0" w:line="240" w:lineRule="auto"/>
+            </w:pPr>
+            <w:r>
+              <w:rPr>
+                <w:rFonts w:ascii="Consolas" w:cs="Consolas" w:eastAsia="Consolas" w:hAnsi="Consolas"/>
+                <w:sz w:val="17"/>
+                <w:szCs w:val="17"/>
+              </w:rPr>
+              <w:t xml:space="preserve">  this.route.snapshot.queryParamMap.get('modifie'),</w:t>
+            </w:r>
+          </w:p>
+          <w:p>
+            <w:pPr>
+              <w:pBdr>
+                <w:left w:val="single" w:color="C6CEDB" w:sz="4"/>
+              </w:pBdr>
+              <w:shd w:fill="F4F6F9" w:color="auto" w:val="clear"/>
+              <w:spacing w:after="0" w:before="0" w:line="240" w:lineRule="auto"/>
+            </w:pPr>
+            <w:r>
+              <w:rPr>
+                <w:rFonts w:ascii="Consolas" w:cs="Consolas" w:eastAsia="Consolas" w:hAnsi="Consolas"/>
+                <w:sz w:val="17"/>
+                <w:szCs w:val="17"/>
+              </w:rPr>
+              <w:t xml:space="preserve">);</w:t>
+            </w:r>
+          </w:p>
+        </w:tc>
+      </w:tr>
+    </w:tbl>
+    <w:p>
+      <w:pPr>
+        <w:spacing w:after="160"/>
+      </w:pPr>
+      <w:r>
+        <w:t xml:space="preserve"/>
+      </w:r>
+    </w:p>
+    <w:p>
+      <w:pPr>
+        <w:spacing w:after="120" w:line="300" w:lineRule="auto"/>
+      </w:pPr>
+      <w:r>
+        <w:rPr>
+          <w:sz w:val="20"/>
+          <w:szCs w:val="20"/>
+        </w:rPr>
+        <w:t xml:space="preserve">La confirmation s'affiche alors en haut du tableau :</w:t>
+      </w:r>
+    </w:p>
+    <w:tbl>
+      <w:tblPr>
+        <w:tblW w:type="pct" w:w="5000"/>
+        <w:tblBorders>
+          <w:top w:val="single" w:color="auto" w:sz="4"/>
+          <w:left w:val="single" w:color="auto" w:sz="4"/>
+          <w:bottom w:val="single" w:color="auto" w:sz="4"/>
+          <w:right w:val="single" w:color="auto" w:sz="4"/>
+          <w:insideH w:val="single" w:color="auto" w:sz="4"/>
+          <w:insideV w:val="single" w:color="auto" w:sz="4"/>
+        </w:tblBorders>
+      </w:tblPr>
+      <w:tblGrid>
+        <w:gridCol w:w="9354"/>
+      </w:tblGrid>
+      <w:tr>
+        <w:tc>
+          <w:tcPr>
+            <w:tcBorders>
+              <w:top w:val="single" w:color="C6CEDB" w:sz="4"/>
+              <w:left w:val="single" w:color="C6CEDB" w:sz="4"/>
+              <w:bottom w:val="single" w:color="C6CEDB" w:sz="4"/>
+              <w:right w:val="single" w:color="C6CEDB" w:sz="4"/>
+            </w:tcBorders>
+            <w:shd w:fill="F4F6F9" w:color="auto" w:val="clear"/>
+            <w:tcMar>
+              <w:top w:type="dxa" w:w="60"/>
+              <w:left w:type="dxa" w:w="120"/>
+              <w:bottom w:type="dxa" w:w="60"/>
+              <w:right w:type="dxa" w:w="120"/>
+            </w:tcMar>
+          </w:tcPr>
+          <w:p>
+            <w:pPr>
+              <w:pBdr>
+                <w:top w:val="single" w:color="C6CEDB" w:sz="4"/>
+                <w:left w:val="single" w:color="C6CEDB" w:sz="4"/>
+                <w:right w:val="single" w:color="C6CEDB" w:sz="4"/>
+              </w:pBdr>
+              <w:shd w:fill="E7EDF6" w:color="auto" w:val="clear"/>
+              <w:spacing w:after="40" w:before="80"/>
+            </w:pPr>
+            <w:r>
+              <w:rPr>
+                <w:b/>
+                <w:bCs/>
+                <w:color w:val="0D47A1"/>
+                <w:sz w:val="15"/>
+                <w:szCs w:val="15"/>
+              </w:rPr>
+              <w:t xml:space="preserve">HTML</w:t>
+            </w:r>
+          </w:p>
+          <w:p>
+            <w:pPr>
+              <w:pBdr>
+                <w:left w:val="single" w:color="C6CEDB" w:sz="4"/>
+              </w:pBdr>
+              <w:shd w:fill="F4F6F9" w:color="auto" w:val="clear"/>
+              <w:spacing w:after="0" w:before="0" w:line="240" w:lineRule="auto"/>
+            </w:pPr>
+            <w:r>
+              <w:rPr>
+                <w:rFonts w:ascii="Consolas" w:cs="Consolas" w:eastAsia="Consolas" w:hAnsi="Consolas"/>
+                <w:sz w:val="17"/>
+                <w:szCs w:val="17"/>
+              </w:rPr>
+              <w:t xml:space="preserve">@if (nomModifie()) {</w:t>
+            </w:r>
+          </w:p>
+          <w:p>
+            <w:pPr>
+              <w:pBdr>
+                <w:left w:val="single" w:color="C6CEDB" w:sz="4"/>
+              </w:pBdr>
+              <w:shd w:fill="F4F6F9" w:color="auto" w:val="clear"/>
+              <w:spacing w:after="0" w:before="0" w:line="240" w:lineRule="auto"/>
+            </w:pPr>
+            <w:r>
+              <w:rPr>
+                <w:rFonts w:ascii="Consolas" w:cs="Consolas" w:eastAsia="Consolas" w:hAnsi="Consolas"/>
+                <w:sz w:val="17"/>
+                <w:szCs w:val="17"/>
+              </w:rPr>
+              <w:t xml:space="preserve">  &lt;div class="alerte-confirmation"&gt;</w:t>
+            </w:r>
+          </w:p>
+          <w:p>
+            <w:pPr>
+              <w:pBdr>
+                <w:left w:val="single" w:color="C6CEDB" w:sz="4"/>
+              </w:pBdr>
+              <w:shd w:fill="F4F6F9" w:color="auto" w:val="clear"/>
+              <w:spacing w:after="0" w:before="0" w:line="240" w:lineRule="auto"/>
+            </w:pPr>
+            <w:r>
+              <w:rPr>
+                <w:rFonts w:ascii="Consolas" w:cs="Consolas" w:eastAsia="Consolas" w:hAnsi="Consolas"/>
+                <w:sz w:val="17"/>
+                <w:szCs w:val="17"/>
+              </w:rPr>
+              <w:t xml:space="preserve">    Produit « {{ nomModifie() }} » modifié avec succès.</w:t>
+            </w:r>
+          </w:p>
+          <w:p>
+            <w:pPr>
+              <w:pBdr>
+                <w:left w:val="single" w:color="C6CEDB" w:sz="4"/>
+              </w:pBdr>
+              <w:shd w:fill="F4F6F9" w:color="auto" w:val="clear"/>
+              <w:spacing w:after="0" w:before="0" w:line="240" w:lineRule="auto"/>
+            </w:pPr>
+            <w:r>
+              <w:rPr>
+                <w:rFonts w:ascii="Consolas" w:cs="Consolas" w:eastAsia="Consolas" w:hAnsi="Consolas"/>
+                <w:sz w:val="17"/>
+                <w:szCs w:val="17"/>
+              </w:rPr>
+              <w:t xml:space="preserve">    &lt;a href="#" (click)="fermerMessage(); $event.preventDefault()"&gt;Fermer&lt;/a&gt;</w:t>
+            </w:r>
+          </w:p>
+          <w:p>
+            <w:pPr>
+              <w:pBdr>
+                <w:left w:val="single" w:color="C6CEDB" w:sz="4"/>
+              </w:pBdr>
+              <w:shd w:fill="F4F6F9" w:color="auto" w:val="clear"/>
+              <w:spacing w:after="0" w:before="0" w:line="240" w:lineRule="auto"/>
+            </w:pPr>
+            <w:r>
+              <w:rPr>
+                <w:rFonts w:ascii="Consolas" w:cs="Consolas" w:eastAsia="Consolas" w:hAnsi="Consolas"/>
+                <w:sz w:val="17"/>
+                <w:szCs w:val="17"/>
+              </w:rPr>
+              <w:t xml:space="preserve">  &lt;/div&gt;</w:t>
+            </w:r>
+          </w:p>
+          <w:p>
+            <w:pPr>
+              <w:pBdr>
+                <w:left w:val="single" w:color="C6CEDB" w:sz="4"/>
+              </w:pBdr>
+              <w:shd w:fill="F4F6F9" w:color="auto" w:val="clear"/>
+              <w:spacing w:after="0" w:before="0" w:line="240" w:lineRule="auto"/>
+            </w:pPr>
+            <w:r>
+              <w:rPr>
+                <w:rFonts w:ascii="Consolas" w:cs="Consolas" w:eastAsia="Consolas" w:hAnsi="Consolas"/>
+                <w:sz w:val="17"/>
+                <w:szCs w:val="17"/>
+              </w:rPr>
+              <w:t xml:space="preserve">}</w:t>
+            </w:r>
+          </w:p>
+        </w:tc>
+      </w:tr>
+    </w:tbl>
+    <w:p>
+      <w:pPr>
+        <w:spacing w:after="160"/>
       </w:pPr>
       <w:r>
         <w:t xml:space="preserve"/>
@@ -13237,52 +13743,52 @@
     </w:p>
     <w:p>
       <w:pPr>
-        <w:spacing w:after="200"/>
-      </w:pPr>
-      <w:r>
-        <w:t xml:space="preserve"/>
-      </w:r>
-    </w:p>
-    <w:p>
-      <w:pPr>
-        <w:spacing w:after="120" w:line="300" w:lineRule="auto"/>
+        <w:spacing w:after="40"/>
+        <w:jc w:val="center"/>
       </w:pPr>
       <w:r>
         <w:rPr>
           <w:b/>
           <w:bCs/>
-          <w:sz w:val="20"/>
-          <w:szCs w:val="20"/>
-        </w:rPr>
-        <w:t xml:space="preserve">Figure 10.6</w:t>
-      </w:r>
-      <w:r>
-        <w:rPr>
-          <w:sz w:val="20"/>
-          <w:szCs w:val="20"/>
-        </w:rPr>
-        <w:t xml:space="preserve"> — La page « Produit introuvable » sur l'URL </w:t>
+        </w:rPr>
+        <w:t xml:space="preserve">Figure 10.4</w:t>
+      </w:r>
+      <w:r>
+        <w:t xml:space="preserve"> — Retour sur </w:t>
       </w:r>
       <w:r>
         <w:rPr>
           <w:rFonts w:ascii="Consolas" w:cs="Consolas" w:eastAsia="Consolas" w:hAnsi="Consolas"/>
           <w:color w:val="A31515"/>
-          <w:sz w:val="20"/>
-          <w:szCs w:val="20"/>
-        </w:rPr>
-        <w:t xml:space="preserve">/produits/modifier/999</w:t>
-      </w:r>
-      <w:r>
-        <w:rPr>
-          <w:sz w:val="20"/>
-          <w:szCs w:val="20"/>
-        </w:rPr>
-        <w:t xml:space="preserve">.</w:t>
-      </w:r>
-    </w:p>
-    <w:p>
-      <w:pPr>
-        <w:pStyle w:val="Heading1"/>
+          <w:sz w:val="19"/>
+          <w:szCs w:val="19"/>
+        </w:rPr>
+        <w:t xml:space="preserve">/produits?modifie=...</w:t>
+      </w:r>
+      <w:r>
+        <w:t xml:space="preserve"> : le tableau affiche la valeur modifiée et</w:t>
+      </w:r>
+    </w:p>
+    <w:p>
+      <w:pPr>
+        <w:spacing w:after="0"/>
+        <w:jc w:val="both"/>
+      </w:pPr>
+      <w:r>
+        <w:t xml:space="preserve">le message de confirmation est présenté au-dessus, avec son lien « Fermer ».</w:t>
+      </w:r>
+    </w:p>
+    <w:p>
+      <w:pPr>
+        <w:spacing w:after="200"/>
+      </w:pPr>
+      <w:r>
+        <w:t xml:space="preserve"/>
+      </w:r>
+    </w:p>
+    <w:p>
+      <w:pPr>
+        <w:pStyle w:val="Heading2"/>
         <w:spacing w:after="140" w:before="200"/>
       </w:pPr>
       <w:r>
@@ -13290,7 +13796,7 @@
           <w:b/>
           <w:bCs/>
         </w:rPr>
-        <w:t xml:space="preserve">10.5 Naviguer entre les pages avec `Router`</w:t>
+        <w:t xml:space="preserve">Le bouton « Annuler »</w:t>
       </w:r>
     </w:p>
     <w:p>
@@ -13302,7 +13808,7 @@
           <w:sz w:val="20"/>
           <w:szCs w:val="20"/>
         </w:rPr>
-        <w:t xml:space="preserve">*(Vidéo à 19:56)*</w:t>
+        <w:t xml:space="preserve">Les deux formulaires portent un bouton « Annuler » qui applique exactement la même mécanique que</w:t>
       </w:r>
     </w:p>
     <w:p>
@@ -13314,48 +13820,7 @@
           <w:sz w:val="20"/>
           <w:szCs w:val="20"/>
         </w:rPr>
-        <w:t xml:space="preserve">Le routage a trois composants : la table de routes, la sortie </w:t>
-      </w:r>
-      <w:r>
-        <w:rPr>
-          <w:rFonts w:ascii="Consolas" w:cs="Consolas" w:eastAsia="Consolas" w:hAnsi="Consolas"/>
-          <w:color w:val="A31515"/>
-          <w:sz w:val="20"/>
-          <w:szCs w:val="20"/>
-        </w:rPr>
-        <w:t xml:space="preserve">&lt;router-outlet /&gt;</w:t>
-      </w:r>
-      <w:r>
-        <w:rPr>
-          <w:sz w:val="20"/>
-          <w:szCs w:val="20"/>
-        </w:rPr>
-        <w:t xml:space="preserve"> et les</w:t>
-      </w:r>
-    </w:p>
-    <w:p>
-      <w:pPr>
-        <w:spacing w:after="120" w:line="300" w:lineRule="auto"/>
-      </w:pPr>
-      <w:r>
-        <w:rPr>
-          <w:sz w:val="20"/>
-          <w:szCs w:val="20"/>
-        </w:rPr>
-        <w:t xml:space="preserve">mécanismes de navigation.</w:t>
-      </w:r>
-    </w:p>
-    <w:p>
-      <w:pPr>
-        <w:pStyle w:val="Heading2"/>
-        <w:spacing w:after="140" w:before="200"/>
-      </w:pPr>
-      <w:r>
-        <w:rPr>
-          <w:b/>
-          <w:bCs/>
-        </w:rPr>
-        <w:t xml:space="preserve">La sortie</w:t>
+        <w:t xml:space="preserve">les liens du tableau, mais depuis le code :</w:t>
       </w:r>
     </w:p>
     <w:tbl>
@@ -13408,58 +13873,58 @@
                 <w:sz w:val="15"/>
                 <w:szCs w:val="15"/>
               </w:rPr>
-              <w:t xml:space="preserve">HTML</w:t>
-            </w:r>
-          </w:p>
-          <w:p>
-            <w:pPr>
-              <w:pBdr>
-                <w:left w:val="single" w:color="C6CEDB" w:sz="4"/>
-              </w:pBdr>
-              <w:shd w:fill="F4F6F9" w:color="auto" w:val="clear"/>
-              <w:spacing w:after="0" w:before="0" w:line="240" w:lineRule="auto"/>
-            </w:pPr>
-            <w:r>
-              <w:rPr>
-                <w:rFonts w:ascii="Consolas" w:cs="Consolas" w:eastAsia="Consolas" w:hAnsi="Consolas"/>
-                <w:sz w:val="17"/>
-                <w:szCs w:val="17"/>
-              </w:rPr>
-              <w:t xml:space="preserve">&lt;main class="contenu"&gt;</w:t>
-            </w:r>
-          </w:p>
-          <w:p>
-            <w:pPr>
-              <w:pBdr>
-                <w:left w:val="single" w:color="C6CEDB" w:sz="4"/>
-              </w:pBdr>
-              <w:shd w:fill="F4F6F9" w:color="auto" w:val="clear"/>
-              <w:spacing w:after="0" w:before="0" w:line="240" w:lineRule="auto"/>
-            </w:pPr>
-            <w:r>
-              <w:rPr>
-                <w:rFonts w:ascii="Consolas" w:cs="Consolas" w:eastAsia="Consolas" w:hAnsi="Consolas"/>
-                <w:sz w:val="17"/>
-                <w:szCs w:val="17"/>
-              </w:rPr>
-              <w:t xml:space="preserve">  &lt;router-outlet /&gt;</w:t>
-            </w:r>
-          </w:p>
-          <w:p>
-            <w:pPr>
-              <w:pBdr>
-                <w:left w:val="single" w:color="C6CEDB" w:sz="4"/>
-              </w:pBdr>
-              <w:shd w:fill="F4F6F9" w:color="auto" w:val="clear"/>
-              <w:spacing w:after="0" w:before="0" w:line="240" w:lineRule="auto"/>
-            </w:pPr>
-            <w:r>
-              <w:rPr>
-                <w:rFonts w:ascii="Consolas" w:cs="Consolas" w:eastAsia="Consolas" w:hAnsi="Consolas"/>
-                <w:sz w:val="17"/>
-                <w:szCs w:val="17"/>
-              </w:rPr>
-              <w:t xml:space="preserve">&lt;/main&gt;</w:t>
+              <w:t xml:space="preserve">TS</w:t>
+            </w:r>
+          </w:p>
+          <w:p>
+            <w:pPr>
+              <w:pBdr>
+                <w:left w:val="single" w:color="C6CEDB" w:sz="4"/>
+              </w:pBdr>
+              <w:shd w:fill="F4F6F9" w:color="auto" w:val="clear"/>
+              <w:spacing w:after="0" w:before="0" w:line="240" w:lineRule="auto"/>
+            </w:pPr>
+            <w:r>
+              <w:rPr>
+                <w:rFonts w:ascii="Consolas" w:cs="Consolas" w:eastAsia="Consolas" w:hAnsi="Consolas"/>
+                <w:sz w:val="17"/>
+                <w:szCs w:val="17"/>
+              </w:rPr>
+              <w:t xml:space="preserve">protected annuler(): void {</w:t>
+            </w:r>
+          </w:p>
+          <w:p>
+            <w:pPr>
+              <w:pBdr>
+                <w:left w:val="single" w:color="C6CEDB" w:sz="4"/>
+              </w:pBdr>
+              <w:shd w:fill="F4F6F9" w:color="auto" w:val="clear"/>
+              <w:spacing w:after="0" w:before="0" w:line="240" w:lineRule="auto"/>
+            </w:pPr>
+            <w:r>
+              <w:rPr>
+                <w:rFonts w:ascii="Consolas" w:cs="Consolas" w:eastAsia="Consolas" w:hAnsi="Consolas"/>
+                <w:sz w:val="17"/>
+                <w:szCs w:val="17"/>
+              </w:rPr>
+              <w:t xml:space="preserve">  this.router.navigate(['/produits']);</w:t>
+            </w:r>
+          </w:p>
+          <w:p>
+            <w:pPr>
+              <w:pBdr>
+                <w:left w:val="single" w:color="C6CEDB" w:sz="4"/>
+              </w:pBdr>
+              <w:shd w:fill="F4F6F9" w:color="auto" w:val="clear"/>
+              <w:spacing w:after="0" w:before="0" w:line="240" w:lineRule="auto"/>
+            </w:pPr>
+            <w:r>
+              <w:rPr>
+                <w:rFonts w:ascii="Consolas" w:cs="Consolas" w:eastAsia="Consolas" w:hAnsi="Consolas"/>
+                <w:sz w:val="17"/>
+                <w:szCs w:val="17"/>
+              </w:rPr>
+              <w:t xml:space="preserve">}</w:t>
             </w:r>
           </w:p>
         </w:tc>
@@ -13479,35 +13944,31 @@
       </w:pPr>
       <w:r>
         <w:rPr>
+          <w:sz w:val="20"/>
+          <w:szCs w:val="20"/>
+        </w:rPr>
+        <w:t xml:space="preserve">Aucune modification n'est enregistrée : l'utilisateur revient simplement à la liste. Comme</w:t>
+      </w:r>
+    </w:p>
+    <w:p>
+      <w:pPr>
+        <w:spacing w:after="120" w:line="300" w:lineRule="auto"/>
+      </w:pPr>
+      <w:r>
+        <w:rPr>
           <w:rFonts w:ascii="Consolas" w:cs="Consolas" w:eastAsia="Consolas" w:hAnsi="Consolas"/>
           <w:color w:val="A31515"/>
           <w:sz w:val="20"/>
           <w:szCs w:val="20"/>
         </w:rPr>
-        <w:t xml:space="preserve">&lt;router-outlet /&gt;</w:t>
-      </w:r>
-      <w:r>
-        <w:rPr>
-          <w:sz w:val="20"/>
-          <w:szCs w:val="20"/>
-        </w:rPr>
-        <w:t xml:space="preserve"> est le emplacement de la page. Le routeur y </w:t>
-      </w:r>
-      <w:r>
-        <w:rPr>
-          <w:b/>
-          <w:bCs/>
-          <w:sz w:val="20"/>
-          <w:szCs w:val="20"/>
-        </w:rPr>
-        <w:t xml:space="preserve">projette</w:t>
-      </w:r>
-      <w:r>
-        <w:rPr>
-          <w:sz w:val="20"/>
-          <w:szCs w:val="20"/>
-        </w:rPr>
-        <w:t xml:space="preserve"> le composant</w:t>
+        <w:t xml:space="preserve">router.navigate()</w:t>
+      </w:r>
+      <w:r>
+        <w:rPr>
+          <w:sz w:val="20"/>
+          <w:szCs w:val="20"/>
+        </w:rPr>
+        <w:t xml:space="preserve"> retourne une promesse, on peut enchaîner une redirection conditionnelle —</w:t>
       </w:r>
     </w:p>
     <w:p>
@@ -13519,1171 +13980,7 @@
           <w:sz w:val="20"/>
           <w:szCs w:val="20"/>
         </w:rPr>
-        <w:t xml:space="preserve">correspondant à l'URL courante. Sans cet élément, rien ne s'affiche.</w:t>
-      </w:r>
-    </w:p>
-    <w:p>
-      <w:pPr>
-        <w:pStyle w:val="Heading2"/>
-        <w:spacing w:after="140" w:before="200"/>
-      </w:pPr>
-      <w:r>
-        <w:rPr>
-          <w:b/>
-          <w:bCs/>
-        </w:rPr>
-        <w:t xml:space="preserve">Naviguer en code : `router.navigate()`</w:t>
-      </w:r>
-    </w:p>
-    <w:tbl>
-      <w:tblPr>
-        <w:tblW w:type="pct" w:w="5000"/>
-        <w:tblBorders>
-          <w:top w:val="single" w:color="auto" w:sz="4"/>
-          <w:left w:val="single" w:color="auto" w:sz="4"/>
-          <w:bottom w:val="single" w:color="auto" w:sz="4"/>
-          <w:right w:val="single" w:color="auto" w:sz="4"/>
-          <w:insideH w:val="single" w:color="auto" w:sz="4"/>
-          <w:insideV w:val="single" w:color="auto" w:sz="4"/>
-        </w:tblBorders>
-      </w:tblPr>
-      <w:tblGrid>
-        <w:gridCol w:w="9354"/>
-      </w:tblGrid>
-      <w:tr>
-        <w:tc>
-          <w:tcPr>
-            <w:tcBorders>
-              <w:top w:val="single" w:color="C6CEDB" w:sz="4"/>
-              <w:left w:val="single" w:color="C6CEDB" w:sz="4"/>
-              <w:bottom w:val="single" w:color="C6CEDB" w:sz="4"/>
-              <w:right w:val="single" w:color="C6CEDB" w:sz="4"/>
-            </w:tcBorders>
-            <w:shd w:fill="F4F6F9" w:color="auto" w:val="clear"/>
-            <w:tcMar>
-              <w:top w:type="dxa" w:w="60"/>
-              <w:left w:type="dxa" w:w="120"/>
-              <w:bottom w:type="dxa" w:w="60"/>
-              <w:right w:type="dxa" w:w="120"/>
-            </w:tcMar>
-          </w:tcPr>
-          <w:p>
-            <w:pPr>
-              <w:pBdr>
-                <w:top w:val="single" w:color="C6CEDB" w:sz="4"/>
-                <w:left w:val="single" w:color="C6CEDB" w:sz="4"/>
-                <w:right w:val="single" w:color="C6CEDB" w:sz="4"/>
-              </w:pBdr>
-              <w:shd w:fill="E7EDF6" w:color="auto" w:val="clear"/>
-              <w:spacing w:after="40" w:before="80"/>
-            </w:pPr>
-            <w:r>
-              <w:rPr>
-                <w:b/>
-                <w:bCs/>
-                <w:color w:val="0D47A1"/>
-                <w:sz w:val="15"/>
-                <w:szCs w:val="15"/>
-              </w:rPr>
-              <w:t xml:space="preserve">TS</w:t>
-            </w:r>
-          </w:p>
-          <w:p>
-            <w:pPr>
-              <w:pBdr>
-                <w:left w:val="single" w:color="C6CEDB" w:sz="4"/>
-              </w:pBdr>
-              <w:shd w:fill="F4F6F9" w:color="auto" w:val="clear"/>
-              <w:spacing w:after="0" w:before="0" w:line="240" w:lineRule="auto"/>
-            </w:pPr>
-            <w:r>
-              <w:rPr>
-                <w:rFonts w:ascii="Consolas" w:cs="Consolas" w:eastAsia="Consolas" w:hAnsi="Consolas"/>
-                <w:sz w:val="17"/>
-                <w:szCs w:val="17"/>
-              </w:rPr>
-              <w:t xml:space="preserve">private readonly router = inject(Router);</w:t>
-            </w:r>
-          </w:p>
-          <w:p>
-            <w:pPr>
-              <w:pBdr>
-                <w:left w:val="single" w:color="C6CEDB" w:sz="4"/>
-              </w:pBdr>
-              <w:shd w:fill="F4F6F9" w:color="auto" w:val="clear"/>
-              <w:spacing w:after="0" w:before="0" w:line="240" w:lineRule="auto"/>
-            </w:pPr>
-            <w:r>
-              <w:rPr>
-                <w:rFonts w:ascii="Consolas" w:cs="Consolas" w:eastAsia="Consolas" w:hAnsi="Consolas"/>
-                <w:sz w:val="17"/>
-                <w:szCs w:val="17"/>
-              </w:rPr>
-              <w:t xml:space="preserve"> </w:t>
-            </w:r>
-          </w:p>
-          <w:p>
-            <w:pPr>
-              <w:pBdr>
-                <w:left w:val="single" w:color="C6CEDB" w:sz="4"/>
-              </w:pBdr>
-              <w:shd w:fill="F4F6F9" w:color="auto" w:val="clear"/>
-              <w:spacing w:after="0" w:before="0" w:line="240" w:lineRule="auto"/>
-            </w:pPr>
-            <w:r>
-              <w:rPr>
-                <w:rFonts w:ascii="Consolas" w:cs="Consolas" w:eastAsia="Consolas" w:hAnsi="Consolas"/>
-                <w:sz w:val="17"/>
-                <w:szCs w:val="17"/>
-              </w:rPr>
-              <w:t xml:space="preserve">this.router.navigate(['/produits']);</w:t>
-            </w:r>
-          </w:p>
-        </w:tc>
-      </w:tr>
-    </w:tbl>
-    <w:p>
-      <w:pPr>
-        <w:spacing w:after="160"/>
-      </w:pPr>
-      <w:r>
-        <w:t xml:space="preserve"/>
-      </w:r>
-    </w:p>
-    <w:p>
-      <w:pPr>
-        <w:spacing w:after="120" w:line="300" w:lineRule="auto"/>
-      </w:pPr>
-      <w:r>
-        <w:rPr>
-          <w:rFonts w:ascii="Consolas" w:cs="Consolas" w:eastAsia="Consolas" w:hAnsi="Consolas"/>
-          <w:color w:val="A31515"/>
-          <w:sz w:val="20"/>
-          <w:szCs w:val="20"/>
-        </w:rPr>
-        <w:t xml:space="preserve">navigate()</w:t>
-      </w:r>
-      <w:r>
-        <w:rPr>
-          <w:sz w:val="20"/>
-          <w:szCs w:val="20"/>
-        </w:rPr>
-        <w:t xml:space="preserve"> prend un tableau de segments, et non une chaîne : </w:t>
-      </w:r>
-      <w:r>
-        <w:rPr>
-          <w:rFonts w:ascii="Consolas" w:cs="Consolas" w:eastAsia="Consolas" w:hAnsi="Consolas"/>
-          <w:color w:val="A31515"/>
-          <w:sz w:val="20"/>
-          <w:szCs w:val="20"/>
-        </w:rPr>
-        <w:t xml:space="preserve">['/produits']</w:t>
-      </w:r>
-      <w:r>
-        <w:rPr>
-          <w:sz w:val="20"/>
-          <w:szCs w:val="20"/>
-        </w:rPr>
-        <w:t xml:space="preserve"> évite les</w:t>
-      </w:r>
-    </w:p>
-    <w:p>
-      <w:pPr>
-        <w:spacing w:after="120" w:line="300" w:lineRule="auto"/>
-      </w:pPr>
-      <w:r>
-        <w:rPr>
-          <w:sz w:val="20"/>
-          <w:szCs w:val="20"/>
-        </w:rPr>
-        <w:t xml:space="preserve">problèmes d'échappement liés à une chaîne contenant des caractères spéciaux. On peut également</w:t>
-      </w:r>
-    </w:p>
-    <w:p>
-      <w:pPr>
-        <w:spacing w:after="120" w:line="300" w:lineRule="auto"/>
-      </w:pPr>
-      <w:r>
-        <w:rPr>
-          <w:sz w:val="20"/>
-          <w:szCs w:val="20"/>
-        </w:rPr>
-        <w:t xml:space="preserve">passer des paramètres :</w:t>
-      </w:r>
-    </w:p>
-    <w:tbl>
-      <w:tblPr>
-        <w:tblW w:type="pct" w:w="5000"/>
-        <w:tblBorders>
-          <w:top w:val="single" w:color="auto" w:sz="4"/>
-          <w:left w:val="single" w:color="auto" w:sz="4"/>
-          <w:bottom w:val="single" w:color="auto" w:sz="4"/>
-          <w:right w:val="single" w:color="auto" w:sz="4"/>
-          <w:insideH w:val="single" w:color="auto" w:sz="4"/>
-          <w:insideV w:val="single" w:color="auto" w:sz="4"/>
-        </w:tblBorders>
-      </w:tblPr>
-      <w:tblGrid>
-        <w:gridCol w:w="9354"/>
-      </w:tblGrid>
-      <w:tr>
-        <w:tc>
-          <w:tcPr>
-            <w:tcBorders>
-              <w:top w:val="single" w:color="C6CEDB" w:sz="4"/>
-              <w:left w:val="single" w:color="C6CEDB" w:sz="4"/>
-              <w:bottom w:val="single" w:color="C6CEDB" w:sz="4"/>
-              <w:right w:val="single" w:color="C6CEDB" w:sz="4"/>
-            </w:tcBorders>
-            <w:shd w:fill="F4F6F9" w:color="auto" w:val="clear"/>
-            <w:tcMar>
-              <w:top w:type="dxa" w:w="60"/>
-              <w:left w:type="dxa" w:w="120"/>
-              <w:bottom w:type="dxa" w:w="60"/>
-              <w:right w:type="dxa" w:w="120"/>
-            </w:tcMar>
-          </w:tcPr>
-          <w:p>
-            <w:pPr>
-              <w:pBdr>
-                <w:top w:val="single" w:color="C6CEDB" w:sz="4"/>
-                <w:left w:val="single" w:color="C6CEDB" w:sz="4"/>
-                <w:right w:val="single" w:color="C6CEDB" w:sz="4"/>
-              </w:pBdr>
-              <w:shd w:fill="E7EDF6" w:color="auto" w:val="clear"/>
-              <w:spacing w:after="40" w:before="80"/>
-            </w:pPr>
-            <w:r>
-              <w:rPr>
-                <w:b/>
-                <w:bCs/>
-                <w:color w:val="0D47A1"/>
-                <w:sz w:val="15"/>
-                <w:szCs w:val="15"/>
-              </w:rPr>
-              <w:t xml:space="preserve">TS</w:t>
-            </w:r>
-          </w:p>
-          <w:p>
-            <w:pPr>
-              <w:pBdr>
-                <w:left w:val="single" w:color="C6CEDB" w:sz="4"/>
-              </w:pBdr>
-              <w:shd w:fill="F4F6F9" w:color="auto" w:val="clear"/>
-              <w:spacing w:after="0" w:before="0" w:line="240" w:lineRule="auto"/>
-            </w:pPr>
-            <w:r>
-              <w:rPr>
-                <w:rFonts w:ascii="Consolas" w:cs="Consolas" w:eastAsia="Consolas" w:hAnsi="Consolas"/>
-                <w:sz w:val="17"/>
-                <w:szCs w:val="17"/>
-              </w:rPr>
-              <w:t xml:space="preserve">this.router.navigate(['/produits/modifier', produit.id]);</w:t>
-            </w:r>
-          </w:p>
-        </w:tc>
-      </w:tr>
-    </w:tbl>
-    <w:p>
-      <w:pPr>
-        <w:spacing w:after="160"/>
-      </w:pPr>
-      <w:r>
-        <w:t xml:space="preserve"/>
-      </w:r>
-    </w:p>
-    <w:p>
-      <w:pPr>
-        <w:pStyle w:val="Heading2"/>
-        <w:spacing w:after="140" w:before="200"/>
-      </w:pPr>
-      <w:r>
-        <w:rPr>
-          <w:b/>
-          <w:bCs/>
-        </w:rPr>
-        <w:t xml:space="preserve">Naviguer dans le template : `routerLink`</w:t>
-      </w:r>
-    </w:p>
-    <w:tbl>
-      <w:tblPr>
-        <w:tblW w:type="pct" w:w="5000"/>
-        <w:tblBorders>
-          <w:top w:val="single" w:color="auto" w:sz="4"/>
-          <w:left w:val="single" w:color="auto" w:sz="4"/>
-          <w:bottom w:val="single" w:color="auto" w:sz="4"/>
-          <w:right w:val="single" w:color="auto" w:sz="4"/>
-          <w:insideH w:val="single" w:color="auto" w:sz="4"/>
-          <w:insideV w:val="single" w:color="auto" w:sz="4"/>
-        </w:tblBorders>
-      </w:tblPr>
-      <w:tblGrid>
-        <w:gridCol w:w="9354"/>
-      </w:tblGrid>
-      <w:tr>
-        <w:tc>
-          <w:tcPr>
-            <w:tcBorders>
-              <w:top w:val="single" w:color="C6CEDB" w:sz="4"/>
-              <w:left w:val="single" w:color="C6CEDB" w:sz="4"/>
-              <w:bottom w:val="single" w:color="C6CEDB" w:sz="4"/>
-              <w:right w:val="single" w:color="C6CEDB" w:sz="4"/>
-            </w:tcBorders>
-            <w:shd w:fill="F4F6F9" w:color="auto" w:val="clear"/>
-            <w:tcMar>
-              <w:top w:type="dxa" w:w="60"/>
-              <w:left w:type="dxa" w:w="120"/>
-              <w:bottom w:type="dxa" w:w="60"/>
-              <w:right w:type="dxa" w:w="120"/>
-            </w:tcMar>
-          </w:tcPr>
-          <w:p>
-            <w:pPr>
-              <w:pBdr>
-                <w:top w:val="single" w:color="C6CEDB" w:sz="4"/>
-                <w:left w:val="single" w:color="C6CEDB" w:sz="4"/>
-                <w:right w:val="single" w:color="C6CEDB" w:sz="4"/>
-              </w:pBdr>
-              <w:shd w:fill="E7EDF6" w:color="auto" w:val="clear"/>
-              <w:spacing w:after="40" w:before="80"/>
-            </w:pPr>
-            <w:r>
-              <w:rPr>
-                <w:b/>
-                <w:bCs/>
-                <w:color w:val="0D47A1"/>
-                <w:sz w:val="15"/>
-                <w:szCs w:val="15"/>
-              </w:rPr>
-              <w:t xml:space="preserve">HTML</w:t>
-            </w:r>
-          </w:p>
-          <w:p>
-            <w:pPr>
-              <w:pBdr>
-                <w:left w:val="single" w:color="C6CEDB" w:sz="4"/>
-              </w:pBdr>
-              <w:shd w:fill="F4F6F9" w:color="auto" w:val="clear"/>
-              <w:spacing w:after="0" w:before="0" w:line="240" w:lineRule="auto"/>
-            </w:pPr>
-            <w:r>
-              <w:rPr>
-                <w:rFonts w:ascii="Consolas" w:cs="Consolas" w:eastAsia="Consolas" w:hAnsi="Consolas"/>
-                <w:sz w:val="17"/>
-                <w:szCs w:val="17"/>
-              </w:rPr>
-              <w:t xml:space="preserve">&lt;a routerLink="/produits/ajouter"&gt;+ Ajouter un produit&lt;/a&gt;</w:t>
-            </w:r>
-          </w:p>
-          <w:p>
-            <w:pPr>
-              <w:pBdr>
-                <w:left w:val="single" w:color="C6CEDB" w:sz="4"/>
-              </w:pBdr>
-              <w:shd w:fill="F4F6F9" w:color="auto" w:val="clear"/>
-              <w:spacing w:after="0" w:before="0" w:line="240" w:lineRule="auto"/>
-            </w:pPr>
-            <w:r>
-              <w:rPr>
-                <w:rFonts w:ascii="Consolas" w:cs="Consolas" w:eastAsia="Consolas" w:hAnsi="Consolas"/>
-                <w:sz w:val="17"/>
-                <w:szCs w:val="17"/>
-              </w:rPr>
-              <w:t xml:space="preserve">&lt;a [routerLink]="['/produits/modifier', produit.id]"&gt;Modifier&lt;/a&gt;</w:t>
-            </w:r>
-          </w:p>
-        </w:tc>
-      </w:tr>
-    </w:tbl>
-    <w:p>
-      <w:pPr>
-        <w:spacing w:after="160"/>
-      </w:pPr>
-      <w:r>
-        <w:t xml:space="preserve"/>
-      </w:r>
-    </w:p>
-    <w:p>
-      <w:pPr>
-        <w:spacing w:after="120" w:line="300" w:lineRule="auto"/>
-      </w:pPr>
-      <w:r>
-        <w:rPr>
-          <w:rFonts w:ascii="Consolas" w:cs="Consolas" w:eastAsia="Consolas" w:hAnsi="Consolas"/>
-          <w:color w:val="A31515"/>
-          <w:sz w:val="20"/>
-          <w:szCs w:val="20"/>
-        </w:rPr>
-        <w:t xml:space="preserve">routerLink</w:t>
-      </w:r>
-      <w:r>
-        <w:rPr>
-          <w:sz w:val="20"/>
-          <w:szCs w:val="20"/>
-        </w:rPr>
-        <w:t xml:space="preserve"> fait la même chose que </w:t>
-      </w:r>
-      <w:r>
-        <w:rPr>
-          <w:rFonts w:ascii="Consolas" w:cs="Consolas" w:eastAsia="Consolas" w:hAnsi="Consolas"/>
-          <w:color w:val="A31515"/>
-          <w:sz w:val="20"/>
-          <w:szCs w:val="20"/>
-        </w:rPr>
-        <w:t xml:space="preserve">navigate()</w:t>
-      </w:r>
-      <w:r>
-        <w:rPr>
-          <w:sz w:val="20"/>
-          <w:szCs w:val="20"/>
-        </w:rPr>
-        <w:t xml:space="preserve">, mais depuis le template. La directive</w:t>
-      </w:r>
-    </w:p>
-    <w:p>
-      <w:pPr>
-        <w:spacing w:after="120" w:line="300" w:lineRule="auto"/>
-      </w:pPr>
-      <w:r>
-        <w:rPr>
-          <w:rFonts w:ascii="Consolas" w:cs="Consolas" w:eastAsia="Consolas" w:hAnsi="Consolas"/>
-          <w:color w:val="A31515"/>
-          <w:sz w:val="20"/>
-          <w:szCs w:val="20"/>
-        </w:rPr>
-        <w:t xml:space="preserve">routerLinkActive</w:t>
-      </w:r>
-      <w:r>
-        <w:rPr>
-          <w:sz w:val="20"/>
-          <w:szCs w:val="20"/>
-        </w:rPr>
-        <w:t xml:space="preserve"> permet de mettre en évidence le lien correspondant à la page affichée :</w:t>
-      </w:r>
-    </w:p>
-    <w:tbl>
-      <w:tblPr>
-        <w:tblW w:type="pct" w:w="5000"/>
-        <w:tblBorders>
-          <w:top w:val="single" w:color="auto" w:sz="4"/>
-          <w:left w:val="single" w:color="auto" w:sz="4"/>
-          <w:bottom w:val="single" w:color="auto" w:sz="4"/>
-          <w:right w:val="single" w:color="auto" w:sz="4"/>
-          <w:insideH w:val="single" w:color="auto" w:sz="4"/>
-          <w:insideV w:val="single" w:color="auto" w:sz="4"/>
-        </w:tblBorders>
-      </w:tblPr>
-      <w:tblGrid>
-        <w:gridCol w:w="9354"/>
-      </w:tblGrid>
-      <w:tr>
-        <w:tc>
-          <w:tcPr>
-            <w:tcBorders>
-              <w:top w:val="single" w:color="C6CEDB" w:sz="4"/>
-              <w:left w:val="single" w:color="C6CEDB" w:sz="4"/>
-              <w:bottom w:val="single" w:color="C6CEDB" w:sz="4"/>
-              <w:right w:val="single" w:color="C6CEDB" w:sz="4"/>
-            </w:tcBorders>
-            <w:shd w:fill="F4F6F9" w:color="auto" w:val="clear"/>
-            <w:tcMar>
-              <w:top w:type="dxa" w:w="60"/>
-              <w:left w:type="dxa" w:w="120"/>
-              <w:bottom w:type="dxa" w:w="60"/>
-              <w:right w:type="dxa" w:w="120"/>
-            </w:tcMar>
-          </w:tcPr>
-          <w:p>
-            <w:pPr>
-              <w:pBdr>
-                <w:top w:val="single" w:color="C6CEDB" w:sz="4"/>
-                <w:left w:val="single" w:color="C6CEDB" w:sz="4"/>
-                <w:right w:val="single" w:color="C6CEDB" w:sz="4"/>
-              </w:pBdr>
-              <w:shd w:fill="E7EDF6" w:color="auto" w:val="clear"/>
-              <w:spacing w:after="40" w:before="80"/>
-            </w:pPr>
-            <w:r>
-              <w:rPr>
-                <w:b/>
-                <w:bCs/>
-                <w:color w:val="0D47A1"/>
-                <w:sz w:val="15"/>
-                <w:szCs w:val="15"/>
-              </w:rPr>
-              <w:t xml:space="preserve">HTML</w:t>
-            </w:r>
-          </w:p>
-          <w:p>
-            <w:pPr>
-              <w:pBdr>
-                <w:left w:val="single" w:color="C6CEDB" w:sz="4"/>
-              </w:pBdr>
-              <w:shd w:fill="F4F6F9" w:color="auto" w:val="clear"/>
-              <w:spacing w:after="0" w:before="0" w:line="240" w:lineRule="auto"/>
-            </w:pPr>
-            <w:r>
-              <w:rPr>
-                <w:rFonts w:ascii="Consolas" w:cs="Consolas" w:eastAsia="Consolas" w:hAnsi="Consolas"/>
-                <w:sz w:val="17"/>
-                <w:szCs w:val="17"/>
-              </w:rPr>
-              <w:t xml:space="preserve">&lt;a routerLink="/produits" routerLinkActive="actif" [routerLinkActiveOptions]="{ exact: true }"&gt;</w:t>
-            </w:r>
-          </w:p>
-          <w:p>
-            <w:pPr>
-              <w:pBdr>
-                <w:left w:val="single" w:color="C6CEDB" w:sz="4"/>
-              </w:pBdr>
-              <w:shd w:fill="F4F6F9" w:color="auto" w:val="clear"/>
-              <w:spacing w:after="0" w:before="0" w:line="240" w:lineRule="auto"/>
-            </w:pPr>
-            <w:r>
-              <w:rPr>
-                <w:rFonts w:ascii="Consolas" w:cs="Consolas" w:eastAsia="Consolas" w:hAnsi="Consolas"/>
-                <w:sz w:val="17"/>
-                <w:szCs w:val="17"/>
-              </w:rPr>
-              <w:t xml:space="preserve">  Liste</w:t>
-            </w:r>
-          </w:p>
-          <w:p>
-            <w:pPr>
-              <w:pBdr>
-                <w:left w:val="single" w:color="C6CEDB" w:sz="4"/>
-              </w:pBdr>
-              <w:shd w:fill="F4F6F9" w:color="auto" w:val="clear"/>
-              <w:spacing w:after="0" w:before="0" w:line="240" w:lineRule="auto"/>
-            </w:pPr>
-            <w:r>
-              <w:rPr>
-                <w:rFonts w:ascii="Consolas" w:cs="Consolas" w:eastAsia="Consolas" w:hAnsi="Consolas"/>
-                <w:sz w:val="17"/>
-                <w:szCs w:val="17"/>
-              </w:rPr>
-              <w:t xml:space="preserve">&lt;/a&gt;</w:t>
-            </w:r>
-          </w:p>
-        </w:tc>
-      </w:tr>
-    </w:tbl>
-    <w:p>
-      <w:pPr>
-        <w:spacing w:after="160"/>
-      </w:pPr>
-      <w:r>
-        <w:t xml:space="preserve"/>
-      </w:r>
-    </w:p>
-    <w:p>
-      <w:pPr>
-        <w:spacing w:after="120" w:line="300" w:lineRule="auto"/>
-      </w:pPr>
-      <w:r>
-        <w:rPr>
-          <w:sz w:val="20"/>
-          <w:szCs w:val="20"/>
-        </w:rPr>
-        <w:t xml:space="preserve">L'option </w:t>
-      </w:r>
-      <w:r>
-        <w:rPr>
-          <w:rFonts w:ascii="Consolas" w:cs="Consolas" w:eastAsia="Consolas" w:hAnsi="Consolas"/>
-          <w:color w:val="A31515"/>
-          <w:sz w:val="20"/>
-          <w:szCs w:val="20"/>
-        </w:rPr>
-        <w:t xml:space="preserve">{ exact: true }</w:t>
-      </w:r>
-      <w:r>
-        <w:rPr>
-          <w:sz w:val="20"/>
-          <w:szCs w:val="20"/>
-        </w:rPr>
-        <w:t xml:space="preserve"> est indispensable : sans elle, </w:t>
-      </w:r>
-      <w:r>
-        <w:rPr>
-          <w:rFonts w:ascii="Consolas" w:cs="Consolas" w:eastAsia="Consolas" w:hAnsi="Consolas"/>
-          <w:color w:val="A31515"/>
-          <w:sz w:val="20"/>
-          <w:szCs w:val="20"/>
-        </w:rPr>
-        <w:t xml:space="preserve">/produits</w:t>
-      </w:r>
-      <w:r>
-        <w:rPr>
-          <w:sz w:val="20"/>
-          <w:szCs w:val="20"/>
-        </w:rPr>
-        <w:t xml:space="preserve"> serait considéré comme actif</w:t>
-      </w:r>
-    </w:p>
-    <w:p>
-      <w:pPr>
-        <w:spacing w:after="120" w:line="300" w:lineRule="auto"/>
-      </w:pPr>
-      <w:r>
-        <w:rPr>
-          <w:sz w:val="20"/>
-          <w:szCs w:val="20"/>
-        </w:rPr>
-        <w:t xml:space="preserve">aussi sur </w:t>
-      </w:r>
-      <w:r>
-        <w:rPr>
-          <w:rFonts w:ascii="Consolas" w:cs="Consolas" w:eastAsia="Consolas" w:hAnsi="Consolas"/>
-          <w:color w:val="A31515"/>
-          <w:sz w:val="20"/>
-          <w:szCs w:val="20"/>
-        </w:rPr>
-        <w:t xml:space="preserve">/produits/modifier/3</w:t>
-      </w:r>
-      <w:r>
-        <w:rPr>
-          <w:sz w:val="20"/>
-          <w:szCs w:val="20"/>
-        </w:rPr>
-        <w:t xml:space="preserve">, puisque le chemin commence par </w:t>
-      </w:r>
-      <w:r>
-        <w:rPr>
-          <w:rFonts w:ascii="Consolas" w:cs="Consolas" w:eastAsia="Consolas" w:hAnsi="Consolas"/>
-          <w:color w:val="A31515"/>
-          <w:sz w:val="20"/>
-          <w:szCs w:val="20"/>
-        </w:rPr>
-        <w:t xml:space="preserve">/produits</w:t>
-      </w:r>
-      <w:r>
-        <w:rPr>
-          <w:sz w:val="20"/>
-          <w:szCs w:val="20"/>
-        </w:rPr>
-        <w:t xml:space="preserve">.</w:t>
-      </w:r>
-    </w:p>
-    <w:p>
-      <w:pPr>
-        <w:pStyle w:val="Heading2"/>
-        <w:spacing w:after="140" w:before="200"/>
-      </w:pPr>
-      <w:r>
-        <w:rPr>
-          <w:b/>
-          <w:bCs/>
-        </w:rPr>
-        <w:t xml:space="preserve">Les paramètres de requête</w:t>
-      </w:r>
-    </w:p>
-    <w:p>
-      <w:pPr>
-        <w:spacing w:after="120" w:line="300" w:lineRule="auto"/>
-      </w:pPr>
-      <w:r>
-        <w:rPr>
-          <w:sz w:val="20"/>
-          <w:szCs w:val="20"/>
-        </w:rPr>
-        <w:t xml:space="preserve">Le routeur distingue les </w:t>
-      </w:r>
-      <w:r>
-        <w:rPr>
-          <w:b/>
-          <w:bCs/>
-          <w:sz w:val="20"/>
-          <w:szCs w:val="20"/>
-        </w:rPr>
-        <w:t xml:space="preserve">paramètres de chemin</w:t>
-      </w:r>
-      <w:r>
-        <w:rPr>
-          <w:sz w:val="20"/>
-          <w:szCs w:val="20"/>
-        </w:rPr>
-        <w:t xml:space="preserve"> (</w:t>
-      </w:r>
-      <w:r>
-        <w:rPr>
-          <w:rFonts w:ascii="Consolas" w:cs="Consolas" w:eastAsia="Consolas" w:hAnsi="Consolas"/>
-          <w:color w:val="A31515"/>
-          <w:sz w:val="20"/>
-          <w:szCs w:val="20"/>
-        </w:rPr>
-        <w:t xml:space="preserve">:id</w:t>
-      </w:r>
-      <w:r>
-        <w:rPr>
-          <w:sz w:val="20"/>
-          <w:szCs w:val="20"/>
-        </w:rPr>
-        <w:t xml:space="preserve">, visibles dans l'URL) des **paramètres</w:t>
-      </w:r>
-    </w:p>
-    <w:p>
-      <w:pPr>
-        <w:spacing w:after="120" w:line="300" w:lineRule="auto"/>
-      </w:pPr>
-      <w:r>
-        <w:rPr>
-          <w:sz w:val="20"/>
-          <w:szCs w:val="20"/>
-        </w:rPr>
-        <w:t xml:space="preserve">de requête** (après le </w:t>
-      </w:r>
-      <w:r>
-        <w:rPr>
-          <w:rFonts w:ascii="Consolas" w:cs="Consolas" w:eastAsia="Consolas" w:hAnsi="Consolas"/>
-          <w:color w:val="A31515"/>
-          <w:sz w:val="20"/>
-          <w:szCs w:val="20"/>
-        </w:rPr>
-        <w:t xml:space="preserve">?</w:t>
-      </w:r>
-      <w:r>
-        <w:rPr>
-          <w:sz w:val="20"/>
-          <w:szCs w:val="20"/>
-        </w:rPr>
-        <w:t xml:space="preserve">, non visibles dans le chemin). Un paramètre de requête est utile pour</w:t>
-      </w:r>
-    </w:p>
-    <w:p>
-      <w:pPr>
-        <w:spacing w:after="120" w:line="300" w:lineRule="auto"/>
-      </w:pPr>
-      <w:r>
-        <w:rPr>
-          <w:sz w:val="20"/>
-          <w:szCs w:val="20"/>
-        </w:rPr>
-        <w:t xml:space="preserve">transmettre un message d'une page à l'autre :</w:t>
-      </w:r>
-    </w:p>
-    <w:tbl>
-      <w:tblPr>
-        <w:tblW w:type="pct" w:w="5000"/>
-        <w:tblBorders>
-          <w:top w:val="single" w:color="auto" w:sz="4"/>
-          <w:left w:val="single" w:color="auto" w:sz="4"/>
-          <w:bottom w:val="single" w:color="auto" w:sz="4"/>
-          <w:right w:val="single" w:color="auto" w:sz="4"/>
-          <w:insideH w:val="single" w:color="auto" w:sz="4"/>
-          <w:insideV w:val="single" w:color="auto" w:sz="4"/>
-        </w:tblBorders>
-      </w:tblPr>
-      <w:tblGrid>
-        <w:gridCol w:w="9354"/>
-      </w:tblGrid>
-      <w:tr>
-        <w:tc>
-          <w:tcPr>
-            <w:tcBorders>
-              <w:top w:val="single" w:color="C6CEDB" w:sz="4"/>
-              <w:left w:val="single" w:color="C6CEDB" w:sz="4"/>
-              <w:bottom w:val="single" w:color="C6CEDB" w:sz="4"/>
-              <w:right w:val="single" w:color="C6CEDB" w:sz="4"/>
-            </w:tcBorders>
-            <w:shd w:fill="F4F6F9" w:color="auto" w:val="clear"/>
-            <w:tcMar>
-              <w:top w:type="dxa" w:w="60"/>
-              <w:left w:type="dxa" w:w="120"/>
-              <w:bottom w:type="dxa" w:w="60"/>
-              <w:right w:type="dxa" w:w="120"/>
-            </w:tcMar>
-          </w:tcPr>
-          <w:p>
-            <w:pPr>
-              <w:pBdr>
-                <w:top w:val="single" w:color="C6CEDB" w:sz="4"/>
-                <w:left w:val="single" w:color="C6CEDB" w:sz="4"/>
-                <w:right w:val="single" w:color="C6CEDB" w:sz="4"/>
-              </w:pBdr>
-              <w:shd w:fill="E7EDF6" w:color="auto" w:val="clear"/>
-              <w:spacing w:after="40" w:before="80"/>
-            </w:pPr>
-            <w:r>
-              <w:rPr>
-                <w:b/>
-                <w:bCs/>
-                <w:color w:val="0D47A1"/>
-                <w:sz w:val="15"/>
-                <w:szCs w:val="15"/>
-              </w:rPr>
-              <w:t xml:space="preserve">TS</w:t>
-            </w:r>
-          </w:p>
-          <w:p>
-            <w:pPr>
-              <w:pBdr>
-                <w:left w:val="single" w:color="C6CEDB" w:sz="4"/>
-              </w:pBdr>
-              <w:shd w:fill="F4F6F9" w:color="auto" w:val="clear"/>
-              <w:spacing w:after="0" w:before="0" w:line="240" w:lineRule="auto"/>
-            </w:pPr>
-            <w:r>
-              <w:rPr>
-                <w:rFonts w:ascii="Consolas" w:cs="Consolas" w:eastAsia="Consolas" w:hAnsi="Consolas"/>
-                <w:sz w:val="17"/>
-                <w:szCs w:val="17"/>
-              </w:rPr>
-              <w:t xml:space="preserve">this.router.navigate(['/produits'], {</w:t>
-            </w:r>
-          </w:p>
-          <w:p>
-            <w:pPr>
-              <w:pBdr>
-                <w:left w:val="single" w:color="C6CEDB" w:sz="4"/>
-              </w:pBdr>
-              <w:shd w:fill="F4F6F9" w:color="auto" w:val="clear"/>
-              <w:spacing w:after="0" w:before="0" w:line="240" w:lineRule="auto"/>
-            </w:pPr>
-            <w:r>
-              <w:rPr>
-                <w:rFonts w:ascii="Consolas" w:cs="Consolas" w:eastAsia="Consolas" w:hAnsi="Consolas"/>
-                <w:sz w:val="17"/>
-                <w:szCs w:val="17"/>
-              </w:rPr>
-              <w:t xml:space="preserve">  queryParams: { modifie: this.produitForm.getRawValue().nom },</w:t>
-            </w:r>
-          </w:p>
-          <w:p>
-            <w:pPr>
-              <w:pBdr>
-                <w:left w:val="single" w:color="C6CEDB" w:sz="4"/>
-              </w:pBdr>
-              <w:shd w:fill="F4F6F9" w:color="auto" w:val="clear"/>
-              <w:spacing w:after="0" w:before="0" w:line="240" w:lineRule="auto"/>
-            </w:pPr>
-            <w:r>
-              <w:rPr>
-                <w:rFonts w:ascii="Consolas" w:cs="Consolas" w:eastAsia="Consolas" w:hAnsi="Consolas"/>
-                <w:sz w:val="17"/>
-                <w:szCs w:val="17"/>
-              </w:rPr>
-              <w:t xml:space="preserve">});</w:t>
-            </w:r>
-          </w:p>
-        </w:tc>
-      </w:tr>
-    </w:tbl>
-    <w:p>
-      <w:pPr>
-        <w:spacing w:after="160"/>
-      </w:pPr>
-      <w:r>
-        <w:t xml:space="preserve"/>
-      </w:r>
-    </w:p>
-    <w:tbl>
-      <w:tblPr>
-        <w:tblW w:type="pct" w:w="5000"/>
-        <w:tblBorders>
-          <w:top w:val="single" w:color="auto" w:sz="4"/>
-          <w:left w:val="single" w:color="auto" w:sz="4"/>
-          <w:bottom w:val="single" w:color="auto" w:sz="4"/>
-          <w:right w:val="single" w:color="auto" w:sz="4"/>
-          <w:insideH w:val="single" w:color="auto" w:sz="4"/>
-          <w:insideV w:val="single" w:color="auto" w:sz="4"/>
-        </w:tblBorders>
-      </w:tblPr>
-      <w:tblGrid>
-        <w:gridCol w:w="9354"/>
-      </w:tblGrid>
-      <w:tr>
-        <w:tc>
-          <w:tcPr>
-            <w:tcBorders>
-              <w:top w:val="single" w:color="C6CEDB" w:sz="4"/>
-              <w:left w:val="single" w:color="C6CEDB" w:sz="4"/>
-              <w:bottom w:val="single" w:color="C6CEDB" w:sz="4"/>
-              <w:right w:val="single" w:color="C6CEDB" w:sz="4"/>
-            </w:tcBorders>
-            <w:shd w:fill="F4F6F9" w:color="auto" w:val="clear"/>
-            <w:tcMar>
-              <w:top w:type="dxa" w:w="60"/>
-              <w:left w:type="dxa" w:w="120"/>
-              <w:bottom w:type="dxa" w:w="60"/>
-              <w:right w:type="dxa" w:w="120"/>
-            </w:tcMar>
-          </w:tcPr>
-          <w:p>
-            <w:pPr>
-              <w:pBdr>
-                <w:top w:val="single" w:color="C6CEDB" w:sz="4"/>
-                <w:left w:val="single" w:color="C6CEDB" w:sz="4"/>
-                <w:right w:val="single" w:color="C6CEDB" w:sz="4"/>
-              </w:pBdr>
-              <w:shd w:fill="E7EDF6" w:color="auto" w:val="clear"/>
-              <w:spacing w:after="40" w:before="80"/>
-            </w:pPr>
-            <w:r>
-              <w:rPr>
-                <w:b/>
-                <w:bCs/>
-                <w:color w:val="0D47A1"/>
-                <w:sz w:val="15"/>
-                <w:szCs w:val="15"/>
-              </w:rPr>
-              <w:t xml:space="preserve">TS</w:t>
-            </w:r>
-          </w:p>
-          <w:p>
-            <w:pPr>
-              <w:pBdr>
-                <w:left w:val="single" w:color="C6CEDB" w:sz="4"/>
-              </w:pBdr>
-              <w:shd w:fill="F4F6F9" w:color="auto" w:val="clear"/>
-              <w:spacing w:after="0" w:before="0" w:line="240" w:lineRule="auto"/>
-            </w:pPr>
-            <w:r>
-              <w:rPr>
-                <w:rFonts w:ascii="Consolas" w:cs="Consolas" w:eastAsia="Consolas" w:hAnsi="Consolas"/>
-                <w:sz w:val="17"/>
-                <w:szCs w:val="17"/>
-              </w:rPr>
-              <w:t xml:space="preserve">// Réception dans ProductList</w:t>
-            </w:r>
-          </w:p>
-          <w:p>
-            <w:pPr>
-              <w:pBdr>
-                <w:left w:val="single" w:color="C6CEDB" w:sz="4"/>
-              </w:pBdr>
-              <w:shd w:fill="F4F6F9" w:color="auto" w:val="clear"/>
-              <w:spacing w:after="0" w:before="0" w:line="240" w:lineRule="auto"/>
-            </w:pPr>
-            <w:r>
-              <w:rPr>
-                <w:rFonts w:ascii="Consolas" w:cs="Consolas" w:eastAsia="Consolas" w:hAnsi="Consolas"/>
-                <w:sz w:val="17"/>
-                <w:szCs w:val="17"/>
-              </w:rPr>
-              <w:t xml:space="preserve">protected readonly nomModifie = signal&lt;string | null&gt;(</w:t>
-            </w:r>
-          </w:p>
-          <w:p>
-            <w:pPr>
-              <w:pBdr>
-                <w:left w:val="single" w:color="C6CEDB" w:sz="4"/>
-              </w:pBdr>
-              <w:shd w:fill="F4F6F9" w:color="auto" w:val="clear"/>
-              <w:spacing w:after="0" w:before="0" w:line="240" w:lineRule="auto"/>
-            </w:pPr>
-            <w:r>
-              <w:rPr>
-                <w:rFonts w:ascii="Consolas" w:cs="Consolas" w:eastAsia="Consolas" w:hAnsi="Consolas"/>
-                <w:sz w:val="17"/>
-                <w:szCs w:val="17"/>
-              </w:rPr>
-              <w:t xml:space="preserve">  this.route.snapshot.queryParamMap.get('modifie'),</w:t>
-            </w:r>
-          </w:p>
-          <w:p>
-            <w:pPr>
-              <w:pBdr>
-                <w:left w:val="single" w:color="C6CEDB" w:sz="4"/>
-              </w:pBdr>
-              <w:shd w:fill="F4F6F9" w:color="auto" w:val="clear"/>
-              <w:spacing w:after="0" w:before="0" w:line="240" w:lineRule="auto"/>
-            </w:pPr>
-            <w:r>
-              <w:rPr>
-                <w:rFonts w:ascii="Consolas" w:cs="Consolas" w:eastAsia="Consolas" w:hAnsi="Consolas"/>
-                <w:sz w:val="17"/>
-                <w:szCs w:val="17"/>
-              </w:rPr>
-              <w:t xml:space="preserve">);</w:t>
-            </w:r>
-          </w:p>
-        </w:tc>
-      </w:tr>
-    </w:tbl>
-    <w:p>
-      <w:pPr>
-        <w:spacing w:after="160"/>
-      </w:pPr>
-      <w:r>
-        <w:t xml:space="preserve"/>
-      </w:r>
-    </w:p>
-    <w:p>
-      <w:pPr>
-        <w:spacing w:after="120" w:line="300" w:lineRule="auto"/>
-      </w:pPr>
-      <w:r>
-        <w:rPr>
-          <w:sz w:val="20"/>
-          <w:szCs w:val="20"/>
-        </w:rPr>
-        <w:t xml:space="preserve">La confirmation s'affiche alors en haut du tableau :</w:t>
-      </w:r>
-    </w:p>
-    <w:tbl>
-      <w:tblPr>
-        <w:tblW w:type="pct" w:w="5000"/>
-        <w:tblBorders>
-          <w:top w:val="single" w:color="auto" w:sz="4"/>
-          <w:left w:val="single" w:color="auto" w:sz="4"/>
-          <w:bottom w:val="single" w:color="auto" w:sz="4"/>
-          <w:right w:val="single" w:color="auto" w:sz="4"/>
-          <w:insideH w:val="single" w:color="auto" w:sz="4"/>
-          <w:insideV w:val="single" w:color="auto" w:sz="4"/>
-        </w:tblBorders>
-      </w:tblPr>
-      <w:tblGrid>
-        <w:gridCol w:w="9354"/>
-      </w:tblGrid>
-      <w:tr>
-        <w:tc>
-          <w:tcPr>
-            <w:tcBorders>
-              <w:top w:val="single" w:color="C6CEDB" w:sz="4"/>
-              <w:left w:val="single" w:color="C6CEDB" w:sz="4"/>
-              <w:bottom w:val="single" w:color="C6CEDB" w:sz="4"/>
-              <w:right w:val="single" w:color="C6CEDB" w:sz="4"/>
-            </w:tcBorders>
-            <w:shd w:fill="F4F6F9" w:color="auto" w:val="clear"/>
-            <w:tcMar>
-              <w:top w:type="dxa" w:w="60"/>
-              <w:left w:type="dxa" w:w="120"/>
-              <w:bottom w:type="dxa" w:w="60"/>
-              <w:right w:type="dxa" w:w="120"/>
-            </w:tcMar>
-          </w:tcPr>
-          <w:p>
-            <w:pPr>
-              <w:pBdr>
-                <w:top w:val="single" w:color="C6CEDB" w:sz="4"/>
-                <w:left w:val="single" w:color="C6CEDB" w:sz="4"/>
-                <w:right w:val="single" w:color="C6CEDB" w:sz="4"/>
-              </w:pBdr>
-              <w:shd w:fill="E7EDF6" w:color="auto" w:val="clear"/>
-              <w:spacing w:after="40" w:before="80"/>
-            </w:pPr>
-            <w:r>
-              <w:rPr>
-                <w:b/>
-                <w:bCs/>
-                <w:color w:val="0D47A1"/>
-                <w:sz w:val="15"/>
-                <w:szCs w:val="15"/>
-              </w:rPr>
-              <w:t xml:space="preserve">HTML</w:t>
-            </w:r>
-          </w:p>
-          <w:p>
-            <w:pPr>
-              <w:pBdr>
-                <w:left w:val="single" w:color="C6CEDB" w:sz="4"/>
-              </w:pBdr>
-              <w:shd w:fill="F4F6F9" w:color="auto" w:val="clear"/>
-              <w:spacing w:after="0" w:before="0" w:line="240" w:lineRule="auto"/>
-            </w:pPr>
-            <w:r>
-              <w:rPr>
-                <w:rFonts w:ascii="Consolas" w:cs="Consolas" w:eastAsia="Consolas" w:hAnsi="Consolas"/>
-                <w:sz w:val="17"/>
-                <w:szCs w:val="17"/>
-              </w:rPr>
-              <w:t xml:space="preserve">@if (nomModifie()) {</w:t>
-            </w:r>
-          </w:p>
-          <w:p>
-            <w:pPr>
-              <w:pBdr>
-                <w:left w:val="single" w:color="C6CEDB" w:sz="4"/>
-              </w:pBdr>
-              <w:shd w:fill="F4F6F9" w:color="auto" w:val="clear"/>
-              <w:spacing w:after="0" w:before="0" w:line="240" w:lineRule="auto"/>
-            </w:pPr>
-            <w:r>
-              <w:rPr>
-                <w:rFonts w:ascii="Consolas" w:cs="Consolas" w:eastAsia="Consolas" w:hAnsi="Consolas"/>
-                <w:sz w:val="17"/>
-                <w:szCs w:val="17"/>
-              </w:rPr>
-              <w:t xml:space="preserve">  &lt;div class="alerte-confirmation"&gt;</w:t>
-            </w:r>
-          </w:p>
-          <w:p>
-            <w:pPr>
-              <w:pBdr>
-                <w:left w:val="single" w:color="C6CEDB" w:sz="4"/>
-              </w:pBdr>
-              <w:shd w:fill="F4F6F9" w:color="auto" w:val="clear"/>
-              <w:spacing w:after="0" w:before="0" w:line="240" w:lineRule="auto"/>
-            </w:pPr>
-            <w:r>
-              <w:rPr>
-                <w:rFonts w:ascii="Consolas" w:cs="Consolas" w:eastAsia="Consolas" w:hAnsi="Consolas"/>
-                <w:sz w:val="17"/>
-                <w:szCs w:val="17"/>
-              </w:rPr>
-              <w:t xml:space="preserve">    Produit « {{ nomModifie() }} » modifié avec succès.</w:t>
-            </w:r>
-          </w:p>
-          <w:p>
-            <w:pPr>
-              <w:pBdr>
-                <w:left w:val="single" w:color="C6CEDB" w:sz="4"/>
-              </w:pBdr>
-              <w:shd w:fill="F4F6F9" w:color="auto" w:val="clear"/>
-              <w:spacing w:after="0" w:before="0" w:line="240" w:lineRule="auto"/>
-            </w:pPr>
-            <w:r>
-              <w:rPr>
-                <w:rFonts w:ascii="Consolas" w:cs="Consolas" w:eastAsia="Consolas" w:hAnsi="Consolas"/>
-                <w:sz w:val="17"/>
-                <w:szCs w:val="17"/>
-              </w:rPr>
-              <w:t xml:space="preserve">    &lt;a href="#" (click)="fermerMessage(); $event.preventDefault()"&gt;Fermer&lt;/a&gt;</w:t>
-            </w:r>
-          </w:p>
-          <w:p>
-            <w:pPr>
-              <w:pBdr>
-                <w:left w:val="single" w:color="C6CEDB" w:sz="4"/>
-              </w:pBdr>
-              <w:shd w:fill="F4F6F9" w:color="auto" w:val="clear"/>
-              <w:spacing w:after="0" w:before="0" w:line="240" w:lineRule="auto"/>
-            </w:pPr>
-            <w:r>
-              <w:rPr>
-                <w:rFonts w:ascii="Consolas" w:cs="Consolas" w:eastAsia="Consolas" w:hAnsi="Consolas"/>
-                <w:sz w:val="17"/>
-                <w:szCs w:val="17"/>
-              </w:rPr>
-              <w:t xml:space="preserve">  &lt;/div&gt;</w:t>
-            </w:r>
-          </w:p>
-          <w:p>
-            <w:pPr>
-              <w:pBdr>
-                <w:left w:val="single" w:color="C6CEDB" w:sz="4"/>
-              </w:pBdr>
-              <w:shd w:fill="F4F6F9" w:color="auto" w:val="clear"/>
-              <w:spacing w:after="0" w:before="0" w:line="240" w:lineRule="auto"/>
-            </w:pPr>
-            <w:r>
-              <w:rPr>
-                <w:rFonts w:ascii="Consolas" w:cs="Consolas" w:eastAsia="Consolas" w:hAnsi="Consolas"/>
-                <w:sz w:val="17"/>
-                <w:szCs w:val="17"/>
-              </w:rPr>
-              <w:t xml:space="preserve">}</w:t>
-            </w:r>
-          </w:p>
-        </w:tc>
-      </w:tr>
-    </w:tbl>
-    <w:p>
-      <w:pPr>
-        <w:spacing w:after="160"/>
-      </w:pPr>
-      <w:r>
-        <w:t xml:space="preserve"/>
+        <w:t xml:space="preserve">par exemple n'afficher la liste que si l'utilisateur a bien modifié le produit.</w:t>
       </w:r>
     </w:p>
     <w:p>
@@ -14694,7 +13991,7 @@
       <w:r>
         <w:drawing>
           <wp:inline distT="0" distB="0" distL="0" distR="0">
-            <wp:extent cx="5905500" cy="3695700"/>
+            <wp:extent cx="5905500" cy="4552950"/>
             <wp:effectExtent t="0" r="0" b="0" l="0"/>
             <wp:docPr id="9" name="" descr="" title=""/>
             <wp:cNvGraphicFramePr>
@@ -14710,7 +14007,7 @@
                     </pic:cNvPicPr>
                   </pic:nvPicPr>
                   <pic:blipFill>
-                    <a:blip r:embed="rId13" cstate="none"/>
+                    <a:blip r:embed="rId15" cstate="none"/>
                     <a:srcRect/>
                     <a:stretch>
                       <a:fillRect/>
@@ -14719,7 +14016,7 @@
                   <pic:spPr bwMode="auto">
                     <a:xfrm>
                       <a:off x="0" y="0"/>
-                      <a:ext cx="5905500" cy="3695700"/>
+                      <a:ext cx="5905500" cy="4552950"/>
                     </a:xfrm>
                     <a:prstGeom prst="rect">
                       <a:avLst/>
@@ -14734,105 +14031,36 @@
     </w:p>
     <w:p>
       <w:pPr>
-        <w:spacing w:after="200"/>
-      </w:pPr>
-      <w:r>
-        <w:t xml:space="preserve"/>
-      </w:r>
-    </w:p>
-    <w:p>
-      <w:pPr>
-        <w:spacing w:after="120" w:line="300" w:lineRule="auto"/>
+        <w:spacing w:after="40"/>
+        <w:jc w:val="center"/>
       </w:pPr>
       <w:r>
         <w:rPr>
           <w:b/>
           <w:bCs/>
-          <w:sz w:val="20"/>
-          <w:szCs w:val="20"/>
-        </w:rPr>
-        <w:t xml:space="preserve">Figure 10.7</w:t>
-      </w:r>
-      <w:r>
-        <w:rPr>
-          <w:sz w:val="20"/>
-          <w:szCs w:val="20"/>
-        </w:rPr>
-        <w:t xml:space="preserve"> — La barre d'adresse après la modification : </w:t>
-      </w:r>
+        </w:rPr>
+        <w:t xml:space="preserve">Figure 10.5</w:t>
+      </w:r>
+      <w:r>
+        <w:t xml:space="preserve"> — Le bouton « Annuler » du formulaire : un clic appelle</w:t>
+      </w:r>
+    </w:p>
+    <w:p>
+      <w:pPr>
+        <w:spacing w:after="0"/>
+        <w:jc w:val="both"/>
+      </w:pPr>
       <w:r>
         <w:rPr>
           <w:rFonts w:ascii="Consolas" w:cs="Consolas" w:eastAsia="Consolas" w:hAnsi="Consolas"/>
           <w:color w:val="A31515"/>
-          <w:sz w:val="20"/>
-          <w:szCs w:val="20"/>
-        </w:rPr>
-        <w:t xml:space="preserve">localhost:4200/produits?modifie=Lattes</w:t>
-      </w:r>
-      <w:r>
-        <w:rPr>
-          <w:sz w:val="20"/>
-          <w:szCs w:val="20"/>
-        </w:rPr>
-        <w:t xml:space="preserve">,</w:t>
-      </w:r>
-    </w:p>
-    <w:p>
-      <w:pPr>
-        <w:spacing w:after="120" w:line="300" w:lineRule="auto"/>
-      </w:pPr>
-      <w:r>
-        <w:rPr>
-          <w:sz w:val="20"/>
-          <w:szCs w:val="20"/>
-        </w:rPr>
-        <w:t xml:space="preserve">avec le message de confirmation affiché au-dessus du tableau.</w:t>
-      </w:r>
-    </w:p>
-    <w:p>
-      <w:pPr>
-        <w:spacing w:after="60" w:before="120"/>
-        <w:jc w:val="center"/>
-      </w:pPr>
-      <w:r>
-        <w:drawing>
-          <wp:inline distT="0" distB="0" distL="0" distR="0">
-            <wp:extent cx="5905500" cy="3695700"/>
-            <wp:effectExtent t="0" r="0" b="0" l="0"/>
-            <wp:docPr id="10" name="" descr="" title=""/>
-            <wp:cNvGraphicFramePr>
-              <a:graphicFrameLocks xmlns:a="http://schemas.openxmlformats.org/drawingml/2006/main" noChangeAspect="1"/>
-            </wp:cNvGraphicFramePr>
-            <a:graphic xmlns:a="http://schemas.openxmlformats.org/drawingml/2006/main">
-              <a:graphicData uri="http://schemas.openxmlformats.org/drawingml/2006/picture">
-                <pic:pic xmlns:pic="http://schemas.openxmlformats.org/drawingml/2006/picture">
-                  <pic:nvPicPr>
-                    <pic:cNvPr id="0" name="" descr=""/>
-                    <pic:cNvPicPr>
-                      <a:picLocks noChangeAspect="1" noChangeArrowheads="1"/>
-                    </pic:cNvPicPr>
-                  </pic:nvPicPr>
-                  <pic:blipFill>
-                    <a:blip r:embed="rId8" cstate="none"/>
-                    <a:srcRect/>
-                    <a:stretch>
-                      <a:fillRect/>
-                    </a:stretch>
-                  </pic:blipFill>
-                  <pic:spPr bwMode="auto">
-                    <a:xfrm>
-                      <a:off x="0" y="0"/>
-                      <a:ext cx="5905500" cy="3695700"/>
-                    </a:xfrm>
-                    <a:prstGeom prst="rect">
-                      <a:avLst/>
-                    </a:prstGeom>
-                  </pic:spPr>
-                </pic:pic>
-              </a:graphicData>
-            </a:graphic>
-          </wp:inline>
-        </w:drawing>
+          <w:sz w:val="19"/>
+          <w:szCs w:val="19"/>
+        </w:rPr>
+        <w:t xml:space="preserve">router.navigate(['/produits'])</w:t>
+      </w:r>
+      <w:r>
+        <w:t xml:space="preserve"> et ramène l'utilisateur sur la page liste.</w:t>
       </w:r>
     </w:p>
     <w:p>
@@ -14841,27 +14069,6 @@
       </w:pPr>
       <w:r>
         <w:t xml:space="preserve"/>
-      </w:r>
-    </w:p>
-    <w:p>
-      <w:pPr>
-        <w:spacing w:after="120" w:line="300" w:lineRule="auto"/>
-      </w:pPr>
-      <w:r>
-        <w:rPr>
-          <w:b/>
-          <w:bCs/>
-          <w:sz w:val="20"/>
-          <w:szCs w:val="20"/>
-        </w:rPr>
-        <w:t xml:space="preserve">Figure 10.8</w:t>
-      </w:r>
-      <w:r>
-        <w:rPr>
-          <w:sz w:val="20"/>
-          <w:szCs w:val="20"/>
-        </w:rPr>
-        <w:t xml:space="preserve"> — Les deux onglets de la barre de navigation, avec l'onglet actif surligné.</w:t>
       </w:r>
     </w:p>
     <w:p>
@@ -16259,7 +15466,7 @@
           <wp:inline distT="0" distB="0" distL="0" distR="0">
             <wp:extent cx="5905500" cy="3695700"/>
             <wp:effectExtent t="0" r="0" b="0" l="0"/>
-            <wp:docPr id="11" name="" descr="" title=""/>
+            <wp:docPr id="10" name="" descr="" title=""/>
             <wp:cNvGraphicFramePr>
               <a:graphicFrameLocks xmlns:a="http://schemas.openxmlformats.org/drawingml/2006/main" noChangeAspect="1"/>
             </wp:cNvGraphicFramePr>
@@ -16297,43 +15504,35 @@
     </w:p>
     <w:p>
       <w:pPr>
-        <w:spacing w:after="200"/>
-      </w:pPr>
-      <w:r>
-        <w:t xml:space="preserve"/>
-      </w:r>
-    </w:p>
-    <w:p>
-      <w:pPr>
-        <w:spacing w:after="120" w:line="300" w:lineRule="auto"/>
+        <w:spacing w:after="40"/>
+        <w:jc w:val="center"/>
       </w:pPr>
       <w:r>
         <w:rPr>
           <w:b/>
           <w:bCs/>
-          <w:sz w:val="20"/>
-          <w:szCs w:val="20"/>
-        </w:rPr>
-        <w:t xml:space="preserve">Figure 10.9</w:t>
-      </w:r>
-      <w:r>
-        <w:rPr>
-          <w:sz w:val="20"/>
-          <w:szCs w:val="20"/>
-        </w:rPr>
-        <w:t xml:space="preserve"> — Case à cocher « Afficher le champ Id Produit » décochée : le champ est absent</w:t>
-      </w:r>
-    </w:p>
-    <w:p>
-      <w:pPr>
-        <w:spacing w:after="120" w:line="300" w:lineRule="auto"/>
-      </w:pPr>
-      <w:r>
-        <w:rPr>
-          <w:sz w:val="20"/>
-          <w:szCs w:val="20"/>
-        </w:rPr>
-        <w:t xml:space="preserve">du formulaire.</w:t>
+        </w:rPr>
+        <w:t xml:space="preserve">Figure 10.6</w:t>
+      </w:r>
+      <w:r>
+        <w:t xml:space="preserve"> — Solution A : la case « Afficher le champ Id Produit » est décochée, le champ</w:t>
+      </w:r>
+    </w:p>
+    <w:p>
+      <w:pPr>
+        <w:spacing w:after="0"/>
+        <w:jc w:val="both"/>
+      </w:pPr>
+      <w:r>
+        <w:t xml:space="preserve">n'est pas rendu dans le formulaire.</w:t>
+      </w:r>
+    </w:p>
+    <w:p>
+      <w:pPr>
+        <w:spacing w:after="200"/>
+      </w:pPr>
+      <w:r>
+        <w:t xml:space="preserve"/>
       </w:r>
     </w:p>
     <w:p>
@@ -16346,7 +15545,7 @@
           <wp:inline distT="0" distB="0" distL="0" distR="0">
             <wp:extent cx="5905500" cy="3695700"/>
             <wp:effectExtent t="0" r="0" b="0" l="0"/>
-            <wp:docPr id="12" name="" descr="" title=""/>
+            <wp:docPr id="11" name="" descr="" title=""/>
             <wp:cNvGraphicFramePr>
               <a:graphicFrameLocks xmlns:a="http://schemas.openxmlformats.org/drawingml/2006/main" noChangeAspect="1"/>
             </wp:cNvGraphicFramePr>
@@ -16360,7 +15559,7 @@
                     </pic:cNvPicPr>
                   </pic:nvPicPr>
                   <pic:blipFill>
-                    <a:blip r:embed="rId15" cstate="none"/>
+                    <a:blip r:embed="rId16" cstate="none"/>
                     <a:srcRect/>
                     <a:stretch>
                       <a:fillRect/>
@@ -16384,43 +15583,56 @@
     </w:p>
     <w:p>
       <w:pPr>
-        <w:spacing w:after="200"/>
-      </w:pPr>
-      <w:r>
-        <w:t xml:space="preserve"/>
-      </w:r>
-    </w:p>
-    <w:p>
-      <w:pPr>
-        <w:spacing w:after="120" w:line="300" w:lineRule="auto"/>
+        <w:spacing w:after="40"/>
+        <w:jc w:val="center"/>
       </w:pPr>
       <w:r>
         <w:rPr>
           <w:b/>
           <w:bCs/>
-          <w:sz w:val="20"/>
-          <w:szCs w:val="20"/>
-        </w:rPr>
-        <w:t xml:space="preserve">Figure 10.10</w:t>
-      </w:r>
-      <w:r>
-        <w:rPr>
-          <w:sz w:val="20"/>
-          <w:szCs w:val="20"/>
-        </w:rPr>
-        <w:t xml:space="preserve"> — Case cochée : le champ « Id Produit » apparaît, grisé, avec le message</w:t>
-      </w:r>
-    </w:p>
-    <w:p>
-      <w:pPr>
-        <w:spacing w:after="120" w:line="300" w:lineRule="auto"/>
-      </w:pPr>
-      <w:r>
-        <w:rPr>
-          <w:sz w:val="20"/>
-          <w:szCs w:val="20"/>
-        </w:rPr>
-        <w:t xml:space="preserve">« Champ en lecture seule : l'identifiant ne peut pas être modifié. »</w:t>
+        </w:rPr>
+        <w:t xml:space="preserve">Figure 10.7</w:t>
+      </w:r>
+      <w:r>
+        <w:t xml:space="preserve"> — Solution B : la case est cochée, le champ « Id Produit » apparaît grisé avec</w:t>
+      </w:r>
+    </w:p>
+    <w:p>
+      <w:pPr>
+        <w:spacing w:after="0"/>
+        <w:jc w:val="both"/>
+      </w:pPr>
+      <w:r>
+        <w:t xml:space="preserve">l'attribut </w:t>
+      </w:r>
+      <w:r>
+        <w:rPr>
+          <w:rFonts w:ascii="Consolas" w:cs="Consolas" w:eastAsia="Consolas" w:hAnsi="Consolas"/>
+          <w:color w:val="A31515"/>
+          <w:sz w:val="19"/>
+          <w:szCs w:val="19"/>
+        </w:rPr>
+        <w:t xml:space="preserve">readonly</w:t>
+      </w:r>
+      <w:r>
+        <w:t xml:space="preserve"> et le message « Champ en lecture seule : l'identifiant ne peut pas être</w:t>
+      </w:r>
+    </w:p>
+    <w:p>
+      <w:pPr>
+        <w:spacing w:after="0"/>
+        <w:jc w:val="both"/>
+      </w:pPr>
+      <w:r>
+        <w:t xml:space="preserve">modifié. »</w:t>
+      </w:r>
+    </w:p>
+    <w:p>
+      <w:pPr>
+        <w:spacing w:after="200"/>
+      </w:pPr>
+      <w:r>
+        <w:t xml:space="preserve"/>
       </w:r>
     </w:p>
     <w:p>
@@ -18457,81 +17669,6 @@
     <w:p>
       <w:pPr>
         <w:spacing w:after="160"/>
-      </w:pPr>
-      <w:r>
-        <w:t xml:space="preserve"/>
-      </w:r>
-    </w:p>
-    <w:tbl>
-      <w:tblPr>
-        <w:tblW w:type="pct" w:w="5000"/>
-        <w:tblBorders>
-          <w:top w:val="single" w:color="auto" w:sz="4"/>
-          <w:left w:val="single" w:color="auto" w:sz="4"/>
-          <w:bottom w:val="single" w:color="auto" w:sz="4"/>
-          <w:right w:val="single" w:color="auto" w:sz="4"/>
-          <w:insideH w:val="single" w:color="auto" w:sz="4"/>
-          <w:insideV w:val="single" w:color="auto" w:sz="4"/>
-        </w:tblBorders>
-      </w:tblPr>
-      <w:tblGrid>
-        <w:gridCol w:w="9354"/>
-      </w:tblGrid>
-      <w:tr>
-        <w:tc>
-          <w:tcPr>
-            <w:tcBorders>
-              <w:top w:val="dashed" w:color="9BB0C9" w:sz="6"/>
-              <w:left w:val="dashed" w:color="9BB0C9" w:sz="6"/>
-              <w:bottom w:val="dashed" w:color="9BB0C9" w:sz="6"/>
-              <w:right w:val="dashed" w:color="9BB0C9" w:sz="6"/>
-            </w:tcBorders>
-            <w:shd w:fill="F7F9FC" w:color="auto" w:val="clear"/>
-            <w:tcMar>
-              <w:top w:type="dxa" w:w="140"/>
-              <w:left w:type="dxa" w:w="160"/>
-              <w:bottom w:type="dxa" w:w="140"/>
-              <w:right w:type="dxa" w:w="160"/>
-            </w:tcMar>
-          </w:tcPr>
-          <w:p>
-            <w:pPr>
-              <w:spacing w:after="80"/>
-              <w:jc w:val="center"/>
-            </w:pPr>
-            <w:r>
-              <w:rPr>
-                <w:b/>
-                <w:bCs/>
-                <w:color w:val="7A8899"/>
-                <w:sz w:val="18"/>
-                <w:szCs w:val="18"/>
-              </w:rPr>
-              <w:t xml:space="preserve">▢  CAPTURE D’ÉCRAN À INSÉRER  ▢</w:t>
-            </w:r>
-          </w:p>
-          <w:p>
-            <w:pPr>
-              <w:spacing w:after="40"/>
-              <w:jc w:val="center"/>
-            </w:pPr>
-            <w:r>
-              <w:rPr>
-                <w:b/>
-                <w:bCs/>
-              </w:rPr>
-              <w:t xml:space="preserve">Figure T.1</w:t>
-            </w:r>
-            <w:r>
-              <w:t xml:space="preserve"> — Résumé des tests dans le tableau ci-dessus, après exécution.</w:t>
-            </w:r>
-          </w:p>
-        </w:tc>
-      </w:tr>
-    </w:tbl>
-    <w:p>
-      <w:pPr>
-        <w:spacing w:after="200"/>
       </w:pPr>
       <w:r>
         <w:t xml:space="preserve"/>
